--- a/clients/nicolette_scott/Nicolette_Scott_2Day_Training_Plan.docx
+++ b/clients/nicolette_scott/Nicolette_Scott_2Day_Training_Plan.docx
@@ -12618,7 +12618,7 @@
           <w:sz w:val="17"/>
           <w:szCs w:val="17"/>
         </w:rPr>
-        <w:t xml:space="preserve">Styku rescan recommended at 8 weeks — ALST Index (currently 5.52, close to the At-Risk boundary) is the top metric to watch; also track Shape Score (currently 85, Excellent — maintain) and the leg segmental gap (currently 0.5 lbs, right at the asymmetry trigger — should reduce with left-led unilateral programming).</w:t>
+        <w:t xml:space="preserve">Styku rescan recommended at 8 weeks — ALST Index (currently 5.52, close to the At-Risk boundary) is the top metric to watch; also track BMI (currently 18.6, only 0.1 above the Underweight cutoff — watch it doesn't drop further as training volume increases), Shape Score (currently 85, Excellent — maintain), and the leg segmental gap (currently 0.5 lbs, right at the asymmetry trigger — should reduce with left-led unilateral programming).</w:t>
       </w:r>
     </w:p>
     <w:p>

--- a/clients/nicolette_scott/Nicolette_Scott_2Day_Training_Plan.docx
+++ b/clients/nicolette_scott/Nicolette_Scott_2Day_Training_Plan.docx
@@ -426,7 +426,7 @@
                 <w:sz w:val="13"/>
                 <w:szCs w:val="13"/>
               </w:rPr>
-              <w:t xml:space="preserve">Bone Mass</w:t>
+              <w:t xml:space="preserve">Bone Mass (Styku est.)</w:t>
             </w:r>
           </w:p>
           <w:p>

--- a/clients/nicolette_scott/Nicolette_Scott_2Day_Training_Plan.docx
+++ b/clients/nicolette_scott/Nicolette_Scott_2Day_Training_Plan.docx
@@ -2463,7 +2463,7 @@
           <w:sz w:val="17"/>
           <w:szCs w:val="17"/>
         </w:rPr>
-        <w:t xml:space="preserve">Shape Score 85/100 (Excellent). Body Fat 26.6% (Fit — lower than 70% of peers). ALST Index 5.52 kg/m² lands in the Normal/monitor tier (5.5-6.99) per CLAUDE.md's 3-tier table, NOT At-Risk — but it sits only 0.02 kg/m² above the At-Risk cutoff, close enough to flag as a genuine monitoring point for her 8-week rescan rather than a present-day clinical flag. VFA (Segmental Analysis): 20.1 cm² — Styku's own dashboard labels this "Low Risk," but per CLAUDE.md's VFA table (&lt;70 cm²) this correctly reads Very Low Risk. (A separate raw "Visceral Fat 0.2" figure on the Body Composition summary page is a different, non-cm² scale and is not used here.) BMI 18.6 — technically Normal but only 0.1 above the Underweight cutoff; noted as borderline, not flagged as clinical underweight (that threshold is &lt;18.5, not crossed), and not combined with her ALST reading to imply a sarcopenic-obesity profile — that specific flag requires both conditions, and neither is met.</w:t>
+        <w:t xml:space="preserve">Shape Score 85/100 (Excellent). Body Fat 26.6% (Fit — lower than 70% of peers). ALST Index 5.52 kg/m² lands in the Normal/monitor tier (5.5-6.99) per CLAUDE.md's 3-tier table, NOT At-Risk — but it sits only 0.02 kg/m² above the At-Risk cutoff, close enough to flag as a genuine monitoring point for her 8-week rescan rather than a present-day clinical flag. VFA (Segmental Analysis): 20.1 cm² — presented as a trend/context figure to track over time rather than a risk-band label; CLAUDE.md's prior absolute VFA risk-band table (which this document previously cited to label this reading "Very Low Risk," itself a correction of Styku's own "Low Risk" dashboard label) was retired 8/17/2026 as unsupported by consensus guidance and by this scanner's own validation limits (Styku's VFA output was validated against DXA in kilograms, never in cm²). (A separate raw "Visceral Fat 0.2" figure on the Body Composition summary page is a different, non-cm² scale and is not used here.) BMI 18.6 — technically Normal but only 0.1 above the Underweight cutoff; noted as borderline, not flagged as clinical underweight (that threshold is &lt;18.5, not crossed), and not combined with her ALST reading to imply a sarcopenic-obesity profile — that specific flag requires both conditions, and neither is met.</w:t>
       </w:r>
     </w:p>
     <w:p>
@@ -2479,7 +2479,7 @@
           <w:sz w:val="17"/>
           <w:szCs w:val="17"/>
         </w:rPr>
-        <w:t xml:space="preserve">Segmental Asymmetry — Legs Meet the Protocol Trigger, Arms Do Not:  </w:t>
+        <w:t xml:space="preserve">Segmental Asymmetry — Left Leg Leads Unilateral Work:  </w:t>
       </w:r>
       <w:r>
         <w:rPr>
@@ -2488,7 +2488,32 @@
           <w:sz w:val="17"/>
           <w:szCs w:val="17"/>
         </w:rPr>
-        <w:t xml:space="preserve">Left Leg LST 13.8 lbs / Right Leg LST 14.3 lbs — 0.5 lb gap, meets the Asymmetry Protocol trigger exactly. Left leg is the weaker side (lower LST) and leads every unilateral leg exercise in this program — Single-Leg RDL and DB Split Squat. Left Arm LST 5.8 lbs / Right Arm LST 6.1 lbs — 0.3 lb gap, below the 0.5 lb trigger; noted for monitoring, but the weaker-side-leads rule is NOT applied to arm work (Single-Arm Row, Farmers Carry) at this gap size.</w:t>
+        <w:t xml:space="preserve">Left Leg LST 13.8 lbs / Right Leg LST 14.3 lbs — left leg reads as the lighter/weaker side on this scan and leads every unilateral leg exercise in this program (Single-Leg RDL and DB Split Squat) as a standard coaching convention. Left Arm LST 5.8 lbs / Right Arm LST 6.1 lbs — a smaller gap; no side-lead is applied to arm work (Single-Arm Row, Farmers Carry) at this size.</w:t>
+      </w:r>
+    </w:p>
+    <w:p>
+      <w:pPr>
+        <w:spacing w:after="100"/>
+      </w:pPr>
+      <w:r>
+        <w:rPr>
+          <w:rFonts w:ascii="Arial" w:cs="Arial" w:eastAsia="Arial" w:hAnsi="Arial"/>
+          <w:b/>
+          <w:bCs/>
+          <w:color w:val="E65100"/>
+          <w:sz w:val="17"/>
+          <w:szCs w:val="17"/>
+        </w:rPr>
+        <w:t xml:space="preserve">Asymmetry Trigger Recalculation — Flagged Discrepancy (8/17/2026):  </w:t>
+      </w:r>
+      <w:r>
+        <w:rPr>
+          <w:rFonts w:ascii="Arial" w:cs="Arial" w:eastAsia="Arial" w:hAnsi="Arial"/>
+          <w:color w:val="2C2C2C"/>
+          <w:sz w:val="17"/>
+          <w:szCs w:val="17"/>
+        </w:rPr>
+        <w:t xml:space="preserve">CLAUDE.md's Asymmetry Protocol trigger was corrected 8/17/2026 from an absolute &gt;=0.5 lb L/R gap to a relative &gt;=10% gap (the old absolute trigger was firing on measurement noise — device error on Styku's segmental lean-mass reading runs 2.6-3.6x larger than the old 0.5 lb figure, per an external evidence review). Recomputed against this client's actual numbers: Left Leg 13.8 lbs / Right Leg 14.3 lbs (0.5 lb gap) met the OLD trigger exactly but is only ~3.5% relative — it does NOT clear the corrected &gt;=10% threshold. Left Arm 5.8 lbs / Right Arm 6.1 lbs (0.3 lb gap, ~5% relative) stays below the trigger either way, no change there. Per this pass's explicit instruction, the left-leg-leads prescription already programmed into this document's exercise blocks (Single-Leg RDL, DB Split Squat) is left UNCHANGED pending a dedicated per-client review — this note exists to make the discrepancy visible for that review, not to resolve it silently. Flagged to the main thread/icons-expert.</w:t>
       </w:r>
     </w:p>
     <w:p>
@@ -2589,6 +2614,31 @@
           <w:szCs w:val="17"/>
         </w:rPr>
         <w:t xml:space="preserve">A companion 2-day at-home/office dumbbell-only training plan (no barbell, hex bar, cables, or pull-up bar) is also on file for days she cannot access the studio. The same Styku findings and asymmetry protocol apply there, with equipment-appropriate exercise substitutions and equipment-capped load targets — see her At-Home 2-Day Training Plan.</w:t>
+      </w:r>
+    </w:p>
+    <w:p>
+      <w:pPr>
+        <w:spacing w:after="100"/>
+      </w:pPr>
+      <w:r>
+        <w:rPr>
+          <w:rFonts w:ascii="Arial" w:cs="Arial" w:eastAsia="Arial" w:hAnsi="Arial"/>
+          <w:b/>
+          <w:bCs/>
+          <w:color w:val="E65100"/>
+          <w:sz w:val="17"/>
+          <w:szCs w:val="17"/>
+        </w:rPr>
+        <w:t xml:space="preserve">ACL/Knee-Valgus Circuit — Framing Corrected, Full Dose Not Yet Built In:  </w:t>
+      </w:r>
+      <w:r>
+        <w:rPr>
+          <w:rFonts w:ascii="Arial" w:cs="Arial" w:eastAsia="Arial" w:hAnsi="Arial"/>
+          <w:color w:val="2C2C2C"/>
+          <w:sz w:val="17"/>
+          <w:szCs w:val="17"/>
+        </w:rPr>
+        <w:t xml:space="preserve">Day B Block A's hip-abductor/thoracic activation work was previously framed as omitted because "no elevated-risk ACL/knee-valgus finding is on file for Nicolette specifically" — that framing is corrected per CLAUDE.md's "ACL / Knee Valgus / Neuromuscular Injury-Prevention Circuit — trigger corrected 8/17/2026": the corrective/neuromuscular circuit is now universal programming for this population, not gated behind a positive visual screen. The block's intro line was reworded accordingly. Note this activation block is still lighter than the full evidenced dose (20-30 min, 1-2x/week, sustained beyond 6 months) that standard calls for — flagged as a candidate addition for a future revision (a new weekly time allocation, not just added exercises) rather than expanded here without a dedicated program-structure change.</w:t>
       </w:r>
     </w:p>
     <w:p>
@@ -5949,7 +5999,7 @@
           <w:sz w:val="17"/>
           <w:szCs w:val="17"/>
         </w:rPr>
-        <w:t xml:space="preserve">Farmer carry and plank close the session and double as the primary cardiovascular stimulus at 2 days/week. Carry with both hands evenly — arm asymmetry (0.3 lb gap) sits below the 0.5 lb protocol trigger, so no side-lead is applied to carry or row work.</w:t>
+        <w:t xml:space="preserve">Farmer carry and plank close the session and double as the primary cardiovascular stimulus at 2 days/week. Carry with both hands evenly — the arm-to-arm difference here is minor, so no side-lead is applied to carry or row work.</w:t>
       </w:r>
     </w:p>
     <w:tbl>
@@ -7501,7 +7551,7 @@
           <w:sz w:val="17"/>
           <w:szCs w:val="17"/>
         </w:rPr>
-        <w:t xml:space="preserve">Primes the hip abductors and thoracic spine ahead of squat and lunge loading — general movement-quality preparation, not a dedicated corrective circuit (no elevated-risk ACL/knee-valgus finding is on file for Nicolette specifically).</w:t>
+        <w:t xml:space="preserve">Primes the hip abductors and thoracic spine ahead of squat and lunge loading — general movement-quality preparation that's standard here for every client, building lower-limb control and knee-pain resilience regardless of how she moves on a screen.</w:t>
       </w:r>
     </w:p>
     <w:tbl>
@@ -9505,7 +9555,7 @@
           <w:sz w:val="17"/>
           <w:szCs w:val="17"/>
         </w:rPr>
-        <w:t xml:space="preserve">Row was not part of the tested 10-pattern battery — today's working loads become the new 8-week baseline for both rows, tracked the same as every tested lift. No side-lead is applied to Single-Arm Row (arm asymmetry sits below the 0.5 lb trigger).</w:t>
+        <w:t xml:space="preserve">Row was not part of the tested 10-pattern battery — today's working loads become the new 8-week baseline for both rows, tracked the same as every tested lift. No side-lead is applied to Single-Arm Row — the arm-to-arm difference here is minor.</w:t>
       </w:r>
     </w:p>
     <w:tbl>
@@ -12618,7 +12668,7 @@
           <w:sz w:val="17"/>
           <w:szCs w:val="17"/>
         </w:rPr>
-        <w:t xml:space="preserve">Styku rescan recommended at 8 weeks — ALST Index (currently 5.52, close to the At-Risk boundary) is the top metric to watch; also track BMI (currently 18.6, only 0.1 above the Underweight cutoff — watch it doesn't drop further as training volume increases), Shape Score (currently 85, Excellent — maintain), and the leg segmental gap (currently 0.5 lbs, right at the asymmetry trigger — should reduce with left-led unilateral programming).</w:t>
+        <w:t xml:space="preserve">Styku rescan recommended at 8 weeks — ALST Index (currently 5.52, close to the At-Risk boundary) is the top metric to watch; also track BMI (currently 18.6, only 0.1 above the Underweight cutoff — watch it doesn't drop further as training volume increases), Shape Score (currently 85, Excellent — maintain), and the leg segmental LST gap (currently 0.5 lbs, roughly 3-4% of the total reading — track the percentage change at rescan, not just the raw lb figure, and reassess whether left-led unilateral programming is still the right call once updated numbers are in).</w:t>
       </w:r>
     </w:p>
     <w:p>

--- a/clients/nicolette_scott/Nicolette_Scott_2Day_Training_Plan.docx
+++ b/clients/nicolette_scott/Nicolette_Scott_2Day_Training_Plan.docx
@@ -2463,7 +2463,7 @@
           <w:sz w:val="17"/>
           <w:szCs w:val="17"/>
         </w:rPr>
-        <w:t xml:space="preserve">Shape Score 85/100 (Excellent). Body Fat 26.6% (Fit — lower than 70% of peers). ALST Index 5.52 kg/m² lands in the Normal/monitor tier (5.5-6.99) per CLAUDE.md's 3-tier table, NOT At-Risk — but it sits only 0.02 kg/m² above the At-Risk cutoff, close enough to flag as a genuine monitoring point for her 8-week rescan rather than a present-day clinical flag. VFA (Segmental Analysis): 20.1 cm² — presented as a trend/context figure to track over time rather than a risk-band label; CLAUDE.md's prior absolute VFA risk-band table (which this document previously cited to label this reading "Very Low Risk," itself a correction of Styku's own "Low Risk" dashboard label) was retired 8/17/2026 as unsupported by consensus guidance and by this scanner's own validation limits (Styku's VFA output was validated against DXA in kilograms, never in cm²). (A separate raw "Visceral Fat 0.2" figure on the Body Composition summary page is a different, non-cm² scale and is not used here.) BMI 18.6 — technically Normal but only 0.1 above the Underweight cutoff; noted as borderline, not flagged as clinical underweight (that threshold is &lt;18.5, not crossed), and not combined with her ALST reading to imply a sarcopenic-obesity profile — that specific flag requires both conditions, and neither is met.</w:t>
+        <w:t xml:space="preserve">Shape Score 85/100 (Excellent). Body Fat 26.6% (Fit — lower than 70% of peers). ALST Index 5.52 kg/m² — within the normal reference range (&gt;=5.5 kg/m²), NOT At-Risk, but only 0.02 kg/m² above the At-Risk cutoff — genuinely borderline, and worth close attention at the next rescan rather than treated as comfortably clear; ALST is tracked here as a trend metric, not a graded score, and no higher tier exists above the 5.5 kg/m² cutoff for women — the 7.0 kg/m² figure previously used as an upper tier is EWGSOP2's separate MALE at-risk threshold, not a female target. VFA (Segmental Analysis): 20.1 cm² — presented as a trend/context figure to track over time rather than a risk-band label; CLAUDE.md's prior absolute VFA risk-band table (which this document previously cited to assign this reading a risk-band label of its own, itself a correction of the band Styku's dashboard prints for it) was retired 8/17/2026 as unsupported by consensus guidance and by this scanner's own validation limits (Styku's VFA output was validated against DXA in kilograms, never in cm²). (A separate raw "Visceral Fat 0.2" figure on the Body Composition summary page is a different, non-cm² scale and is not used here.) BMI 18.6 — technically Normal but only 0.1 above the Underweight cutoff; noted as borderline, not flagged as clinical underweight (that threshold is &lt;18.5, not crossed), and not combined with her ALST reading to imply a sarcopenic-obesity profile — that specific flag requires both conditions, and neither is met.</w:t>
       </w:r>
     </w:p>
     <w:p>
@@ -2757,7 +2757,7 @@
           <w:sz w:val="17"/>
           <w:szCs w:val="17"/>
         </w:rPr>
-        <w:t xml:space="preserve">15g collagen peptides + 50mg Vitamin C, taken 30–60 minutes before the loading session. Doubles collagen synthesis markers when paired with mechanical load (Shaw et al. 2017).</w:t>
+        <w:t xml:space="preserve">15g collagen peptides + 50mg Vitamin C, taken 45–60 minutes before the loading session. A connective-tissue support protocol taken consistently on training days over 12+ weeks — the benefit is structural and builds over time, not a pre-workout performance boost. Requires mechanical load to work. Ranks below protein and creatine in priority (Shaw et al. 2017).</w:t>
       </w:r>
     </w:p>
     <w:p>

--- a/clients/nicolette_scott/Nicolette_Scott_2Day_Training_Plan.docx
+++ b/clients/nicolette_scott/Nicolette_Scott_2Day_Training_Plan.docx
@@ -2600,6 +2600,56 @@
           <w:rFonts w:ascii="Arial" w:cs="Arial" w:eastAsia="Arial" w:hAnsi="Arial"/>
           <w:b/>
           <w:bCs/>
+          <w:color w:val="1565C0"/>
+          <w:sz w:val="17"/>
+          <w:szCs w:val="17"/>
+        </w:rPr>
+        <w:t xml:space="preserve">Planned Recovery Week — Built In, Timed by How Training Is Actually Going:  </w:t>
+      </w:r>
+      <w:r>
+        <w:rPr>
+          <w:rFonts w:ascii="Arial" w:cs="Arial" w:eastAsia="Arial" w:hAnsi="Arial"/>
+          <w:color w:val="2C2C2C"/>
+          <w:sz w:val="17"/>
+          <w:szCs w:val="17"/>
+        </w:rPr>
+        <w:t xml:space="preserve">Roughly every four to six weeks of continuous progression, this program takes one deliberately lighter week: the same exercises and movement patterns, sets reduced by roughly a third, every set held comfortably in the technique band (3 or more reps in reserve), and loads held rather than climbing — the usual add-weight rule pauses for that one week. At her current technique-first loads, fatigue accumulates slowly, so the light week is not fixed to a calendar date: the natural first window is right after the Week 4 strength check, and it moves earlier if lifts stall, soreness lingers, or sleep degrades. One light week costs nothing that matters — muscle built over the previous weeks is not lost in a single reduced-volume week, and training resumes from the same loads.</w:t>
+      </w:r>
+    </w:p>
+    <w:p>
+      <w:pPr>
+        <w:spacing w:after="100"/>
+      </w:pPr>
+      <w:r>
+        <w:rPr>
+          <w:rFonts w:ascii="Arial" w:cs="Arial" w:eastAsia="Arial" w:hAnsi="Arial"/>
+          <w:b/>
+          <w:bCs/>
+          <w:color w:val="C9A227"/>
+          <w:sz w:val="17"/>
+          <w:szCs w:val="17"/>
+        </w:rPr>
+        <w:t xml:space="preserve">Session Architecture — ICONS Block Method Restructure (8/19/2026):  </w:t>
+      </w:r>
+      <w:r>
+        <w:rPr>
+          <w:rFonts w:ascii="Arial" w:cs="Arial" w:eastAsia="Arial" w:hAnsi="Arial"/>
+          <w:color w:val="2C2C2C"/>
+          <w:sz w:val="17"/>
+          <w:szCs w:val="17"/>
+        </w:rPr>
+        <w:t xml:space="preserve">Both days restructured onto the ICONS Block Method six-slot order (Corrective → Primary Compound → Accessory → Jason's Exercise → Secondary Compound → Third Compound/Integration), rendered exercise order unchanged except two additions. Slot 4 omitted both days (no Jason Bethea relationship on file — no filler); slot 1 served by the existing Control &amp; Alignment activation blocks (genuine client-specific priming, not generic filler). Day A: primary = Hex Bar Deadlift (own block); accessory = Hip Thrust + Lateral Raise; secondary = OHP/Incline Press/SL RDL block; integration = Farmer Carry + Plank + Pallof split into its own block, with the Zone 2 line moved to a separate Conditioning Close so the compound closer precedes the finisher. Day B: primary = Back Squat (own block); accessory = DB Split Squat + Face Pull (renamed Kieser or Band); secondary = rows + push press; Push-Up Progression &amp; Core retained as a standing baseline-protocol block; integration = NEW light Farmer Carry (2x25-30 yd, 15-20 lbs/hand — anchored below her tested 20 lbs/hand reference and Day A's working loads, no invented number); Zone 2 moved to its own closing block. Options menus on every compound slot, filtered by studio inventory and her early-intermediate/technique-first level (no ballistic/advanced variants); left-leads restated on unilateral options, no arm lead fabricated. Same pass: autoregulated recovery-week note added (per the deload protocol's lower-fatigue autoregulate case for a first-build client at light-moderate relative loads); 4-week strength / 8-12-week Styku cadence split stated; milestones8wk reworded off engine-function names (build jargon in an unfiltered summary string). The asymmetry-trigger flagged discrepancy (8/17) and left-leg-leads prescription are untouched by this restructure.</w:t>
+      </w:r>
+    </w:p>
+    <w:p>
+      <w:pPr>
+        <w:spacing w:after="100"/>
+      </w:pPr>
+      <w:r>
+        <w:rPr>
+          <w:rFonts w:ascii="Arial" w:cs="Arial" w:eastAsia="Arial" w:hAnsi="Arial"/>
+          <w:b/>
+          <w:bCs/>
           <w:color w:val="C9A227"/>
           <w:sz w:val="17"/>
           <w:szCs w:val="17"/>
@@ -2689,7 +2739,7 @@
           <w:sz w:val="20"/>
           <w:szCs w:val="20"/>
         </w:rPr>
-        <w:t xml:space="preserve">84–84g/day</w:t>
+        <w:t xml:space="preserve">84g/day</w:t>
       </w:r>
       <w:r>
         <w:rPr>
@@ -2698,7 +2748,7 @@
           <w:sz w:val="15"/>
           <w:szCs w:val="15"/>
         </w:rPr>
-        <w:t xml:space="preserve">  (1.6–1.6 g/kg — active women general tier)  </w:t>
+        <w:t xml:space="preserve">  (1.6 g/kg — active women general tier)  </w:t>
       </w:r>
       <w:r>
         <w:rPr>
@@ -3970,7 +4020,7 @@
           <w:sz w:val="17"/>
           <w:szCs w:val="17"/>
         </w:rPr>
-        <w:t xml:space="preserve">B — PRIMARY HINGE STRENGTH</w:t>
+        <w:t xml:space="preserve">B — PRIMARY COMPOUND — HEX BAR DEADLIFT</w:t>
       </w:r>
     </w:p>
     <w:p>
@@ -3995,7 +4045,7 @@
           <w:sz w:val="17"/>
           <w:szCs w:val="17"/>
         </w:rPr>
-        <w:t xml:space="preserve">Hex Bar Deadlift tested at 45 lbs x12 (Epley 1RM ~63 lbs) and Hip Thrust at 65 lbs x8 (Epley 1RM ~82 lbs) — both are strong first-session numbers. Week 1 trains at roughly 70-75% of estimated 1RM to lock in hip hinge mechanics before adding weight; Week 4 builds toward 90-95%.</w:t>
+        <w:t xml:space="preserve">The day's main lift. Hex Bar Deadlift tested at 45 lbs x12 (Epley 1RM ~63 lbs) — a strong first-session number. Week 1 trains at roughly 70-75% of estimated 1RM to lock in hip hinge mechanics before adding weight; Week 4 builds toward 90-95%. If the day calls for a variation, rotate between: a conventional double-DB deadlift, a hex bar pull from low blocks (shortened range), or a sumo-stance DB deadlift (wider base, more upright torso). The hex bar lift stays the one we track and retest.</w:t>
       </w:r>
     </w:p>
     <w:tbl>
@@ -4495,464 +4545,6 @@
           </w:p>
         </w:tc>
       </w:tr>
-      <w:tr>
-        <w:tc>
-          <w:tcPr>
-            <w:tcW w:type="dxa" w:w="2400"/>
-            <w:tcBorders>
-              <w:top w:val="none" w:color="FFFFFF" w:sz="0"/>
-              <w:left w:val="none" w:color="FFFFFF" w:sz="0"/>
-              <w:bottom w:val="none" w:color="FFFFFF" w:sz="0"/>
-              <w:right w:val="none" w:color="FFFFFF" w:sz="0"/>
-            </w:tcBorders>
-            <w:shd w:fill="FFFFFF" w:color="auto" w:val="clear"/>
-            <w:tcMar>
-              <w:top w:type="dxa" w:w="40"/>
-              <w:left w:type="dxa" w:w="80"/>
-              <w:bottom w:type="dxa" w:w="40"/>
-              <w:right w:type="dxa" w:w="80"/>
-            </w:tcMar>
-            <w:vAlign w:val="center"/>
-          </w:tcPr>
-          <w:p>
-            <w:r>
-              <w:rPr>
-                <w:rFonts w:ascii="Arial" w:cs="Arial" w:eastAsia="Arial" w:hAnsi="Arial"/>
-                <w:b/>
-                <w:bCs/>
-                <w:color w:val="2C2C2C"/>
-                <w:sz w:val="18"/>
-                <w:szCs w:val="18"/>
-              </w:rPr>
-              <w:t xml:space="preserve">Hip Thrust (Barbell or Loaded DB, Bench-Supported)</w:t>
-            </w:r>
-          </w:p>
-        </w:tc>
-        <w:tc>
-          <w:tcPr>
-            <w:tcW w:type="dxa" w:w="380"/>
-            <w:tcBorders>
-              <w:top w:val="none" w:color="FFFFFF" w:sz="0"/>
-              <w:left w:val="none" w:color="FFFFFF" w:sz="0"/>
-              <w:bottom w:val="none" w:color="FFFFFF" w:sz="0"/>
-              <w:right w:val="none" w:color="FFFFFF" w:sz="0"/>
-            </w:tcBorders>
-            <w:shd w:fill="FFFFFF" w:color="auto" w:val="clear"/>
-            <w:tcMar>
-              <w:top w:type="dxa" w:w="40"/>
-              <w:left w:type="dxa" w:w="80"/>
-              <w:bottom w:type="dxa" w:w="40"/>
-              <w:right w:type="dxa" w:w="80"/>
-            </w:tcMar>
-            <w:vAlign w:val="center"/>
-          </w:tcPr>
-          <w:p>
-            <w:pPr>
-              <w:jc w:val="center"/>
-            </w:pPr>
-            <w:r>
-              <w:rPr>
-                <w:rFonts w:ascii="Arial" w:cs="Arial" w:eastAsia="Arial" w:hAnsi="Arial"/>
-                <w:color w:val="6B6B6B"/>
-                <w:sz w:val="15"/>
-                <w:szCs w:val="15"/>
-              </w:rPr>
-              <w:t xml:space="preserve">3</w:t>
-            </w:r>
-          </w:p>
-        </w:tc>
-        <w:tc>
-          <w:tcPr>
-            <w:tcW w:type="dxa" w:w="420"/>
-            <w:tcBorders>
-              <w:top w:val="none" w:color="FFFFFF" w:sz="0"/>
-              <w:left w:val="none" w:color="FFFFFF" w:sz="0"/>
-              <w:bottom w:val="none" w:color="FFFFFF" w:sz="0"/>
-              <w:right w:val="none" w:color="FFFFFF" w:sz="0"/>
-            </w:tcBorders>
-            <w:shd w:fill="FFFFFF" w:color="auto" w:val="clear"/>
-            <w:tcMar>
-              <w:top w:type="dxa" w:w="40"/>
-              <w:left w:type="dxa" w:w="80"/>
-              <w:bottom w:type="dxa" w:w="40"/>
-              <w:right w:type="dxa" w:w="80"/>
-            </w:tcMar>
-            <w:vAlign w:val="center"/>
-          </w:tcPr>
-          <w:p>
-            <w:pPr>
-              <w:jc w:val="center"/>
-            </w:pPr>
-            <w:r>
-              <w:rPr>
-                <w:rFonts w:ascii="Arial" w:cs="Arial" w:eastAsia="Arial" w:hAnsi="Arial"/>
-                <w:color w:val="6B6B6B"/>
-                <w:sz w:val="15"/>
-                <w:szCs w:val="15"/>
-              </w:rPr>
-              <w:t xml:space="preserve">8</w:t>
-            </w:r>
-          </w:p>
-        </w:tc>
-        <w:tc>
-          <w:tcPr>
-            <w:tcW w:type="dxa" w:w="680"/>
-            <w:tcBorders>
-              <w:top w:val="none" w:color="FFFFFF" w:sz="0"/>
-              <w:left w:val="none" w:color="FFFFFF" w:sz="0"/>
-              <w:bottom w:val="none" w:color="FFFFFF" w:sz="0"/>
-              <w:right w:val="none" w:color="FFFFFF" w:sz="0"/>
-            </w:tcBorders>
-            <w:shd w:fill="FFFFFF" w:color="auto" w:val="clear"/>
-            <w:tcMar>
-              <w:top w:type="dxa" w:w="40"/>
-              <w:left w:type="dxa" w:w="80"/>
-              <w:bottom w:type="dxa" w:w="40"/>
-              <w:right w:type="dxa" w:w="80"/>
-            </w:tcMar>
-            <w:vAlign w:val="center"/>
-          </w:tcPr>
-          <w:p>
-            <w:pPr>
-              <w:jc w:val="center"/>
-            </w:pPr>
-            <w:r>
-              <w:rPr>
-                <w:rFonts w:ascii="Arial" w:cs="Arial" w:eastAsia="Arial" w:hAnsi="Arial"/>
-                <w:color w:val="6B6B6B"/>
-                <w:sz w:val="15"/>
-                <w:szCs w:val="15"/>
-              </w:rPr>
-              <w:t xml:space="preserve">Wk1: 60 lbs → Wk4: 80 lbs</w:t>
-            </w:r>
-          </w:p>
-        </w:tc>
-        <w:tc>
-          <w:tcPr>
-            <w:tcW w:type="dxa" w:w="540"/>
-            <w:tcBorders>
-              <w:top w:val="none" w:color="FFFFFF" w:sz="0"/>
-              <w:left w:val="none" w:color="FFFFFF" w:sz="0"/>
-              <w:bottom w:val="none" w:color="FFFFFF" w:sz="0"/>
-              <w:right w:val="none" w:color="FFFFFF" w:sz="0"/>
-            </w:tcBorders>
-            <w:shd w:fill="FFFFFF" w:color="auto" w:val="clear"/>
-            <w:tcMar>
-              <w:top w:type="dxa" w:w="40"/>
-              <w:left w:type="dxa" w:w="80"/>
-              <w:bottom w:type="dxa" w:w="40"/>
-              <w:right w:type="dxa" w:w="80"/>
-            </w:tcMar>
-            <w:vAlign w:val="center"/>
-          </w:tcPr>
-          <w:p>
-            <w:pPr>
-              <w:jc w:val="center"/>
-            </w:pPr>
-            <w:r>
-              <w:rPr>
-                <w:rFonts w:ascii="Arial" w:cs="Arial" w:eastAsia="Arial" w:hAnsi="Arial"/>
-                <w:color w:val="6B6B6B"/>
-                <w:sz w:val="15"/>
-                <w:szCs w:val="15"/>
-              </w:rPr>
-              <w:t xml:space="preserve">2-1-2</w:t>
-            </w:r>
-          </w:p>
-        </w:tc>
-        <w:tc>
-          <w:tcPr>
-            <w:tcW w:type="dxa" w:w="440"/>
-            <w:tcBorders>
-              <w:top w:val="none" w:color="FFFFFF" w:sz="0"/>
-              <w:left w:val="none" w:color="FFFFFF" w:sz="0"/>
-              <w:bottom w:val="none" w:color="FFFFFF" w:sz="0"/>
-              <w:right w:val="none" w:color="FFFFFF" w:sz="0"/>
-            </w:tcBorders>
-            <w:shd w:fill="FFFFFF" w:color="auto" w:val="clear"/>
-            <w:tcMar>
-              <w:top w:type="dxa" w:w="40"/>
-              <w:left w:type="dxa" w:w="80"/>
-              <w:bottom w:type="dxa" w:w="40"/>
-              <w:right w:type="dxa" w:w="80"/>
-            </w:tcMar>
-            <w:vAlign w:val="center"/>
-          </w:tcPr>
-          <w:p>
-            <w:pPr>
-              <w:jc w:val="center"/>
-            </w:pPr>
-            <w:r>
-              <w:rPr>
-                <w:rFonts w:ascii="Arial" w:cs="Arial" w:eastAsia="Arial" w:hAnsi="Arial"/>
-                <w:color w:val="6B6B6B"/>
-                <w:sz w:val="15"/>
-                <w:szCs w:val="15"/>
-              </w:rPr>
-              <w:t xml:space="preserve">90s</w:t>
-            </w:r>
-          </w:p>
-        </w:tc>
-        <w:tc>
-          <w:tcPr>
-            <w:tcW w:type="dxa" w:w="5580"/>
-            <w:tcBorders>
-              <w:top w:val="none" w:color="FFFFFF" w:sz="0"/>
-              <w:left w:val="none" w:color="FFFFFF" w:sz="0"/>
-              <w:bottom w:val="none" w:color="FFFFFF" w:sz="0"/>
-              <w:right w:val="none" w:color="FFFFFF" w:sz="0"/>
-            </w:tcBorders>
-            <w:shd w:fill="FFFFFF" w:color="auto" w:val="clear"/>
-            <w:tcMar>
-              <w:top w:type="dxa" w:w="40"/>
-              <w:left w:type="dxa" w:w="80"/>
-              <w:bottom w:type="dxa" w:w="40"/>
-              <w:right w:type="dxa" w:w="80"/>
-            </w:tcMar>
-            <w:vAlign w:val="center"/>
-          </w:tcPr>
-          <w:p>
-            <w:r>
-              <w:rPr>
-                <w:rFonts w:ascii="Arial" w:cs="Arial" w:eastAsia="Arial" w:hAnsi="Arial"/>
-                <w:color w:val="6B6B6B"/>
-                <w:sz w:val="17"/>
-                <w:szCs w:val="17"/>
-              </w:rPr>
-              <w:t xml:space="preserve">Upper back on bench, drive hips to full extension, squeeze glutes at top.</w:t>
-            </w:r>
-          </w:p>
-        </w:tc>
-      </w:tr>
-      <w:tr>
-        <w:tc>
-          <w:tcPr>
-            <w:tcW w:type="dxa" w:w="2400"/>
-            <w:tcBorders>
-              <w:top w:val="none" w:color="FFFFFF" w:sz="0"/>
-              <w:left w:val="none" w:color="FFFFFF" w:sz="0"/>
-              <w:bottom w:val="none" w:color="FFFFFF" w:sz="0"/>
-              <w:right w:val="none" w:color="FFFFFF" w:sz="0"/>
-            </w:tcBorders>
-            <w:shd w:fill="F1F8F2" w:color="auto" w:val="clear"/>
-            <w:tcMar>
-              <w:top w:type="dxa" w:w="40"/>
-              <w:left w:type="dxa" w:w="80"/>
-              <w:bottom w:type="dxa" w:w="40"/>
-              <w:right w:type="dxa" w:w="80"/>
-            </w:tcMar>
-            <w:vAlign w:val="center"/>
-          </w:tcPr>
-          <w:p>
-            <w:r>
-              <w:rPr>
-                <w:rFonts w:ascii="Arial" w:cs="Arial" w:eastAsia="Arial" w:hAnsi="Arial"/>
-                <w:b/>
-                <w:bCs/>
-                <w:color w:val="2C2C2C"/>
-                <w:sz w:val="18"/>
-                <w:szCs w:val="18"/>
-              </w:rPr>
-              <w:t xml:space="preserve">DB Lateral Raise</w:t>
-            </w:r>
-          </w:p>
-        </w:tc>
-        <w:tc>
-          <w:tcPr>
-            <w:tcW w:type="dxa" w:w="380"/>
-            <w:tcBorders>
-              <w:top w:val="none" w:color="FFFFFF" w:sz="0"/>
-              <w:left w:val="none" w:color="FFFFFF" w:sz="0"/>
-              <w:bottom w:val="none" w:color="FFFFFF" w:sz="0"/>
-              <w:right w:val="none" w:color="FFFFFF" w:sz="0"/>
-            </w:tcBorders>
-            <w:shd w:fill="F1F8F2" w:color="auto" w:val="clear"/>
-            <w:tcMar>
-              <w:top w:type="dxa" w:w="40"/>
-              <w:left w:type="dxa" w:w="80"/>
-              <w:bottom w:type="dxa" w:w="40"/>
-              <w:right w:type="dxa" w:w="80"/>
-            </w:tcMar>
-            <w:vAlign w:val="center"/>
-          </w:tcPr>
-          <w:p>
-            <w:pPr>
-              <w:jc w:val="center"/>
-            </w:pPr>
-            <w:r>
-              <w:rPr>
-                <w:rFonts w:ascii="Arial" w:cs="Arial" w:eastAsia="Arial" w:hAnsi="Arial"/>
-                <w:color w:val="6B6B6B"/>
-                <w:sz w:val="15"/>
-                <w:szCs w:val="15"/>
-              </w:rPr>
-              <w:t xml:space="preserve">3</w:t>
-            </w:r>
-          </w:p>
-        </w:tc>
-        <w:tc>
-          <w:tcPr>
-            <w:tcW w:type="dxa" w:w="420"/>
-            <w:tcBorders>
-              <w:top w:val="none" w:color="FFFFFF" w:sz="0"/>
-              <w:left w:val="none" w:color="FFFFFF" w:sz="0"/>
-              <w:bottom w:val="none" w:color="FFFFFF" w:sz="0"/>
-              <w:right w:val="none" w:color="FFFFFF" w:sz="0"/>
-            </w:tcBorders>
-            <w:shd w:fill="F1F8F2" w:color="auto" w:val="clear"/>
-            <w:tcMar>
-              <w:top w:type="dxa" w:w="40"/>
-              <w:left w:type="dxa" w:w="80"/>
-              <w:bottom w:type="dxa" w:w="40"/>
-              <w:right w:type="dxa" w:w="80"/>
-            </w:tcMar>
-            <w:vAlign w:val="center"/>
-          </w:tcPr>
-          <w:p>
-            <w:pPr>
-              <w:jc w:val="center"/>
-            </w:pPr>
-            <w:r>
-              <w:rPr>
-                <w:rFonts w:ascii="Arial" w:cs="Arial" w:eastAsia="Arial" w:hAnsi="Arial"/>
-                <w:color w:val="6B6B6B"/>
-                <w:sz w:val="15"/>
-                <w:szCs w:val="15"/>
-              </w:rPr>
-              <w:t xml:space="preserve">12–15</w:t>
-            </w:r>
-          </w:p>
-        </w:tc>
-        <w:tc>
-          <w:tcPr>
-            <w:tcW w:type="dxa" w:w="680"/>
-            <w:tcBorders>
-              <w:top w:val="none" w:color="FFFFFF" w:sz="0"/>
-              <w:left w:val="none" w:color="FFFFFF" w:sz="0"/>
-              <w:bottom w:val="none" w:color="FFFFFF" w:sz="0"/>
-              <w:right w:val="none" w:color="FFFFFF" w:sz="0"/>
-            </w:tcBorders>
-            <w:shd w:fill="F1F8F2" w:color="auto" w:val="clear"/>
-            <w:tcMar>
-              <w:top w:type="dxa" w:w="40"/>
-              <w:left w:type="dxa" w:w="80"/>
-              <w:bottom w:type="dxa" w:w="40"/>
-              <w:right w:type="dxa" w:w="80"/>
-            </w:tcMar>
-            <w:vAlign w:val="center"/>
-          </w:tcPr>
-          <w:p>
-            <w:pPr>
-              <w:jc w:val="center"/>
-            </w:pPr>
-            <w:r>
-              <w:rPr>
-                <w:rFonts w:ascii="Arial" w:cs="Arial" w:eastAsia="Arial" w:hAnsi="Arial"/>
-                <w:color w:val="6B6B6B"/>
-                <w:sz w:val="15"/>
-                <w:szCs w:val="15"/>
-              </w:rPr>
-              <w:t xml:space="preserve">5–8 lbs</w:t>
-            </w:r>
-          </w:p>
-        </w:tc>
-        <w:tc>
-          <w:tcPr>
-            <w:tcW w:type="dxa" w:w="540"/>
-            <w:tcBorders>
-              <w:top w:val="none" w:color="FFFFFF" w:sz="0"/>
-              <w:left w:val="none" w:color="FFFFFF" w:sz="0"/>
-              <w:bottom w:val="none" w:color="FFFFFF" w:sz="0"/>
-              <w:right w:val="none" w:color="FFFFFF" w:sz="0"/>
-            </w:tcBorders>
-            <w:shd w:fill="F1F8F2" w:color="auto" w:val="clear"/>
-            <w:tcMar>
-              <w:top w:type="dxa" w:w="40"/>
-              <w:left w:type="dxa" w:w="80"/>
-              <w:bottom w:type="dxa" w:w="40"/>
-              <w:right w:type="dxa" w:w="80"/>
-            </w:tcMar>
-            <w:vAlign w:val="center"/>
-          </w:tcPr>
-          <w:p>
-            <w:pPr>
-              <w:jc w:val="center"/>
-            </w:pPr>
-            <w:r>
-              <w:rPr>
-                <w:rFonts w:ascii="Arial" w:cs="Arial" w:eastAsia="Arial" w:hAnsi="Arial"/>
-                <w:color w:val="6B6B6B"/>
-                <w:sz w:val="15"/>
-                <w:szCs w:val="15"/>
-              </w:rPr>
-              <w:t xml:space="preserve">2-1-2</w:t>
-            </w:r>
-          </w:p>
-        </w:tc>
-        <w:tc>
-          <w:tcPr>
-            <w:tcW w:type="dxa" w:w="440"/>
-            <w:tcBorders>
-              <w:top w:val="none" w:color="FFFFFF" w:sz="0"/>
-              <w:left w:val="none" w:color="FFFFFF" w:sz="0"/>
-              <w:bottom w:val="none" w:color="FFFFFF" w:sz="0"/>
-              <w:right w:val="none" w:color="FFFFFF" w:sz="0"/>
-            </w:tcBorders>
-            <w:shd w:fill="F1F8F2" w:color="auto" w:val="clear"/>
-            <w:tcMar>
-              <w:top w:type="dxa" w:w="40"/>
-              <w:left w:type="dxa" w:w="80"/>
-              <w:bottom w:type="dxa" w:w="40"/>
-              <w:right w:type="dxa" w:w="80"/>
-            </w:tcMar>
-            <w:vAlign w:val="center"/>
-          </w:tcPr>
-          <w:p>
-            <w:pPr>
-              <w:jc w:val="center"/>
-            </w:pPr>
-            <w:r>
-              <w:rPr>
-                <w:rFonts w:ascii="Arial" w:cs="Arial" w:eastAsia="Arial" w:hAnsi="Arial"/>
-                <w:color w:val="6B6B6B"/>
-                <w:sz w:val="15"/>
-                <w:szCs w:val="15"/>
-              </w:rPr>
-              <w:t xml:space="preserve">30s</w:t>
-            </w:r>
-          </w:p>
-        </w:tc>
-        <w:tc>
-          <w:tcPr>
-            <w:tcW w:type="dxa" w:w="5580"/>
-            <w:tcBorders>
-              <w:top w:val="none" w:color="FFFFFF" w:sz="0"/>
-              <w:left w:val="none" w:color="FFFFFF" w:sz="0"/>
-              <w:bottom w:val="none" w:color="FFFFFF" w:sz="0"/>
-              <w:right w:val="none" w:color="FFFFFF" w:sz="0"/>
-            </w:tcBorders>
-            <w:shd w:fill="F1F8F2" w:color="auto" w:val="clear"/>
-            <w:tcMar>
-              <w:top w:type="dxa" w:w="40"/>
-              <w:left w:type="dxa" w:w="80"/>
-              <w:bottom w:type="dxa" w:w="40"/>
-              <w:right w:type="dxa" w:w="80"/>
-            </w:tcMar>
-            <w:vAlign w:val="center"/>
-          </w:tcPr>
-          <w:p>
-            <w:r>
-              <w:rPr>
-                <w:rFonts w:ascii="Arial" w:cs="Arial" w:eastAsia="Arial" w:hAnsi="Arial"/>
-                <w:color w:val="6B6B6B"/>
-                <w:sz w:val="17"/>
-                <w:szCs w:val="17"/>
-              </w:rPr>
-              <w:t xml:space="preserve">Lateral delt. Arms slightly bent, raise to shoulder height, slow lower.</w:t>
-            </w:r>
-          </w:p>
-        </w:tc>
-      </w:tr>
     </w:tbl>
     <w:p>
       <w:pPr>
@@ -4972,7 +4564,7 @@
           <w:sz w:val="17"/>
           <w:szCs w:val="17"/>
         </w:rPr>
-        <w:t xml:space="preserve">C — PRIMARY PRESS STRENGTH</w:t>
+        <w:t xml:space="preserve">C — ACCESSORY — HIP THRUST &amp; SHOULDER</w:t>
       </w:r>
     </w:p>
     <w:p>
@@ -4997,7 +4589,7 @@
           <w:sz w:val="17"/>
           <w:szCs w:val="17"/>
         </w:rPr>
-        <w:t xml:space="preserve">Seated overhead press (10 lbs/hand x5, Epley 1RM ~12 lbs) and incline chest press (15 lbs/hand x5, Epley 1RM ~18 lbs) both tested clean. Single-Leg RDL closes the block — left leg leads every set (weaker side per the segmental scan above).</w:t>
+        <w:t xml:space="preserve">The glute-building accessory directly behind the deadlift — Hip Thrust tested at 65 lbs x8 (Epley 1RM ~82 lbs), trained on the same ramp — with a light lateral-raise pattern break before the pressing block below. If the hip thrust needs a variation: a floor glute bridge, a B-stance hip thrust (left leg takes the working share), or a single-leg glute bridge (left leg leads) covers the same pattern; the bench-supported hip thrust stays the lift we track.</w:t>
       </w:r>
     </w:p>
     <w:tbl>
@@ -5297,6 +4889,779 @@
                 <w:sz w:val="18"/>
                 <w:szCs w:val="18"/>
               </w:rPr>
+              <w:t xml:space="preserve">Hip Thrust (Barbell or Loaded DB, Bench-Supported)</w:t>
+            </w:r>
+          </w:p>
+        </w:tc>
+        <w:tc>
+          <w:tcPr>
+            <w:tcW w:type="dxa" w:w="380"/>
+            <w:tcBorders>
+              <w:top w:val="none" w:color="FFFFFF" w:sz="0"/>
+              <w:left w:val="none" w:color="FFFFFF" w:sz="0"/>
+              <w:bottom w:val="none" w:color="FFFFFF" w:sz="0"/>
+              <w:right w:val="none" w:color="FFFFFF" w:sz="0"/>
+            </w:tcBorders>
+            <w:shd w:fill="F1F8F2" w:color="auto" w:val="clear"/>
+            <w:tcMar>
+              <w:top w:type="dxa" w:w="40"/>
+              <w:left w:type="dxa" w:w="80"/>
+              <w:bottom w:type="dxa" w:w="40"/>
+              <w:right w:type="dxa" w:w="80"/>
+            </w:tcMar>
+            <w:vAlign w:val="center"/>
+          </w:tcPr>
+          <w:p>
+            <w:pPr>
+              <w:jc w:val="center"/>
+            </w:pPr>
+            <w:r>
+              <w:rPr>
+                <w:rFonts w:ascii="Arial" w:cs="Arial" w:eastAsia="Arial" w:hAnsi="Arial"/>
+                <w:color w:val="6B6B6B"/>
+                <w:sz w:val="15"/>
+                <w:szCs w:val="15"/>
+              </w:rPr>
+              <w:t xml:space="preserve">3</w:t>
+            </w:r>
+          </w:p>
+        </w:tc>
+        <w:tc>
+          <w:tcPr>
+            <w:tcW w:type="dxa" w:w="420"/>
+            <w:tcBorders>
+              <w:top w:val="none" w:color="FFFFFF" w:sz="0"/>
+              <w:left w:val="none" w:color="FFFFFF" w:sz="0"/>
+              <w:bottom w:val="none" w:color="FFFFFF" w:sz="0"/>
+              <w:right w:val="none" w:color="FFFFFF" w:sz="0"/>
+            </w:tcBorders>
+            <w:shd w:fill="F1F8F2" w:color="auto" w:val="clear"/>
+            <w:tcMar>
+              <w:top w:type="dxa" w:w="40"/>
+              <w:left w:type="dxa" w:w="80"/>
+              <w:bottom w:type="dxa" w:w="40"/>
+              <w:right w:type="dxa" w:w="80"/>
+            </w:tcMar>
+            <w:vAlign w:val="center"/>
+          </w:tcPr>
+          <w:p>
+            <w:pPr>
+              <w:jc w:val="center"/>
+            </w:pPr>
+            <w:r>
+              <w:rPr>
+                <w:rFonts w:ascii="Arial" w:cs="Arial" w:eastAsia="Arial" w:hAnsi="Arial"/>
+                <w:color w:val="6B6B6B"/>
+                <w:sz w:val="15"/>
+                <w:szCs w:val="15"/>
+              </w:rPr>
+              <w:t xml:space="preserve">8</w:t>
+            </w:r>
+          </w:p>
+        </w:tc>
+        <w:tc>
+          <w:tcPr>
+            <w:tcW w:type="dxa" w:w="680"/>
+            <w:tcBorders>
+              <w:top w:val="none" w:color="FFFFFF" w:sz="0"/>
+              <w:left w:val="none" w:color="FFFFFF" w:sz="0"/>
+              <w:bottom w:val="none" w:color="FFFFFF" w:sz="0"/>
+              <w:right w:val="none" w:color="FFFFFF" w:sz="0"/>
+            </w:tcBorders>
+            <w:shd w:fill="F1F8F2" w:color="auto" w:val="clear"/>
+            <w:tcMar>
+              <w:top w:type="dxa" w:w="40"/>
+              <w:left w:type="dxa" w:w="80"/>
+              <w:bottom w:type="dxa" w:w="40"/>
+              <w:right w:type="dxa" w:w="80"/>
+            </w:tcMar>
+            <w:vAlign w:val="center"/>
+          </w:tcPr>
+          <w:p>
+            <w:pPr>
+              <w:jc w:val="center"/>
+            </w:pPr>
+            <w:r>
+              <w:rPr>
+                <w:rFonts w:ascii="Arial" w:cs="Arial" w:eastAsia="Arial" w:hAnsi="Arial"/>
+                <w:color w:val="6B6B6B"/>
+                <w:sz w:val="15"/>
+                <w:szCs w:val="15"/>
+              </w:rPr>
+              <w:t xml:space="preserve">Wk1: 60 lbs → Wk4: 80 lbs</w:t>
+            </w:r>
+          </w:p>
+        </w:tc>
+        <w:tc>
+          <w:tcPr>
+            <w:tcW w:type="dxa" w:w="540"/>
+            <w:tcBorders>
+              <w:top w:val="none" w:color="FFFFFF" w:sz="0"/>
+              <w:left w:val="none" w:color="FFFFFF" w:sz="0"/>
+              <w:bottom w:val="none" w:color="FFFFFF" w:sz="0"/>
+              <w:right w:val="none" w:color="FFFFFF" w:sz="0"/>
+            </w:tcBorders>
+            <w:shd w:fill="F1F8F2" w:color="auto" w:val="clear"/>
+            <w:tcMar>
+              <w:top w:type="dxa" w:w="40"/>
+              <w:left w:type="dxa" w:w="80"/>
+              <w:bottom w:type="dxa" w:w="40"/>
+              <w:right w:type="dxa" w:w="80"/>
+            </w:tcMar>
+            <w:vAlign w:val="center"/>
+          </w:tcPr>
+          <w:p>
+            <w:pPr>
+              <w:jc w:val="center"/>
+            </w:pPr>
+            <w:r>
+              <w:rPr>
+                <w:rFonts w:ascii="Arial" w:cs="Arial" w:eastAsia="Arial" w:hAnsi="Arial"/>
+                <w:color w:val="6B6B6B"/>
+                <w:sz w:val="15"/>
+                <w:szCs w:val="15"/>
+              </w:rPr>
+              <w:t xml:space="preserve">2-1-2</w:t>
+            </w:r>
+          </w:p>
+        </w:tc>
+        <w:tc>
+          <w:tcPr>
+            <w:tcW w:type="dxa" w:w="440"/>
+            <w:tcBorders>
+              <w:top w:val="none" w:color="FFFFFF" w:sz="0"/>
+              <w:left w:val="none" w:color="FFFFFF" w:sz="0"/>
+              <w:bottom w:val="none" w:color="FFFFFF" w:sz="0"/>
+              <w:right w:val="none" w:color="FFFFFF" w:sz="0"/>
+            </w:tcBorders>
+            <w:shd w:fill="F1F8F2" w:color="auto" w:val="clear"/>
+            <w:tcMar>
+              <w:top w:type="dxa" w:w="40"/>
+              <w:left w:type="dxa" w:w="80"/>
+              <w:bottom w:type="dxa" w:w="40"/>
+              <w:right w:type="dxa" w:w="80"/>
+            </w:tcMar>
+            <w:vAlign w:val="center"/>
+          </w:tcPr>
+          <w:p>
+            <w:pPr>
+              <w:jc w:val="center"/>
+            </w:pPr>
+            <w:r>
+              <w:rPr>
+                <w:rFonts w:ascii="Arial" w:cs="Arial" w:eastAsia="Arial" w:hAnsi="Arial"/>
+                <w:color w:val="6B6B6B"/>
+                <w:sz w:val="15"/>
+                <w:szCs w:val="15"/>
+              </w:rPr>
+              <w:t xml:space="preserve">90s</w:t>
+            </w:r>
+          </w:p>
+        </w:tc>
+        <w:tc>
+          <w:tcPr>
+            <w:tcW w:type="dxa" w:w="5580"/>
+            <w:tcBorders>
+              <w:top w:val="none" w:color="FFFFFF" w:sz="0"/>
+              <w:left w:val="none" w:color="FFFFFF" w:sz="0"/>
+              <w:bottom w:val="none" w:color="FFFFFF" w:sz="0"/>
+              <w:right w:val="none" w:color="FFFFFF" w:sz="0"/>
+            </w:tcBorders>
+            <w:shd w:fill="F1F8F2" w:color="auto" w:val="clear"/>
+            <w:tcMar>
+              <w:top w:type="dxa" w:w="40"/>
+              <w:left w:type="dxa" w:w="80"/>
+              <w:bottom w:type="dxa" w:w="40"/>
+              <w:right w:type="dxa" w:w="80"/>
+            </w:tcMar>
+            <w:vAlign w:val="center"/>
+          </w:tcPr>
+          <w:p>
+            <w:r>
+              <w:rPr>
+                <w:rFonts w:ascii="Arial" w:cs="Arial" w:eastAsia="Arial" w:hAnsi="Arial"/>
+                <w:color w:val="6B6B6B"/>
+                <w:sz w:val="17"/>
+                <w:szCs w:val="17"/>
+              </w:rPr>
+              <w:t xml:space="preserve">Upper back on bench, drive hips to full extension, squeeze glutes at top.</w:t>
+            </w:r>
+          </w:p>
+        </w:tc>
+      </w:tr>
+      <w:tr>
+        <w:tc>
+          <w:tcPr>
+            <w:tcW w:type="dxa" w:w="2400"/>
+            <w:tcBorders>
+              <w:top w:val="none" w:color="FFFFFF" w:sz="0"/>
+              <w:left w:val="none" w:color="FFFFFF" w:sz="0"/>
+              <w:bottom w:val="none" w:color="FFFFFF" w:sz="0"/>
+              <w:right w:val="none" w:color="FFFFFF" w:sz="0"/>
+            </w:tcBorders>
+            <w:shd w:fill="FFFFFF" w:color="auto" w:val="clear"/>
+            <w:tcMar>
+              <w:top w:type="dxa" w:w="40"/>
+              <w:left w:type="dxa" w:w="80"/>
+              <w:bottom w:type="dxa" w:w="40"/>
+              <w:right w:type="dxa" w:w="80"/>
+            </w:tcMar>
+            <w:vAlign w:val="center"/>
+          </w:tcPr>
+          <w:p>
+            <w:r>
+              <w:rPr>
+                <w:rFonts w:ascii="Arial" w:cs="Arial" w:eastAsia="Arial" w:hAnsi="Arial"/>
+                <w:b/>
+                <w:bCs/>
+                <w:color w:val="2C2C2C"/>
+                <w:sz w:val="18"/>
+                <w:szCs w:val="18"/>
+              </w:rPr>
+              <w:t xml:space="preserve">DB Lateral Raise</w:t>
+            </w:r>
+          </w:p>
+        </w:tc>
+        <w:tc>
+          <w:tcPr>
+            <w:tcW w:type="dxa" w:w="380"/>
+            <w:tcBorders>
+              <w:top w:val="none" w:color="FFFFFF" w:sz="0"/>
+              <w:left w:val="none" w:color="FFFFFF" w:sz="0"/>
+              <w:bottom w:val="none" w:color="FFFFFF" w:sz="0"/>
+              <w:right w:val="none" w:color="FFFFFF" w:sz="0"/>
+            </w:tcBorders>
+            <w:shd w:fill="FFFFFF" w:color="auto" w:val="clear"/>
+            <w:tcMar>
+              <w:top w:type="dxa" w:w="40"/>
+              <w:left w:type="dxa" w:w="80"/>
+              <w:bottom w:type="dxa" w:w="40"/>
+              <w:right w:type="dxa" w:w="80"/>
+            </w:tcMar>
+            <w:vAlign w:val="center"/>
+          </w:tcPr>
+          <w:p>
+            <w:pPr>
+              <w:jc w:val="center"/>
+            </w:pPr>
+            <w:r>
+              <w:rPr>
+                <w:rFonts w:ascii="Arial" w:cs="Arial" w:eastAsia="Arial" w:hAnsi="Arial"/>
+                <w:color w:val="6B6B6B"/>
+                <w:sz w:val="15"/>
+                <w:szCs w:val="15"/>
+              </w:rPr>
+              <w:t xml:space="preserve">3</w:t>
+            </w:r>
+          </w:p>
+        </w:tc>
+        <w:tc>
+          <w:tcPr>
+            <w:tcW w:type="dxa" w:w="420"/>
+            <w:tcBorders>
+              <w:top w:val="none" w:color="FFFFFF" w:sz="0"/>
+              <w:left w:val="none" w:color="FFFFFF" w:sz="0"/>
+              <w:bottom w:val="none" w:color="FFFFFF" w:sz="0"/>
+              <w:right w:val="none" w:color="FFFFFF" w:sz="0"/>
+            </w:tcBorders>
+            <w:shd w:fill="FFFFFF" w:color="auto" w:val="clear"/>
+            <w:tcMar>
+              <w:top w:type="dxa" w:w="40"/>
+              <w:left w:type="dxa" w:w="80"/>
+              <w:bottom w:type="dxa" w:w="40"/>
+              <w:right w:type="dxa" w:w="80"/>
+            </w:tcMar>
+            <w:vAlign w:val="center"/>
+          </w:tcPr>
+          <w:p>
+            <w:pPr>
+              <w:jc w:val="center"/>
+            </w:pPr>
+            <w:r>
+              <w:rPr>
+                <w:rFonts w:ascii="Arial" w:cs="Arial" w:eastAsia="Arial" w:hAnsi="Arial"/>
+                <w:color w:val="6B6B6B"/>
+                <w:sz w:val="15"/>
+                <w:szCs w:val="15"/>
+              </w:rPr>
+              <w:t xml:space="preserve">12–15</w:t>
+            </w:r>
+          </w:p>
+        </w:tc>
+        <w:tc>
+          <w:tcPr>
+            <w:tcW w:type="dxa" w:w="680"/>
+            <w:tcBorders>
+              <w:top w:val="none" w:color="FFFFFF" w:sz="0"/>
+              <w:left w:val="none" w:color="FFFFFF" w:sz="0"/>
+              <w:bottom w:val="none" w:color="FFFFFF" w:sz="0"/>
+              <w:right w:val="none" w:color="FFFFFF" w:sz="0"/>
+            </w:tcBorders>
+            <w:shd w:fill="FFFFFF" w:color="auto" w:val="clear"/>
+            <w:tcMar>
+              <w:top w:type="dxa" w:w="40"/>
+              <w:left w:type="dxa" w:w="80"/>
+              <w:bottom w:type="dxa" w:w="40"/>
+              <w:right w:type="dxa" w:w="80"/>
+            </w:tcMar>
+            <w:vAlign w:val="center"/>
+          </w:tcPr>
+          <w:p>
+            <w:pPr>
+              <w:jc w:val="center"/>
+            </w:pPr>
+            <w:r>
+              <w:rPr>
+                <w:rFonts w:ascii="Arial" w:cs="Arial" w:eastAsia="Arial" w:hAnsi="Arial"/>
+                <w:color w:val="6B6B6B"/>
+                <w:sz w:val="15"/>
+                <w:szCs w:val="15"/>
+              </w:rPr>
+              <w:t xml:space="preserve">5–8 lbs</w:t>
+            </w:r>
+          </w:p>
+        </w:tc>
+        <w:tc>
+          <w:tcPr>
+            <w:tcW w:type="dxa" w:w="540"/>
+            <w:tcBorders>
+              <w:top w:val="none" w:color="FFFFFF" w:sz="0"/>
+              <w:left w:val="none" w:color="FFFFFF" w:sz="0"/>
+              <w:bottom w:val="none" w:color="FFFFFF" w:sz="0"/>
+              <w:right w:val="none" w:color="FFFFFF" w:sz="0"/>
+            </w:tcBorders>
+            <w:shd w:fill="FFFFFF" w:color="auto" w:val="clear"/>
+            <w:tcMar>
+              <w:top w:type="dxa" w:w="40"/>
+              <w:left w:type="dxa" w:w="80"/>
+              <w:bottom w:type="dxa" w:w="40"/>
+              <w:right w:type="dxa" w:w="80"/>
+            </w:tcMar>
+            <w:vAlign w:val="center"/>
+          </w:tcPr>
+          <w:p>
+            <w:pPr>
+              <w:jc w:val="center"/>
+            </w:pPr>
+            <w:r>
+              <w:rPr>
+                <w:rFonts w:ascii="Arial" w:cs="Arial" w:eastAsia="Arial" w:hAnsi="Arial"/>
+                <w:color w:val="6B6B6B"/>
+                <w:sz w:val="15"/>
+                <w:szCs w:val="15"/>
+              </w:rPr>
+              <w:t xml:space="preserve">2-1-2</w:t>
+            </w:r>
+          </w:p>
+        </w:tc>
+        <w:tc>
+          <w:tcPr>
+            <w:tcW w:type="dxa" w:w="440"/>
+            <w:tcBorders>
+              <w:top w:val="none" w:color="FFFFFF" w:sz="0"/>
+              <w:left w:val="none" w:color="FFFFFF" w:sz="0"/>
+              <w:bottom w:val="none" w:color="FFFFFF" w:sz="0"/>
+              <w:right w:val="none" w:color="FFFFFF" w:sz="0"/>
+            </w:tcBorders>
+            <w:shd w:fill="FFFFFF" w:color="auto" w:val="clear"/>
+            <w:tcMar>
+              <w:top w:type="dxa" w:w="40"/>
+              <w:left w:type="dxa" w:w="80"/>
+              <w:bottom w:type="dxa" w:w="40"/>
+              <w:right w:type="dxa" w:w="80"/>
+            </w:tcMar>
+            <w:vAlign w:val="center"/>
+          </w:tcPr>
+          <w:p>
+            <w:pPr>
+              <w:jc w:val="center"/>
+            </w:pPr>
+            <w:r>
+              <w:rPr>
+                <w:rFonts w:ascii="Arial" w:cs="Arial" w:eastAsia="Arial" w:hAnsi="Arial"/>
+                <w:color w:val="6B6B6B"/>
+                <w:sz w:val="15"/>
+                <w:szCs w:val="15"/>
+              </w:rPr>
+              <w:t xml:space="preserve">30s</w:t>
+            </w:r>
+          </w:p>
+        </w:tc>
+        <w:tc>
+          <w:tcPr>
+            <w:tcW w:type="dxa" w:w="5580"/>
+            <w:tcBorders>
+              <w:top w:val="none" w:color="FFFFFF" w:sz="0"/>
+              <w:left w:val="none" w:color="FFFFFF" w:sz="0"/>
+              <w:bottom w:val="none" w:color="FFFFFF" w:sz="0"/>
+              <w:right w:val="none" w:color="FFFFFF" w:sz="0"/>
+            </w:tcBorders>
+            <w:shd w:fill="FFFFFF" w:color="auto" w:val="clear"/>
+            <w:tcMar>
+              <w:top w:type="dxa" w:w="40"/>
+              <w:left w:type="dxa" w:w="80"/>
+              <w:bottom w:type="dxa" w:w="40"/>
+              <w:right w:type="dxa" w:w="80"/>
+            </w:tcMar>
+            <w:vAlign w:val="center"/>
+          </w:tcPr>
+          <w:p>
+            <w:r>
+              <w:rPr>
+                <w:rFonts w:ascii="Arial" w:cs="Arial" w:eastAsia="Arial" w:hAnsi="Arial"/>
+                <w:color w:val="6B6B6B"/>
+                <w:sz w:val="17"/>
+                <w:szCs w:val="17"/>
+              </w:rPr>
+              <w:t xml:space="preserve">Lateral delt. Arms slightly bent, raise to shoulder height, slow lower.</w:t>
+            </w:r>
+          </w:p>
+        </w:tc>
+      </w:tr>
+    </w:tbl>
+    <w:p>
+      <w:pPr>
+        <w:spacing w:after="100"/>
+      </w:pPr>
+    </w:p>
+    <w:p>
+      <w:pPr>
+        <w:spacing w:after="60" w:before="120"/>
+      </w:pPr>
+      <w:r>
+        <w:rPr>
+          <w:rFonts w:ascii="Arial" w:cs="Arial" w:eastAsia="Arial" w:hAnsi="Arial"/>
+          <w:b/>
+          <w:bCs/>
+          <w:color w:val="43A047"/>
+          <w:sz w:val="17"/>
+          <w:szCs w:val="17"/>
+        </w:rPr>
+        <w:t xml:space="preserve">D — SECONDARY COMPOUND — PRESS STRENGTH</w:t>
+      </w:r>
+    </w:p>
+    <w:p>
+      <w:pPr>
+        <w:spacing w:after="80"/>
+      </w:pPr>
+      <w:r>
+        <w:rPr>
+          <w:rFonts w:ascii="Arial" w:cs="Arial" w:eastAsia="Arial" w:hAnsi="Arial"/>
+          <w:b/>
+          <w:bCs/>
+          <w:color w:val="43A047"/>
+          <w:sz w:val="17"/>
+          <w:szCs w:val="17"/>
+        </w:rPr>
+        <w:t xml:space="preserve">Load Target:  </w:t>
+      </w:r>
+      <w:r>
+        <w:rPr>
+          <w:rFonts w:ascii="Arial" w:cs="Arial" w:eastAsia="Arial" w:hAnsi="Arial"/>
+          <w:color w:val="2C2C2C"/>
+          <w:sz w:val="17"/>
+          <w:szCs w:val="17"/>
+        </w:rPr>
+        <w:t xml:space="preserve">The day's second compound pattern — pressing, rotating off the hinge work above. Seated overhead press (10 lbs/hand x5, Epley 1RM ~12 lbs) and incline chest press (15 lbs/hand x5, Epley 1RM ~18 lbs) both tested clean. Single-Leg RDL closes the block — left leg leads every set (weaker side per the segmental scan above). If the day calls for a press variation, rotate between: a landmine press (angled, shoulder-friendly arc) or a half-kneeling single-arm DB press; the seated press and incline press stay the lifts we track and retest.</w:t>
+      </w:r>
+    </w:p>
+    <w:tbl>
+      <w:tblPr>
+        <w:tblW w:type="dxa" w:w="10440"/>
+        <w:tblBorders>
+          <w:top w:val="none" w:color="FFFFFF" w:sz="0"/>
+          <w:left w:val="none" w:color="FFFFFF" w:sz="0"/>
+          <w:bottom w:val="none" w:color="FFFFFF" w:sz="0"/>
+          <w:right w:val="none" w:color="FFFFFF" w:sz="0"/>
+          <w:insideH w:val="single" w:color="auto" w:sz="4"/>
+          <w:insideV w:val="single" w:color="auto" w:sz="4"/>
+        </w:tblBorders>
+      </w:tblPr>
+      <w:tblGrid>
+        <w:gridCol w:w="2400"/>
+        <w:gridCol w:w="380"/>
+        <w:gridCol w:w="420"/>
+        <w:gridCol w:w="680"/>
+        <w:gridCol w:w="540"/>
+        <w:gridCol w:w="440"/>
+        <w:gridCol w:w="5580"/>
+      </w:tblGrid>
+      <w:tr>
+        <w:tc>
+          <w:tcPr>
+            <w:tcW w:type="dxa" w:w="2400"/>
+            <w:tcBorders>
+              <w:top w:val="none" w:color="FFFFFF" w:sz="0"/>
+              <w:left w:val="none" w:color="FFFFFF" w:sz="0"/>
+              <w:bottom w:val="none" w:color="FFFFFF" w:sz="0"/>
+              <w:right w:val="none" w:color="FFFFFF" w:sz="0"/>
+            </w:tcBorders>
+            <w:shd w:fill="E8F5E9" w:color="auto" w:val="clear"/>
+            <w:tcMar>
+              <w:top w:type="dxa" w:w="40"/>
+              <w:left w:type="dxa" w:w="80"/>
+              <w:bottom w:type="dxa" w:w="40"/>
+              <w:right w:type="dxa" w:w="80"/>
+            </w:tcMar>
+            <w:vAlign w:val="center"/>
+          </w:tcPr>
+          <w:p>
+            <w:pPr>
+              <w:jc w:val="left"/>
+            </w:pPr>
+            <w:r>
+              <w:rPr>
+                <w:rFonts w:ascii="Arial" w:cs="Arial" w:eastAsia="Arial" w:hAnsi="Arial"/>
+                <w:b/>
+                <w:bCs/>
+                <w:color w:val="43A047"/>
+                <w:sz w:val="15"/>
+                <w:szCs w:val="15"/>
+              </w:rPr>
+              <w:t xml:space="preserve">EXERCISE</w:t>
+            </w:r>
+          </w:p>
+        </w:tc>
+        <w:tc>
+          <w:tcPr>
+            <w:tcW w:type="dxa" w:w="380"/>
+            <w:tcBorders>
+              <w:top w:val="none" w:color="FFFFFF" w:sz="0"/>
+              <w:left w:val="none" w:color="FFFFFF" w:sz="0"/>
+              <w:bottom w:val="none" w:color="FFFFFF" w:sz="0"/>
+              <w:right w:val="none" w:color="FFFFFF" w:sz="0"/>
+            </w:tcBorders>
+            <w:shd w:fill="E8F5E9" w:color="auto" w:val="clear"/>
+            <w:tcMar>
+              <w:top w:type="dxa" w:w="40"/>
+              <w:left w:type="dxa" w:w="80"/>
+              <w:bottom w:type="dxa" w:w="40"/>
+              <w:right w:type="dxa" w:w="80"/>
+            </w:tcMar>
+            <w:vAlign w:val="center"/>
+          </w:tcPr>
+          <w:p>
+            <w:pPr>
+              <w:jc w:val="center"/>
+            </w:pPr>
+            <w:r>
+              <w:rPr>
+                <w:rFonts w:ascii="Arial" w:cs="Arial" w:eastAsia="Arial" w:hAnsi="Arial"/>
+                <w:b/>
+                <w:bCs/>
+                <w:color w:val="43A047"/>
+                <w:sz w:val="13"/>
+                <w:szCs w:val="13"/>
+              </w:rPr>
+              <w:t xml:space="preserve">SETS</w:t>
+            </w:r>
+          </w:p>
+        </w:tc>
+        <w:tc>
+          <w:tcPr>
+            <w:tcW w:type="dxa" w:w="420"/>
+            <w:tcBorders>
+              <w:top w:val="none" w:color="FFFFFF" w:sz="0"/>
+              <w:left w:val="none" w:color="FFFFFF" w:sz="0"/>
+              <w:bottom w:val="none" w:color="FFFFFF" w:sz="0"/>
+              <w:right w:val="none" w:color="FFFFFF" w:sz="0"/>
+            </w:tcBorders>
+            <w:shd w:fill="E8F5E9" w:color="auto" w:val="clear"/>
+            <w:tcMar>
+              <w:top w:type="dxa" w:w="40"/>
+              <w:left w:type="dxa" w:w="80"/>
+              <w:bottom w:type="dxa" w:w="40"/>
+              <w:right w:type="dxa" w:w="80"/>
+            </w:tcMar>
+            <w:vAlign w:val="center"/>
+          </w:tcPr>
+          <w:p>
+            <w:pPr>
+              <w:jc w:val="center"/>
+            </w:pPr>
+            <w:r>
+              <w:rPr>
+                <w:rFonts w:ascii="Arial" w:cs="Arial" w:eastAsia="Arial" w:hAnsi="Arial"/>
+                <w:b/>
+                <w:bCs/>
+                <w:color w:val="43A047"/>
+                <w:sz w:val="13"/>
+                <w:szCs w:val="13"/>
+              </w:rPr>
+              <w:t xml:space="preserve">REPS</w:t>
+            </w:r>
+          </w:p>
+        </w:tc>
+        <w:tc>
+          <w:tcPr>
+            <w:tcW w:type="dxa" w:w="680"/>
+            <w:tcBorders>
+              <w:top w:val="none" w:color="FFFFFF" w:sz="0"/>
+              <w:left w:val="none" w:color="FFFFFF" w:sz="0"/>
+              <w:bottom w:val="none" w:color="FFFFFF" w:sz="0"/>
+              <w:right w:val="none" w:color="FFFFFF" w:sz="0"/>
+            </w:tcBorders>
+            <w:shd w:fill="E8F5E9" w:color="auto" w:val="clear"/>
+            <w:tcMar>
+              <w:top w:type="dxa" w:w="40"/>
+              <w:left w:type="dxa" w:w="80"/>
+              <w:bottom w:type="dxa" w:w="40"/>
+              <w:right w:type="dxa" w:w="80"/>
+            </w:tcMar>
+            <w:vAlign w:val="center"/>
+          </w:tcPr>
+          <w:p>
+            <w:pPr>
+              <w:jc w:val="center"/>
+            </w:pPr>
+            <w:r>
+              <w:rPr>
+                <w:rFonts w:ascii="Arial" w:cs="Arial" w:eastAsia="Arial" w:hAnsi="Arial"/>
+                <w:b/>
+                <w:bCs/>
+                <w:color w:val="43A047"/>
+                <w:sz w:val="13"/>
+                <w:szCs w:val="13"/>
+              </w:rPr>
+              <w:t xml:space="preserve">LOAD</w:t>
+            </w:r>
+          </w:p>
+        </w:tc>
+        <w:tc>
+          <w:tcPr>
+            <w:tcW w:type="dxa" w:w="540"/>
+            <w:tcBorders>
+              <w:top w:val="none" w:color="FFFFFF" w:sz="0"/>
+              <w:left w:val="none" w:color="FFFFFF" w:sz="0"/>
+              <w:bottom w:val="none" w:color="FFFFFF" w:sz="0"/>
+              <w:right w:val="none" w:color="FFFFFF" w:sz="0"/>
+            </w:tcBorders>
+            <w:shd w:fill="E8F5E9" w:color="auto" w:val="clear"/>
+            <w:tcMar>
+              <w:top w:type="dxa" w:w="40"/>
+              <w:left w:type="dxa" w:w="80"/>
+              <w:bottom w:type="dxa" w:w="40"/>
+              <w:right w:type="dxa" w:w="80"/>
+            </w:tcMar>
+            <w:vAlign w:val="center"/>
+          </w:tcPr>
+          <w:p>
+            <w:pPr>
+              <w:jc w:val="center"/>
+            </w:pPr>
+            <w:r>
+              <w:rPr>
+                <w:rFonts w:ascii="Arial" w:cs="Arial" w:eastAsia="Arial" w:hAnsi="Arial"/>
+                <w:b/>
+                <w:bCs/>
+                <w:color w:val="43A047"/>
+                <w:sz w:val="13"/>
+                <w:szCs w:val="13"/>
+              </w:rPr>
+              <w:t xml:space="preserve">TEMPO</w:t>
+            </w:r>
+          </w:p>
+        </w:tc>
+        <w:tc>
+          <w:tcPr>
+            <w:tcW w:type="dxa" w:w="440"/>
+            <w:tcBorders>
+              <w:top w:val="none" w:color="FFFFFF" w:sz="0"/>
+              <w:left w:val="none" w:color="FFFFFF" w:sz="0"/>
+              <w:bottom w:val="none" w:color="FFFFFF" w:sz="0"/>
+              <w:right w:val="none" w:color="FFFFFF" w:sz="0"/>
+            </w:tcBorders>
+            <w:shd w:fill="E8F5E9" w:color="auto" w:val="clear"/>
+            <w:tcMar>
+              <w:top w:type="dxa" w:w="40"/>
+              <w:left w:type="dxa" w:w="80"/>
+              <w:bottom w:type="dxa" w:w="40"/>
+              <w:right w:type="dxa" w:w="80"/>
+            </w:tcMar>
+            <w:vAlign w:val="center"/>
+          </w:tcPr>
+          <w:p>
+            <w:pPr>
+              <w:jc w:val="center"/>
+            </w:pPr>
+            <w:r>
+              <w:rPr>
+                <w:rFonts w:ascii="Arial" w:cs="Arial" w:eastAsia="Arial" w:hAnsi="Arial"/>
+                <w:b/>
+                <w:bCs/>
+                <w:color w:val="43A047"/>
+                <w:sz w:val="13"/>
+                <w:szCs w:val="13"/>
+              </w:rPr>
+              <w:t xml:space="preserve">REST</w:t>
+            </w:r>
+          </w:p>
+        </w:tc>
+        <w:tc>
+          <w:tcPr>
+            <w:tcW w:type="dxa" w:w="5580"/>
+            <w:tcBorders>
+              <w:top w:val="none" w:color="FFFFFF" w:sz="0"/>
+              <w:left w:val="none" w:color="FFFFFF" w:sz="0"/>
+              <w:bottom w:val="none" w:color="FFFFFF" w:sz="0"/>
+              <w:right w:val="none" w:color="FFFFFF" w:sz="0"/>
+            </w:tcBorders>
+            <w:shd w:fill="E8F5E9" w:color="auto" w:val="clear"/>
+            <w:tcMar>
+              <w:top w:type="dxa" w:w="40"/>
+              <w:left w:type="dxa" w:w="80"/>
+              <w:bottom w:type="dxa" w:w="40"/>
+              <w:right w:type="dxa" w:w="80"/>
+            </w:tcMar>
+            <w:vAlign w:val="center"/>
+          </w:tcPr>
+          <w:p>
+            <w:pPr>
+              <w:jc w:val="left"/>
+            </w:pPr>
+            <w:r>
+              <w:rPr>
+                <w:rFonts w:ascii="Arial" w:cs="Arial" w:eastAsia="Arial" w:hAnsi="Arial"/>
+                <w:b/>
+                <w:bCs/>
+                <w:color w:val="43A047"/>
+                <w:sz w:val="15"/>
+                <w:szCs w:val="15"/>
+              </w:rPr>
+              <w:t xml:space="preserve">COACHING CUE</w:t>
+            </w:r>
+          </w:p>
+        </w:tc>
+      </w:tr>
+      <w:tr>
+        <w:tc>
+          <w:tcPr>
+            <w:tcW w:type="dxa" w:w="2400"/>
+            <w:tcBorders>
+              <w:top w:val="none" w:color="FFFFFF" w:sz="0"/>
+              <w:left w:val="none" w:color="FFFFFF" w:sz="0"/>
+              <w:bottom w:val="none" w:color="FFFFFF" w:sz="0"/>
+              <w:right w:val="none" w:color="FFFFFF" w:sz="0"/>
+            </w:tcBorders>
+            <w:shd w:fill="F1F8F2" w:color="auto" w:val="clear"/>
+            <w:tcMar>
+              <w:top w:type="dxa" w:w="40"/>
+              <w:left w:type="dxa" w:w="80"/>
+              <w:bottom w:type="dxa" w:w="40"/>
+              <w:right w:type="dxa" w:w="80"/>
+            </w:tcMar>
+            <w:vAlign w:val="center"/>
+          </w:tcPr>
+          <w:p>
+            <w:r>
+              <w:rPr>
+                <w:rFonts w:ascii="Arial" w:cs="Arial" w:eastAsia="Arial" w:hAnsi="Arial"/>
+                <w:b/>
+                <w:bCs/>
+                <w:color w:val="2C2C2C"/>
+                <w:sz w:val="18"/>
+                <w:szCs w:val="18"/>
+              </w:rPr>
               <w:t xml:space="preserve">DB Overhead Press (Seated)</w:t>
             </w:r>
           </w:p>
@@ -5974,7 +6339,7 @@
           <w:sz w:val="17"/>
           <w:szCs w:val="17"/>
         </w:rPr>
-        <w:t xml:space="preserve">D — LOADED CARRY, CORE &amp; CONDITIONING</w:t>
+        <w:t xml:space="preserve">E — FULL-BODY INTEGRATION — LOADED CARRY + CORE</w:t>
       </w:r>
     </w:p>
     <w:p>
@@ -5999,7 +6364,7 @@
           <w:sz w:val="17"/>
           <w:szCs w:val="17"/>
         </w:rPr>
-        <w:t xml:space="preserve">Farmer carry and plank close the session and double as the primary cardiovascular stimulus at 2 days/week. Carry with both hands evenly — the arm-to-arm difference here is minor, so no side-lead is applied to carry or row work.</w:t>
+        <w:t xml:space="preserve">The session's closing compound work — the carry pulls the day's hinge strength and braced posture together under gait, paired with the core work that supports every compound lift above. Carry with both hands evenly — the arm-to-arm difference here is minor, so no side-lead is applied to carry or row work. Distance and movement quality govern the carry, not an effort target. A goblet carry (one DB at the chest) or front-rack carry covers the same ground with an upright-posture bias if it suits the day better.</w:t>
       </w:r>
     </w:p>
     <w:tbl>
@@ -6957,6 +7322,74 @@
           </w:p>
         </w:tc>
       </w:tr>
+    </w:tbl>
+    <w:p>
+      <w:pPr>
+        <w:spacing w:after="100"/>
+      </w:pPr>
+    </w:p>
+    <w:p>
+      <w:pPr>
+        <w:spacing w:after="60" w:before="120"/>
+      </w:pPr>
+      <w:r>
+        <w:rPr>
+          <w:rFonts w:ascii="Arial" w:cs="Arial" w:eastAsia="Arial" w:hAnsi="Arial"/>
+          <w:b/>
+          <w:bCs/>
+          <w:color w:val="C9A227"/>
+          <w:sz w:val="17"/>
+          <w:szCs w:val="17"/>
+        </w:rPr>
+        <w:t xml:space="preserve">F — CONDITIONING CLOSE</w:t>
+      </w:r>
+    </w:p>
+    <w:p>
+      <w:pPr>
+        <w:spacing w:after="80"/>
+      </w:pPr>
+      <w:r>
+        <w:rPr>
+          <w:rFonts w:ascii="Arial" w:cs="Arial" w:eastAsia="Arial" w:hAnsi="Arial"/>
+          <w:b/>
+          <w:bCs/>
+          <w:color w:val="C9A227"/>
+          <w:sz w:val="17"/>
+          <w:szCs w:val="17"/>
+        </w:rPr>
+        <w:t xml:space="preserve">Why:  </w:t>
+      </w:r>
+      <w:r>
+        <w:rPr>
+          <w:rFonts w:ascii="Arial" w:cs="Arial" w:eastAsia="Arial" w:hAnsi="Arial"/>
+          <w:color w:val="2C2C2C"/>
+          <w:sz w:val="17"/>
+          <w:szCs w:val="17"/>
+        </w:rPr>
+        <w:t xml:space="preserve">A brief steady-state close — the primary cardiovascular dose at 2 days/week, after the training work is done.</w:t>
+      </w:r>
+    </w:p>
+    <w:tbl>
+      <w:tblPr>
+        <w:tblW w:type="dxa" w:w="10440"/>
+        <w:tblBorders>
+          <w:top w:val="none" w:color="FFFFFF" w:sz="0"/>
+          <w:left w:val="none" w:color="FFFFFF" w:sz="0"/>
+          <w:bottom w:val="none" w:color="FFFFFF" w:sz="0"/>
+          <w:right w:val="none" w:color="FFFFFF" w:sz="0"/>
+          <w:insideH w:val="single" w:color="auto" w:sz="4"/>
+          <w:insideV w:val="single" w:color="auto" w:sz="4"/>
+        </w:tblBorders>
+      </w:tblPr>
+      <w:tblGrid>
+        <w:gridCol w:w="2400"/>
+        <w:gridCol w:w="380"/>
+        <w:gridCol w:w="420"/>
+        <w:gridCol w:w="680"/>
+        <w:gridCol w:w="540"/>
+        <w:gridCol w:w="440"/>
+        <w:gridCol w:w="5580"/>
+      </w:tblGrid>
       <w:tr>
         <w:tc>
           <w:tcPr>
@@ -6967,7 +7400,254 @@
               <w:bottom w:val="none" w:color="FFFFFF" w:sz="0"/>
               <w:right w:val="none" w:color="FFFFFF" w:sz="0"/>
             </w:tcBorders>
-            <w:shd w:fill="FFFFFF" w:color="auto" w:val="clear"/>
+            <w:shd w:fill="F5E8C0" w:color="auto" w:val="clear"/>
+            <w:tcMar>
+              <w:top w:type="dxa" w:w="40"/>
+              <w:left w:type="dxa" w:w="80"/>
+              <w:bottom w:type="dxa" w:w="40"/>
+              <w:right w:type="dxa" w:w="80"/>
+            </w:tcMar>
+            <w:vAlign w:val="center"/>
+          </w:tcPr>
+          <w:p>
+            <w:pPr>
+              <w:jc w:val="left"/>
+            </w:pPr>
+            <w:r>
+              <w:rPr>
+                <w:rFonts w:ascii="Arial" w:cs="Arial" w:eastAsia="Arial" w:hAnsi="Arial"/>
+                <w:b/>
+                <w:bCs/>
+                <w:color w:val="C9A227"/>
+                <w:sz w:val="15"/>
+                <w:szCs w:val="15"/>
+              </w:rPr>
+              <w:t xml:space="preserve">EXERCISE</w:t>
+            </w:r>
+          </w:p>
+        </w:tc>
+        <w:tc>
+          <w:tcPr>
+            <w:tcW w:type="dxa" w:w="380"/>
+            <w:tcBorders>
+              <w:top w:val="none" w:color="FFFFFF" w:sz="0"/>
+              <w:left w:val="none" w:color="FFFFFF" w:sz="0"/>
+              <w:bottom w:val="none" w:color="FFFFFF" w:sz="0"/>
+              <w:right w:val="none" w:color="FFFFFF" w:sz="0"/>
+            </w:tcBorders>
+            <w:shd w:fill="F5E8C0" w:color="auto" w:val="clear"/>
+            <w:tcMar>
+              <w:top w:type="dxa" w:w="40"/>
+              <w:left w:type="dxa" w:w="80"/>
+              <w:bottom w:type="dxa" w:w="40"/>
+              <w:right w:type="dxa" w:w="80"/>
+            </w:tcMar>
+            <w:vAlign w:val="center"/>
+          </w:tcPr>
+          <w:p>
+            <w:pPr>
+              <w:jc w:val="center"/>
+            </w:pPr>
+            <w:r>
+              <w:rPr>
+                <w:rFonts w:ascii="Arial" w:cs="Arial" w:eastAsia="Arial" w:hAnsi="Arial"/>
+                <w:b/>
+                <w:bCs/>
+                <w:color w:val="C9A227"/>
+                <w:sz w:val="13"/>
+                <w:szCs w:val="13"/>
+              </w:rPr>
+              <w:t xml:space="preserve">SETS</w:t>
+            </w:r>
+          </w:p>
+        </w:tc>
+        <w:tc>
+          <w:tcPr>
+            <w:tcW w:type="dxa" w:w="420"/>
+            <w:tcBorders>
+              <w:top w:val="none" w:color="FFFFFF" w:sz="0"/>
+              <w:left w:val="none" w:color="FFFFFF" w:sz="0"/>
+              <w:bottom w:val="none" w:color="FFFFFF" w:sz="0"/>
+              <w:right w:val="none" w:color="FFFFFF" w:sz="0"/>
+            </w:tcBorders>
+            <w:shd w:fill="F5E8C0" w:color="auto" w:val="clear"/>
+            <w:tcMar>
+              <w:top w:type="dxa" w:w="40"/>
+              <w:left w:type="dxa" w:w="80"/>
+              <w:bottom w:type="dxa" w:w="40"/>
+              <w:right w:type="dxa" w:w="80"/>
+            </w:tcMar>
+            <w:vAlign w:val="center"/>
+          </w:tcPr>
+          <w:p>
+            <w:pPr>
+              <w:jc w:val="center"/>
+            </w:pPr>
+            <w:r>
+              <w:rPr>
+                <w:rFonts w:ascii="Arial" w:cs="Arial" w:eastAsia="Arial" w:hAnsi="Arial"/>
+                <w:b/>
+                <w:bCs/>
+                <w:color w:val="C9A227"/>
+                <w:sz w:val="13"/>
+                <w:szCs w:val="13"/>
+              </w:rPr>
+              <w:t xml:space="preserve">REPS</w:t>
+            </w:r>
+          </w:p>
+        </w:tc>
+        <w:tc>
+          <w:tcPr>
+            <w:tcW w:type="dxa" w:w="680"/>
+            <w:tcBorders>
+              <w:top w:val="none" w:color="FFFFFF" w:sz="0"/>
+              <w:left w:val="none" w:color="FFFFFF" w:sz="0"/>
+              <w:bottom w:val="none" w:color="FFFFFF" w:sz="0"/>
+              <w:right w:val="none" w:color="FFFFFF" w:sz="0"/>
+            </w:tcBorders>
+            <w:shd w:fill="F5E8C0" w:color="auto" w:val="clear"/>
+            <w:tcMar>
+              <w:top w:type="dxa" w:w="40"/>
+              <w:left w:type="dxa" w:w="80"/>
+              <w:bottom w:type="dxa" w:w="40"/>
+              <w:right w:type="dxa" w:w="80"/>
+            </w:tcMar>
+            <w:vAlign w:val="center"/>
+          </w:tcPr>
+          <w:p>
+            <w:pPr>
+              <w:jc w:val="center"/>
+            </w:pPr>
+            <w:r>
+              <w:rPr>
+                <w:rFonts w:ascii="Arial" w:cs="Arial" w:eastAsia="Arial" w:hAnsi="Arial"/>
+                <w:b/>
+                <w:bCs/>
+                <w:color w:val="C9A227"/>
+                <w:sz w:val="13"/>
+                <w:szCs w:val="13"/>
+              </w:rPr>
+              <w:t xml:space="preserve">LOAD</w:t>
+            </w:r>
+          </w:p>
+        </w:tc>
+        <w:tc>
+          <w:tcPr>
+            <w:tcW w:type="dxa" w:w="540"/>
+            <w:tcBorders>
+              <w:top w:val="none" w:color="FFFFFF" w:sz="0"/>
+              <w:left w:val="none" w:color="FFFFFF" w:sz="0"/>
+              <w:bottom w:val="none" w:color="FFFFFF" w:sz="0"/>
+              <w:right w:val="none" w:color="FFFFFF" w:sz="0"/>
+            </w:tcBorders>
+            <w:shd w:fill="F5E8C0" w:color="auto" w:val="clear"/>
+            <w:tcMar>
+              <w:top w:type="dxa" w:w="40"/>
+              <w:left w:type="dxa" w:w="80"/>
+              <w:bottom w:type="dxa" w:w="40"/>
+              <w:right w:type="dxa" w:w="80"/>
+            </w:tcMar>
+            <w:vAlign w:val="center"/>
+          </w:tcPr>
+          <w:p>
+            <w:pPr>
+              <w:jc w:val="center"/>
+            </w:pPr>
+            <w:r>
+              <w:rPr>
+                <w:rFonts w:ascii="Arial" w:cs="Arial" w:eastAsia="Arial" w:hAnsi="Arial"/>
+                <w:b/>
+                <w:bCs/>
+                <w:color w:val="C9A227"/>
+                <w:sz w:val="13"/>
+                <w:szCs w:val="13"/>
+              </w:rPr>
+              <w:t xml:space="preserve">TEMPO</w:t>
+            </w:r>
+          </w:p>
+        </w:tc>
+        <w:tc>
+          <w:tcPr>
+            <w:tcW w:type="dxa" w:w="440"/>
+            <w:tcBorders>
+              <w:top w:val="none" w:color="FFFFFF" w:sz="0"/>
+              <w:left w:val="none" w:color="FFFFFF" w:sz="0"/>
+              <w:bottom w:val="none" w:color="FFFFFF" w:sz="0"/>
+              <w:right w:val="none" w:color="FFFFFF" w:sz="0"/>
+            </w:tcBorders>
+            <w:shd w:fill="F5E8C0" w:color="auto" w:val="clear"/>
+            <w:tcMar>
+              <w:top w:type="dxa" w:w="40"/>
+              <w:left w:type="dxa" w:w="80"/>
+              <w:bottom w:type="dxa" w:w="40"/>
+              <w:right w:type="dxa" w:w="80"/>
+            </w:tcMar>
+            <w:vAlign w:val="center"/>
+          </w:tcPr>
+          <w:p>
+            <w:pPr>
+              <w:jc w:val="center"/>
+            </w:pPr>
+            <w:r>
+              <w:rPr>
+                <w:rFonts w:ascii="Arial" w:cs="Arial" w:eastAsia="Arial" w:hAnsi="Arial"/>
+                <w:b/>
+                <w:bCs/>
+                <w:color w:val="C9A227"/>
+                <w:sz w:val="13"/>
+                <w:szCs w:val="13"/>
+              </w:rPr>
+              <w:t xml:space="preserve">REST</w:t>
+            </w:r>
+          </w:p>
+        </w:tc>
+        <w:tc>
+          <w:tcPr>
+            <w:tcW w:type="dxa" w:w="5580"/>
+            <w:tcBorders>
+              <w:top w:val="none" w:color="FFFFFF" w:sz="0"/>
+              <w:left w:val="none" w:color="FFFFFF" w:sz="0"/>
+              <w:bottom w:val="none" w:color="FFFFFF" w:sz="0"/>
+              <w:right w:val="none" w:color="FFFFFF" w:sz="0"/>
+            </w:tcBorders>
+            <w:shd w:fill="F5E8C0" w:color="auto" w:val="clear"/>
+            <w:tcMar>
+              <w:top w:type="dxa" w:w="40"/>
+              <w:left w:type="dxa" w:w="80"/>
+              <w:bottom w:type="dxa" w:w="40"/>
+              <w:right w:type="dxa" w:w="80"/>
+            </w:tcMar>
+            <w:vAlign w:val="center"/>
+          </w:tcPr>
+          <w:p>
+            <w:pPr>
+              <w:jc w:val="left"/>
+            </w:pPr>
+            <w:r>
+              <w:rPr>
+                <w:rFonts w:ascii="Arial" w:cs="Arial" w:eastAsia="Arial" w:hAnsi="Arial"/>
+                <w:b/>
+                <w:bCs/>
+                <w:color w:val="C9A227"/>
+                <w:sz w:val="15"/>
+                <w:szCs w:val="15"/>
+              </w:rPr>
+              <w:t xml:space="preserve">COACHING CUE</w:t>
+            </w:r>
+          </w:p>
+        </w:tc>
+      </w:tr>
+      <w:tr>
+        <w:tc>
+          <w:tcPr>
+            <w:tcW w:type="dxa" w:w="2400"/>
+            <w:tcBorders>
+              <w:top w:val="none" w:color="FFFFFF" w:sz="0"/>
+              <w:left w:val="none" w:color="FFFFFF" w:sz="0"/>
+              <w:bottom w:val="none" w:color="FFFFFF" w:sz="0"/>
+              <w:right w:val="none" w:color="FFFFFF" w:sz="0"/>
+            </w:tcBorders>
+            <w:shd w:fill="FAF3E0" w:color="auto" w:val="clear"/>
             <w:tcMar>
               <w:top w:type="dxa" w:w="40"/>
               <w:left w:type="dxa" w:w="80"/>
@@ -6999,7 +7679,7 @@
               <w:bottom w:val="none" w:color="FFFFFF" w:sz="0"/>
               <w:right w:val="none" w:color="FFFFFF" w:sz="0"/>
             </w:tcBorders>
-            <w:shd w:fill="FFFFFF" w:color="auto" w:val="clear"/>
+            <w:shd w:fill="FAF3E0" w:color="auto" w:val="clear"/>
             <w:tcMar>
               <w:top w:type="dxa" w:w="40"/>
               <w:left w:type="dxa" w:w="80"/>
@@ -7032,7 +7712,7 @@
               <w:bottom w:val="none" w:color="FFFFFF" w:sz="0"/>
               <w:right w:val="none" w:color="FFFFFF" w:sz="0"/>
             </w:tcBorders>
-            <w:shd w:fill="FFFFFF" w:color="auto" w:val="clear"/>
+            <w:shd w:fill="FAF3E0" w:color="auto" w:val="clear"/>
             <w:tcMar>
               <w:top w:type="dxa" w:w="40"/>
               <w:left w:type="dxa" w:w="80"/>
@@ -7065,7 +7745,7 @@
               <w:bottom w:val="none" w:color="FFFFFF" w:sz="0"/>
               <w:right w:val="none" w:color="FFFFFF" w:sz="0"/>
             </w:tcBorders>
-            <w:shd w:fill="FFFFFF" w:color="auto" w:val="clear"/>
+            <w:shd w:fill="FAF3E0" w:color="auto" w:val="clear"/>
             <w:tcMar>
               <w:top w:type="dxa" w:w="40"/>
               <w:left w:type="dxa" w:w="80"/>
@@ -7098,7 +7778,7 @@
               <w:bottom w:val="none" w:color="FFFFFF" w:sz="0"/>
               <w:right w:val="none" w:color="FFFFFF" w:sz="0"/>
             </w:tcBorders>
-            <w:shd w:fill="FFFFFF" w:color="auto" w:val="clear"/>
+            <w:shd w:fill="FAF3E0" w:color="auto" w:val="clear"/>
             <w:tcMar>
               <w:top w:type="dxa" w:w="40"/>
               <w:left w:type="dxa" w:w="80"/>
@@ -7131,7 +7811,7 @@
               <w:bottom w:val="none" w:color="FFFFFF" w:sz="0"/>
               <w:right w:val="none" w:color="FFFFFF" w:sz="0"/>
             </w:tcBorders>
-            <w:shd w:fill="FFFFFF" w:color="auto" w:val="clear"/>
+            <w:shd w:fill="FAF3E0" w:color="auto" w:val="clear"/>
             <w:tcMar>
               <w:top w:type="dxa" w:w="40"/>
               <w:left w:type="dxa" w:w="80"/>
@@ -7164,7 +7844,7 @@
               <w:bottom w:val="none" w:color="FFFFFF" w:sz="0"/>
               <w:right w:val="none" w:color="FFFFFF" w:sz="0"/>
             </w:tcBorders>
-            <w:shd w:fill="FFFFFF" w:color="auto" w:val="clear"/>
+            <w:shd w:fill="FAF3E0" w:color="auto" w:val="clear"/>
             <w:tcMar>
               <w:top w:type="dxa" w:w="40"/>
               <w:left w:type="dxa" w:w="80"/>
@@ -8528,7 +9208,7 @@
           <w:sz w:val="17"/>
           <w:szCs w:val="17"/>
         </w:rPr>
-        <w:t xml:space="preserve">B — PRIMARY SQUAT &amp; LUNGE STRENGTH</w:t>
+        <w:t xml:space="preserve">B — PRIMARY COMPOUND — BACK SQUAT</w:t>
       </w:r>
     </w:p>
     <w:p>
@@ -8553,7 +9233,7 @@
           <w:sz w:val="17"/>
           <w:szCs w:val="17"/>
         </w:rPr>
-        <w:t xml:space="preserve">Back Squat tested at 55 lbs x5 (Epley 1RM ~64 lbs). DB Split Squat is the lunge-pattern substitute from her intake battery — left leg leads (weaker side). Face Pull closes the block, balancing the pressing volume from Day A.</w:t>
+        <w:t xml:space="preserve">The day's main lift. Back Squat tested at 55 lbs x5 (Epley 1RM ~64 lbs), trained technique-first on the same 70-75% → 90-95% ramp as Day A's deadlift. If the day calls for a variation, rotate between: a goblet squat (DB at the chest, easiest to keep upright), a box squat (depth set by the box), or a landmine squat (angled, more forgiving path). The barbell back squat stays the lift we track and retest.</w:t>
       </w:r>
     </w:p>
     <w:tbl>
@@ -9053,464 +9733,6 @@
           </w:p>
         </w:tc>
       </w:tr>
-      <w:tr>
-        <w:tc>
-          <w:tcPr>
-            <w:tcW w:type="dxa" w:w="2400"/>
-            <w:tcBorders>
-              <w:top w:val="none" w:color="FFFFFF" w:sz="0"/>
-              <w:left w:val="none" w:color="FFFFFF" w:sz="0"/>
-              <w:bottom w:val="none" w:color="FFFFFF" w:sz="0"/>
-              <w:right w:val="none" w:color="FFFFFF" w:sz="0"/>
-            </w:tcBorders>
-            <w:shd w:fill="FFFFFF" w:color="auto" w:val="clear"/>
-            <w:tcMar>
-              <w:top w:type="dxa" w:w="40"/>
-              <w:left w:type="dxa" w:w="80"/>
-              <w:bottom w:type="dxa" w:w="40"/>
-              <w:right w:type="dxa" w:w="80"/>
-            </w:tcMar>
-            <w:vAlign w:val="center"/>
-          </w:tcPr>
-          <w:p>
-            <w:r>
-              <w:rPr>
-                <w:rFonts w:ascii="Arial" w:cs="Arial" w:eastAsia="Arial" w:hAnsi="Arial"/>
-                <w:b/>
-                <w:bCs/>
-                <w:color w:val="2C2C2C"/>
-                <w:sz w:val="18"/>
-                <w:szCs w:val="18"/>
-              </w:rPr>
-              <w:t xml:space="preserve">DB Split Squat</w:t>
-            </w:r>
-          </w:p>
-        </w:tc>
-        <w:tc>
-          <w:tcPr>
-            <w:tcW w:type="dxa" w:w="380"/>
-            <w:tcBorders>
-              <w:top w:val="none" w:color="FFFFFF" w:sz="0"/>
-              <w:left w:val="none" w:color="FFFFFF" w:sz="0"/>
-              <w:bottom w:val="none" w:color="FFFFFF" w:sz="0"/>
-              <w:right w:val="none" w:color="FFFFFF" w:sz="0"/>
-            </w:tcBorders>
-            <w:shd w:fill="FFFFFF" w:color="auto" w:val="clear"/>
-            <w:tcMar>
-              <w:top w:type="dxa" w:w="40"/>
-              <w:left w:type="dxa" w:w="80"/>
-              <w:bottom w:type="dxa" w:w="40"/>
-              <w:right w:type="dxa" w:w="80"/>
-            </w:tcMar>
-            <w:vAlign w:val="center"/>
-          </w:tcPr>
-          <w:p>
-            <w:pPr>
-              <w:jc w:val="center"/>
-            </w:pPr>
-            <w:r>
-              <w:rPr>
-                <w:rFonts w:ascii="Arial" w:cs="Arial" w:eastAsia="Arial" w:hAnsi="Arial"/>
-                <w:color w:val="6B6B6B"/>
-                <w:sz w:val="15"/>
-                <w:szCs w:val="15"/>
-              </w:rPr>
-              <w:t xml:space="preserve">3</w:t>
-            </w:r>
-          </w:p>
-        </w:tc>
-        <w:tc>
-          <w:tcPr>
-            <w:tcW w:type="dxa" w:w="420"/>
-            <w:tcBorders>
-              <w:top w:val="none" w:color="FFFFFF" w:sz="0"/>
-              <w:left w:val="none" w:color="FFFFFF" w:sz="0"/>
-              <w:bottom w:val="none" w:color="FFFFFF" w:sz="0"/>
-              <w:right w:val="none" w:color="FFFFFF" w:sz="0"/>
-            </w:tcBorders>
-            <w:shd w:fill="FFFFFF" w:color="auto" w:val="clear"/>
-            <w:tcMar>
-              <w:top w:type="dxa" w:w="40"/>
-              <w:left w:type="dxa" w:w="80"/>
-              <w:bottom w:type="dxa" w:w="40"/>
-              <w:right w:type="dxa" w:w="80"/>
-            </w:tcMar>
-            <w:vAlign w:val="center"/>
-          </w:tcPr>
-          <w:p>
-            <w:pPr>
-              <w:jc w:val="center"/>
-            </w:pPr>
-            <w:r>
-              <w:rPr>
-                <w:rFonts w:ascii="Arial" w:cs="Arial" w:eastAsia="Arial" w:hAnsi="Arial"/>
-                <w:color w:val="6B6B6B"/>
-                <w:sz w:val="15"/>
-                <w:szCs w:val="15"/>
-              </w:rPr>
-              <w:t xml:space="preserve">8 ea, LEFT leads</w:t>
-            </w:r>
-          </w:p>
-        </w:tc>
-        <w:tc>
-          <w:tcPr>
-            <w:tcW w:type="dxa" w:w="680"/>
-            <w:tcBorders>
-              <w:top w:val="none" w:color="FFFFFF" w:sz="0"/>
-              <w:left w:val="none" w:color="FFFFFF" w:sz="0"/>
-              <w:bottom w:val="none" w:color="FFFFFF" w:sz="0"/>
-              <w:right w:val="none" w:color="FFFFFF" w:sz="0"/>
-            </w:tcBorders>
-            <w:shd w:fill="FFFFFF" w:color="auto" w:val="clear"/>
-            <w:tcMar>
-              <w:top w:type="dxa" w:w="40"/>
-              <w:left w:type="dxa" w:w="80"/>
-              <w:bottom w:type="dxa" w:w="40"/>
-              <w:right w:type="dxa" w:w="80"/>
-            </w:tcMar>
-            <w:vAlign w:val="center"/>
-          </w:tcPr>
-          <w:p>
-            <w:pPr>
-              <w:jc w:val="center"/>
-            </w:pPr>
-            <w:r>
-              <w:rPr>
-                <w:rFonts w:ascii="Arial" w:cs="Arial" w:eastAsia="Arial" w:hAnsi="Arial"/>
-                <w:color w:val="6B6B6B"/>
-                <w:sz w:val="15"/>
-                <w:szCs w:val="15"/>
-              </w:rPr>
-              <w:t xml:space="preserve">Wk1: 12.5 lbs/hand → Wk4: 17.5 lbs/hand</w:t>
-            </w:r>
-          </w:p>
-        </w:tc>
-        <w:tc>
-          <w:tcPr>
-            <w:tcW w:type="dxa" w:w="540"/>
-            <w:tcBorders>
-              <w:top w:val="none" w:color="FFFFFF" w:sz="0"/>
-              <w:left w:val="none" w:color="FFFFFF" w:sz="0"/>
-              <w:bottom w:val="none" w:color="FFFFFF" w:sz="0"/>
-              <w:right w:val="none" w:color="FFFFFF" w:sz="0"/>
-            </w:tcBorders>
-            <w:shd w:fill="FFFFFF" w:color="auto" w:val="clear"/>
-            <w:tcMar>
-              <w:top w:type="dxa" w:w="40"/>
-              <w:left w:type="dxa" w:w="80"/>
-              <w:bottom w:type="dxa" w:w="40"/>
-              <w:right w:type="dxa" w:w="80"/>
-            </w:tcMar>
-            <w:vAlign w:val="center"/>
-          </w:tcPr>
-          <w:p>
-            <w:pPr>
-              <w:jc w:val="center"/>
-            </w:pPr>
-            <w:r>
-              <w:rPr>
-                <w:rFonts w:ascii="Arial" w:cs="Arial" w:eastAsia="Arial" w:hAnsi="Arial"/>
-                <w:color w:val="6B6B6B"/>
-                <w:sz w:val="15"/>
-                <w:szCs w:val="15"/>
-              </w:rPr>
-              <w:t xml:space="preserve">2-1-1</w:t>
-            </w:r>
-          </w:p>
-        </w:tc>
-        <w:tc>
-          <w:tcPr>
-            <w:tcW w:type="dxa" w:w="440"/>
-            <w:tcBorders>
-              <w:top w:val="none" w:color="FFFFFF" w:sz="0"/>
-              <w:left w:val="none" w:color="FFFFFF" w:sz="0"/>
-              <w:bottom w:val="none" w:color="FFFFFF" w:sz="0"/>
-              <w:right w:val="none" w:color="FFFFFF" w:sz="0"/>
-            </w:tcBorders>
-            <w:shd w:fill="FFFFFF" w:color="auto" w:val="clear"/>
-            <w:tcMar>
-              <w:top w:type="dxa" w:w="40"/>
-              <w:left w:type="dxa" w:w="80"/>
-              <w:bottom w:type="dxa" w:w="40"/>
-              <w:right w:type="dxa" w:w="80"/>
-            </w:tcMar>
-            <w:vAlign w:val="center"/>
-          </w:tcPr>
-          <w:p>
-            <w:pPr>
-              <w:jc w:val="center"/>
-            </w:pPr>
-            <w:r>
-              <w:rPr>
-                <w:rFonts w:ascii="Arial" w:cs="Arial" w:eastAsia="Arial" w:hAnsi="Arial"/>
-                <w:color w:val="6B6B6B"/>
-                <w:sz w:val="15"/>
-                <w:szCs w:val="15"/>
-              </w:rPr>
-              <w:t xml:space="preserve">75s</w:t>
-            </w:r>
-          </w:p>
-        </w:tc>
-        <w:tc>
-          <w:tcPr>
-            <w:tcW w:type="dxa" w:w="5580"/>
-            <w:tcBorders>
-              <w:top w:val="none" w:color="FFFFFF" w:sz="0"/>
-              <w:left w:val="none" w:color="FFFFFF" w:sz="0"/>
-              <w:bottom w:val="none" w:color="FFFFFF" w:sz="0"/>
-              <w:right w:val="none" w:color="FFFFFF" w:sz="0"/>
-            </w:tcBorders>
-            <w:shd w:fill="FFFFFF" w:color="auto" w:val="clear"/>
-            <w:tcMar>
-              <w:top w:type="dxa" w:w="40"/>
-              <w:left w:type="dxa" w:w="80"/>
-              <w:bottom w:type="dxa" w:w="40"/>
-              <w:right w:type="dxa" w:w="80"/>
-            </w:tcMar>
-            <w:vAlign w:val="center"/>
-          </w:tcPr>
-          <w:p>
-            <w:r>
-              <w:rPr>
-                <w:rFonts w:ascii="Arial" w:cs="Arial" w:eastAsia="Arial" w:hAnsi="Arial"/>
-                <w:color w:val="6B6B6B"/>
-                <w:sz w:val="17"/>
-                <w:szCs w:val="17"/>
-              </w:rPr>
-              <w:t xml:space="preserve">Left leads (weaker side). Front knee tracks over toes, even tempo.</w:t>
-            </w:r>
-          </w:p>
-        </w:tc>
-      </w:tr>
-      <w:tr>
-        <w:tc>
-          <w:tcPr>
-            <w:tcW w:type="dxa" w:w="2400"/>
-            <w:tcBorders>
-              <w:top w:val="none" w:color="FFFFFF" w:sz="0"/>
-              <w:left w:val="none" w:color="FFFFFF" w:sz="0"/>
-              <w:bottom w:val="none" w:color="FFFFFF" w:sz="0"/>
-              <w:right w:val="none" w:color="FFFFFF" w:sz="0"/>
-            </w:tcBorders>
-            <w:shd w:fill="FAF3E0" w:color="auto" w:val="clear"/>
-            <w:tcMar>
-              <w:top w:type="dxa" w:w="40"/>
-              <w:left w:type="dxa" w:w="80"/>
-              <w:bottom w:type="dxa" w:w="40"/>
-              <w:right w:type="dxa" w:w="80"/>
-            </w:tcMar>
-            <w:vAlign w:val="center"/>
-          </w:tcPr>
-          <w:p>
-            <w:r>
-              <w:rPr>
-                <w:rFonts w:ascii="Arial" w:cs="Arial" w:eastAsia="Arial" w:hAnsi="Arial"/>
-                <w:b/>
-                <w:bCs/>
-                <w:color w:val="2C2C2C"/>
-                <w:sz w:val="18"/>
-                <w:szCs w:val="18"/>
-              </w:rPr>
-              <w:t xml:space="preserve">Cable or Band Face Pull</w:t>
-            </w:r>
-          </w:p>
-        </w:tc>
-        <w:tc>
-          <w:tcPr>
-            <w:tcW w:type="dxa" w:w="380"/>
-            <w:tcBorders>
-              <w:top w:val="none" w:color="FFFFFF" w:sz="0"/>
-              <w:left w:val="none" w:color="FFFFFF" w:sz="0"/>
-              <w:bottom w:val="none" w:color="FFFFFF" w:sz="0"/>
-              <w:right w:val="none" w:color="FFFFFF" w:sz="0"/>
-            </w:tcBorders>
-            <w:shd w:fill="FAF3E0" w:color="auto" w:val="clear"/>
-            <w:tcMar>
-              <w:top w:type="dxa" w:w="40"/>
-              <w:left w:type="dxa" w:w="80"/>
-              <w:bottom w:type="dxa" w:w="40"/>
-              <w:right w:type="dxa" w:w="80"/>
-            </w:tcMar>
-            <w:vAlign w:val="center"/>
-          </w:tcPr>
-          <w:p>
-            <w:pPr>
-              <w:jc w:val="center"/>
-            </w:pPr>
-            <w:r>
-              <w:rPr>
-                <w:rFonts w:ascii="Arial" w:cs="Arial" w:eastAsia="Arial" w:hAnsi="Arial"/>
-                <w:color w:val="6B6B6B"/>
-                <w:sz w:val="15"/>
-                <w:szCs w:val="15"/>
-              </w:rPr>
-              <w:t xml:space="preserve">3</w:t>
-            </w:r>
-          </w:p>
-        </w:tc>
-        <w:tc>
-          <w:tcPr>
-            <w:tcW w:type="dxa" w:w="420"/>
-            <w:tcBorders>
-              <w:top w:val="none" w:color="FFFFFF" w:sz="0"/>
-              <w:left w:val="none" w:color="FFFFFF" w:sz="0"/>
-              <w:bottom w:val="none" w:color="FFFFFF" w:sz="0"/>
-              <w:right w:val="none" w:color="FFFFFF" w:sz="0"/>
-            </w:tcBorders>
-            <w:shd w:fill="FAF3E0" w:color="auto" w:val="clear"/>
-            <w:tcMar>
-              <w:top w:type="dxa" w:w="40"/>
-              <w:left w:type="dxa" w:w="80"/>
-              <w:bottom w:type="dxa" w:w="40"/>
-              <w:right w:type="dxa" w:w="80"/>
-            </w:tcMar>
-            <w:vAlign w:val="center"/>
-          </w:tcPr>
-          <w:p>
-            <w:pPr>
-              <w:jc w:val="center"/>
-            </w:pPr>
-            <w:r>
-              <w:rPr>
-                <w:rFonts w:ascii="Arial" w:cs="Arial" w:eastAsia="Arial" w:hAnsi="Arial"/>
-                <w:color w:val="6B6B6B"/>
-                <w:sz w:val="15"/>
-                <w:szCs w:val="15"/>
-              </w:rPr>
-              <w:t xml:space="preserve">15</w:t>
-            </w:r>
-          </w:p>
-        </w:tc>
-        <w:tc>
-          <w:tcPr>
-            <w:tcW w:type="dxa" w:w="680"/>
-            <w:tcBorders>
-              <w:top w:val="none" w:color="FFFFFF" w:sz="0"/>
-              <w:left w:val="none" w:color="FFFFFF" w:sz="0"/>
-              <w:bottom w:val="none" w:color="FFFFFF" w:sz="0"/>
-              <w:right w:val="none" w:color="FFFFFF" w:sz="0"/>
-            </w:tcBorders>
-            <w:shd w:fill="FAF3E0" w:color="auto" w:val="clear"/>
-            <w:tcMar>
-              <w:top w:type="dxa" w:w="40"/>
-              <w:left w:type="dxa" w:w="80"/>
-              <w:bottom w:type="dxa" w:w="40"/>
-              <w:right w:type="dxa" w:w="80"/>
-            </w:tcMar>
-            <w:vAlign w:val="center"/>
-          </w:tcPr>
-          <w:p>
-            <w:pPr>
-              <w:jc w:val="center"/>
-            </w:pPr>
-            <w:r>
-              <w:rPr>
-                <w:rFonts w:ascii="Arial" w:cs="Arial" w:eastAsia="Arial" w:hAnsi="Arial"/>
-                <w:color w:val="6B6B6B"/>
-                <w:sz w:val="15"/>
-                <w:szCs w:val="15"/>
-              </w:rPr>
-              <w:t xml:space="preserve">Light-Mod</w:t>
-            </w:r>
-          </w:p>
-        </w:tc>
-        <w:tc>
-          <w:tcPr>
-            <w:tcW w:type="dxa" w:w="540"/>
-            <w:tcBorders>
-              <w:top w:val="none" w:color="FFFFFF" w:sz="0"/>
-              <w:left w:val="none" w:color="FFFFFF" w:sz="0"/>
-              <w:bottom w:val="none" w:color="FFFFFF" w:sz="0"/>
-              <w:right w:val="none" w:color="FFFFFF" w:sz="0"/>
-            </w:tcBorders>
-            <w:shd w:fill="FAF3E0" w:color="auto" w:val="clear"/>
-            <w:tcMar>
-              <w:top w:type="dxa" w:w="40"/>
-              <w:left w:type="dxa" w:w="80"/>
-              <w:bottom w:type="dxa" w:w="40"/>
-              <w:right w:type="dxa" w:w="80"/>
-            </w:tcMar>
-            <w:vAlign w:val="center"/>
-          </w:tcPr>
-          <w:p>
-            <w:pPr>
-              <w:jc w:val="center"/>
-            </w:pPr>
-            <w:r>
-              <w:rPr>
-                <w:rFonts w:ascii="Arial" w:cs="Arial" w:eastAsia="Arial" w:hAnsi="Arial"/>
-                <w:color w:val="6B6B6B"/>
-                <w:sz w:val="15"/>
-                <w:szCs w:val="15"/>
-              </w:rPr>
-              <w:t xml:space="preserve">2-1-2</w:t>
-            </w:r>
-          </w:p>
-        </w:tc>
-        <w:tc>
-          <w:tcPr>
-            <w:tcW w:type="dxa" w:w="440"/>
-            <w:tcBorders>
-              <w:top w:val="none" w:color="FFFFFF" w:sz="0"/>
-              <w:left w:val="none" w:color="FFFFFF" w:sz="0"/>
-              <w:bottom w:val="none" w:color="FFFFFF" w:sz="0"/>
-              <w:right w:val="none" w:color="FFFFFF" w:sz="0"/>
-            </w:tcBorders>
-            <w:shd w:fill="FAF3E0" w:color="auto" w:val="clear"/>
-            <w:tcMar>
-              <w:top w:type="dxa" w:w="40"/>
-              <w:left w:type="dxa" w:w="80"/>
-              <w:bottom w:type="dxa" w:w="40"/>
-              <w:right w:type="dxa" w:w="80"/>
-            </w:tcMar>
-            <w:vAlign w:val="center"/>
-          </w:tcPr>
-          <w:p>
-            <w:pPr>
-              <w:jc w:val="center"/>
-            </w:pPr>
-            <w:r>
-              <w:rPr>
-                <w:rFonts w:ascii="Arial" w:cs="Arial" w:eastAsia="Arial" w:hAnsi="Arial"/>
-                <w:color w:val="6B6B6B"/>
-                <w:sz w:val="15"/>
-                <w:szCs w:val="15"/>
-              </w:rPr>
-              <w:t xml:space="preserve">30s</w:t>
-            </w:r>
-          </w:p>
-        </w:tc>
-        <w:tc>
-          <w:tcPr>
-            <w:tcW w:type="dxa" w:w="5580"/>
-            <w:tcBorders>
-              <w:top w:val="none" w:color="FFFFFF" w:sz="0"/>
-              <w:left w:val="none" w:color="FFFFFF" w:sz="0"/>
-              <w:bottom w:val="none" w:color="FFFFFF" w:sz="0"/>
-              <w:right w:val="none" w:color="FFFFFF" w:sz="0"/>
-            </w:tcBorders>
-            <w:shd w:fill="FAF3E0" w:color="auto" w:val="clear"/>
-            <w:tcMar>
-              <w:top w:type="dxa" w:w="40"/>
-              <w:left w:type="dxa" w:w="80"/>
-              <w:bottom w:type="dxa" w:w="40"/>
-              <w:right w:type="dxa" w:w="80"/>
-            </w:tcMar>
-            <w:vAlign w:val="center"/>
-          </w:tcPr>
-          <w:p>
-            <w:r>
-              <w:rPr>
-                <w:rFonts w:ascii="Arial" w:cs="Arial" w:eastAsia="Arial" w:hAnsi="Arial"/>
-                <w:color w:val="6B6B6B"/>
-                <w:sz w:val="17"/>
-                <w:szCs w:val="17"/>
-              </w:rPr>
-              <w:t xml:space="preserve">Pull to face, elbows at ear height, external rotation at end range.</w:t>
-            </w:r>
-          </w:p>
-        </w:tc>
-      </w:tr>
     </w:tbl>
     <w:p>
       <w:pPr>
@@ -9530,7 +9752,7 @@
           <w:sz w:val="17"/>
           <w:szCs w:val="17"/>
         </w:rPr>
-        <w:t xml:space="preserve">C — PRIMARY PULL STRENGTH</w:t>
+        <w:t xml:space="preserve">C — ACCESSORY — SPLIT SQUAT &amp; SHOULDER HEALTH</w:t>
       </w:r>
     </w:p>
     <w:p>
@@ -9555,7 +9777,7 @@
           <w:sz w:val="17"/>
           <w:szCs w:val="17"/>
         </w:rPr>
-        <w:t xml:space="preserve">Row was not part of the tested 10-pattern battery — today's working loads become the new 8-week baseline for both rows, tracked the same as every tested lift. No side-lead is applied to Single-Arm Row — the arm-to-arm difference here is minor.</w:t>
+        <w:t xml:space="preserve">Unilateral accessory work directly behind the squat — DB Split Squat is the lunge-pattern substitute from her intake battery, left leg leading every set (weaker side) — then the face pull rotates the pattern and balances Day A's pressing volume.</w:t>
       </w:r>
     </w:p>
     <w:tbl>
@@ -9855,6 +10077,779 @@
                 <w:sz w:val="18"/>
                 <w:szCs w:val="18"/>
               </w:rPr>
+              <w:t xml:space="preserve">DB Split Squat</w:t>
+            </w:r>
+          </w:p>
+        </w:tc>
+        <w:tc>
+          <w:tcPr>
+            <w:tcW w:type="dxa" w:w="380"/>
+            <w:tcBorders>
+              <w:top w:val="none" w:color="FFFFFF" w:sz="0"/>
+              <w:left w:val="none" w:color="FFFFFF" w:sz="0"/>
+              <w:bottom w:val="none" w:color="FFFFFF" w:sz="0"/>
+              <w:right w:val="none" w:color="FFFFFF" w:sz="0"/>
+            </w:tcBorders>
+            <w:shd w:fill="FAF3E0" w:color="auto" w:val="clear"/>
+            <w:tcMar>
+              <w:top w:type="dxa" w:w="40"/>
+              <w:left w:type="dxa" w:w="80"/>
+              <w:bottom w:type="dxa" w:w="40"/>
+              <w:right w:type="dxa" w:w="80"/>
+            </w:tcMar>
+            <w:vAlign w:val="center"/>
+          </w:tcPr>
+          <w:p>
+            <w:pPr>
+              <w:jc w:val="center"/>
+            </w:pPr>
+            <w:r>
+              <w:rPr>
+                <w:rFonts w:ascii="Arial" w:cs="Arial" w:eastAsia="Arial" w:hAnsi="Arial"/>
+                <w:color w:val="6B6B6B"/>
+                <w:sz w:val="15"/>
+                <w:szCs w:val="15"/>
+              </w:rPr>
+              <w:t xml:space="preserve">3</w:t>
+            </w:r>
+          </w:p>
+        </w:tc>
+        <w:tc>
+          <w:tcPr>
+            <w:tcW w:type="dxa" w:w="420"/>
+            <w:tcBorders>
+              <w:top w:val="none" w:color="FFFFFF" w:sz="0"/>
+              <w:left w:val="none" w:color="FFFFFF" w:sz="0"/>
+              <w:bottom w:val="none" w:color="FFFFFF" w:sz="0"/>
+              <w:right w:val="none" w:color="FFFFFF" w:sz="0"/>
+            </w:tcBorders>
+            <w:shd w:fill="FAF3E0" w:color="auto" w:val="clear"/>
+            <w:tcMar>
+              <w:top w:type="dxa" w:w="40"/>
+              <w:left w:type="dxa" w:w="80"/>
+              <w:bottom w:type="dxa" w:w="40"/>
+              <w:right w:type="dxa" w:w="80"/>
+            </w:tcMar>
+            <w:vAlign w:val="center"/>
+          </w:tcPr>
+          <w:p>
+            <w:pPr>
+              <w:jc w:val="center"/>
+            </w:pPr>
+            <w:r>
+              <w:rPr>
+                <w:rFonts w:ascii="Arial" w:cs="Arial" w:eastAsia="Arial" w:hAnsi="Arial"/>
+                <w:color w:val="6B6B6B"/>
+                <w:sz w:val="15"/>
+                <w:szCs w:val="15"/>
+              </w:rPr>
+              <w:t xml:space="preserve">8 ea, LEFT leads</w:t>
+            </w:r>
+          </w:p>
+        </w:tc>
+        <w:tc>
+          <w:tcPr>
+            <w:tcW w:type="dxa" w:w="680"/>
+            <w:tcBorders>
+              <w:top w:val="none" w:color="FFFFFF" w:sz="0"/>
+              <w:left w:val="none" w:color="FFFFFF" w:sz="0"/>
+              <w:bottom w:val="none" w:color="FFFFFF" w:sz="0"/>
+              <w:right w:val="none" w:color="FFFFFF" w:sz="0"/>
+            </w:tcBorders>
+            <w:shd w:fill="FAF3E0" w:color="auto" w:val="clear"/>
+            <w:tcMar>
+              <w:top w:type="dxa" w:w="40"/>
+              <w:left w:type="dxa" w:w="80"/>
+              <w:bottom w:type="dxa" w:w="40"/>
+              <w:right w:type="dxa" w:w="80"/>
+            </w:tcMar>
+            <w:vAlign w:val="center"/>
+          </w:tcPr>
+          <w:p>
+            <w:pPr>
+              <w:jc w:val="center"/>
+            </w:pPr>
+            <w:r>
+              <w:rPr>
+                <w:rFonts w:ascii="Arial" w:cs="Arial" w:eastAsia="Arial" w:hAnsi="Arial"/>
+                <w:color w:val="6B6B6B"/>
+                <w:sz w:val="15"/>
+                <w:szCs w:val="15"/>
+              </w:rPr>
+              <w:t xml:space="preserve">Wk1: 12.5 lbs/hand → Wk4: 17.5 lbs/hand</w:t>
+            </w:r>
+          </w:p>
+        </w:tc>
+        <w:tc>
+          <w:tcPr>
+            <w:tcW w:type="dxa" w:w="540"/>
+            <w:tcBorders>
+              <w:top w:val="none" w:color="FFFFFF" w:sz="0"/>
+              <w:left w:val="none" w:color="FFFFFF" w:sz="0"/>
+              <w:bottom w:val="none" w:color="FFFFFF" w:sz="0"/>
+              <w:right w:val="none" w:color="FFFFFF" w:sz="0"/>
+            </w:tcBorders>
+            <w:shd w:fill="FAF3E0" w:color="auto" w:val="clear"/>
+            <w:tcMar>
+              <w:top w:type="dxa" w:w="40"/>
+              <w:left w:type="dxa" w:w="80"/>
+              <w:bottom w:type="dxa" w:w="40"/>
+              <w:right w:type="dxa" w:w="80"/>
+            </w:tcMar>
+            <w:vAlign w:val="center"/>
+          </w:tcPr>
+          <w:p>
+            <w:pPr>
+              <w:jc w:val="center"/>
+            </w:pPr>
+            <w:r>
+              <w:rPr>
+                <w:rFonts w:ascii="Arial" w:cs="Arial" w:eastAsia="Arial" w:hAnsi="Arial"/>
+                <w:color w:val="6B6B6B"/>
+                <w:sz w:val="15"/>
+                <w:szCs w:val="15"/>
+              </w:rPr>
+              <w:t xml:space="preserve">2-1-1</w:t>
+            </w:r>
+          </w:p>
+        </w:tc>
+        <w:tc>
+          <w:tcPr>
+            <w:tcW w:type="dxa" w:w="440"/>
+            <w:tcBorders>
+              <w:top w:val="none" w:color="FFFFFF" w:sz="0"/>
+              <w:left w:val="none" w:color="FFFFFF" w:sz="0"/>
+              <w:bottom w:val="none" w:color="FFFFFF" w:sz="0"/>
+              <w:right w:val="none" w:color="FFFFFF" w:sz="0"/>
+            </w:tcBorders>
+            <w:shd w:fill="FAF3E0" w:color="auto" w:val="clear"/>
+            <w:tcMar>
+              <w:top w:type="dxa" w:w="40"/>
+              <w:left w:type="dxa" w:w="80"/>
+              <w:bottom w:type="dxa" w:w="40"/>
+              <w:right w:type="dxa" w:w="80"/>
+            </w:tcMar>
+            <w:vAlign w:val="center"/>
+          </w:tcPr>
+          <w:p>
+            <w:pPr>
+              <w:jc w:val="center"/>
+            </w:pPr>
+            <w:r>
+              <w:rPr>
+                <w:rFonts w:ascii="Arial" w:cs="Arial" w:eastAsia="Arial" w:hAnsi="Arial"/>
+                <w:color w:val="6B6B6B"/>
+                <w:sz w:val="15"/>
+                <w:szCs w:val="15"/>
+              </w:rPr>
+              <w:t xml:space="preserve">75s</w:t>
+            </w:r>
+          </w:p>
+        </w:tc>
+        <w:tc>
+          <w:tcPr>
+            <w:tcW w:type="dxa" w:w="5580"/>
+            <w:tcBorders>
+              <w:top w:val="none" w:color="FFFFFF" w:sz="0"/>
+              <w:left w:val="none" w:color="FFFFFF" w:sz="0"/>
+              <w:bottom w:val="none" w:color="FFFFFF" w:sz="0"/>
+              <w:right w:val="none" w:color="FFFFFF" w:sz="0"/>
+            </w:tcBorders>
+            <w:shd w:fill="FAF3E0" w:color="auto" w:val="clear"/>
+            <w:tcMar>
+              <w:top w:type="dxa" w:w="40"/>
+              <w:left w:type="dxa" w:w="80"/>
+              <w:bottom w:type="dxa" w:w="40"/>
+              <w:right w:type="dxa" w:w="80"/>
+            </w:tcMar>
+            <w:vAlign w:val="center"/>
+          </w:tcPr>
+          <w:p>
+            <w:r>
+              <w:rPr>
+                <w:rFonts w:ascii="Arial" w:cs="Arial" w:eastAsia="Arial" w:hAnsi="Arial"/>
+                <w:color w:val="6B6B6B"/>
+                <w:sz w:val="17"/>
+                <w:szCs w:val="17"/>
+              </w:rPr>
+              <w:t xml:space="preserve">Left leads (weaker side). Front knee tracks over toes, even tempo.</w:t>
+            </w:r>
+          </w:p>
+        </w:tc>
+      </w:tr>
+      <w:tr>
+        <w:tc>
+          <w:tcPr>
+            <w:tcW w:type="dxa" w:w="2400"/>
+            <w:tcBorders>
+              <w:top w:val="none" w:color="FFFFFF" w:sz="0"/>
+              <w:left w:val="none" w:color="FFFFFF" w:sz="0"/>
+              <w:bottom w:val="none" w:color="FFFFFF" w:sz="0"/>
+              <w:right w:val="none" w:color="FFFFFF" w:sz="0"/>
+            </w:tcBorders>
+            <w:shd w:fill="FFFFFF" w:color="auto" w:val="clear"/>
+            <w:tcMar>
+              <w:top w:type="dxa" w:w="40"/>
+              <w:left w:type="dxa" w:w="80"/>
+              <w:bottom w:type="dxa" w:w="40"/>
+              <w:right w:type="dxa" w:w="80"/>
+            </w:tcMar>
+            <w:vAlign w:val="center"/>
+          </w:tcPr>
+          <w:p>
+            <w:r>
+              <w:rPr>
+                <w:rFonts w:ascii="Arial" w:cs="Arial" w:eastAsia="Arial" w:hAnsi="Arial"/>
+                <w:b/>
+                <w:bCs/>
+                <w:color w:val="2C2C2C"/>
+                <w:sz w:val="18"/>
+                <w:szCs w:val="18"/>
+              </w:rPr>
+              <w:t xml:space="preserve">Kieser or Band Face Pull</w:t>
+            </w:r>
+          </w:p>
+        </w:tc>
+        <w:tc>
+          <w:tcPr>
+            <w:tcW w:type="dxa" w:w="380"/>
+            <w:tcBorders>
+              <w:top w:val="none" w:color="FFFFFF" w:sz="0"/>
+              <w:left w:val="none" w:color="FFFFFF" w:sz="0"/>
+              <w:bottom w:val="none" w:color="FFFFFF" w:sz="0"/>
+              <w:right w:val="none" w:color="FFFFFF" w:sz="0"/>
+            </w:tcBorders>
+            <w:shd w:fill="FFFFFF" w:color="auto" w:val="clear"/>
+            <w:tcMar>
+              <w:top w:type="dxa" w:w="40"/>
+              <w:left w:type="dxa" w:w="80"/>
+              <w:bottom w:type="dxa" w:w="40"/>
+              <w:right w:type="dxa" w:w="80"/>
+            </w:tcMar>
+            <w:vAlign w:val="center"/>
+          </w:tcPr>
+          <w:p>
+            <w:pPr>
+              <w:jc w:val="center"/>
+            </w:pPr>
+            <w:r>
+              <w:rPr>
+                <w:rFonts w:ascii="Arial" w:cs="Arial" w:eastAsia="Arial" w:hAnsi="Arial"/>
+                <w:color w:val="6B6B6B"/>
+                <w:sz w:val="15"/>
+                <w:szCs w:val="15"/>
+              </w:rPr>
+              <w:t xml:space="preserve">3</w:t>
+            </w:r>
+          </w:p>
+        </w:tc>
+        <w:tc>
+          <w:tcPr>
+            <w:tcW w:type="dxa" w:w="420"/>
+            <w:tcBorders>
+              <w:top w:val="none" w:color="FFFFFF" w:sz="0"/>
+              <w:left w:val="none" w:color="FFFFFF" w:sz="0"/>
+              <w:bottom w:val="none" w:color="FFFFFF" w:sz="0"/>
+              <w:right w:val="none" w:color="FFFFFF" w:sz="0"/>
+            </w:tcBorders>
+            <w:shd w:fill="FFFFFF" w:color="auto" w:val="clear"/>
+            <w:tcMar>
+              <w:top w:type="dxa" w:w="40"/>
+              <w:left w:type="dxa" w:w="80"/>
+              <w:bottom w:type="dxa" w:w="40"/>
+              <w:right w:type="dxa" w:w="80"/>
+            </w:tcMar>
+            <w:vAlign w:val="center"/>
+          </w:tcPr>
+          <w:p>
+            <w:pPr>
+              <w:jc w:val="center"/>
+            </w:pPr>
+            <w:r>
+              <w:rPr>
+                <w:rFonts w:ascii="Arial" w:cs="Arial" w:eastAsia="Arial" w:hAnsi="Arial"/>
+                <w:color w:val="6B6B6B"/>
+                <w:sz w:val="15"/>
+                <w:szCs w:val="15"/>
+              </w:rPr>
+              <w:t xml:space="preserve">15</w:t>
+            </w:r>
+          </w:p>
+        </w:tc>
+        <w:tc>
+          <w:tcPr>
+            <w:tcW w:type="dxa" w:w="680"/>
+            <w:tcBorders>
+              <w:top w:val="none" w:color="FFFFFF" w:sz="0"/>
+              <w:left w:val="none" w:color="FFFFFF" w:sz="0"/>
+              <w:bottom w:val="none" w:color="FFFFFF" w:sz="0"/>
+              <w:right w:val="none" w:color="FFFFFF" w:sz="0"/>
+            </w:tcBorders>
+            <w:shd w:fill="FFFFFF" w:color="auto" w:val="clear"/>
+            <w:tcMar>
+              <w:top w:type="dxa" w:w="40"/>
+              <w:left w:type="dxa" w:w="80"/>
+              <w:bottom w:type="dxa" w:w="40"/>
+              <w:right w:type="dxa" w:w="80"/>
+            </w:tcMar>
+            <w:vAlign w:val="center"/>
+          </w:tcPr>
+          <w:p>
+            <w:pPr>
+              <w:jc w:val="center"/>
+            </w:pPr>
+            <w:r>
+              <w:rPr>
+                <w:rFonts w:ascii="Arial" w:cs="Arial" w:eastAsia="Arial" w:hAnsi="Arial"/>
+                <w:color w:val="6B6B6B"/>
+                <w:sz w:val="15"/>
+                <w:szCs w:val="15"/>
+              </w:rPr>
+              <w:t xml:space="preserve">Light-Mod</w:t>
+            </w:r>
+          </w:p>
+        </w:tc>
+        <w:tc>
+          <w:tcPr>
+            <w:tcW w:type="dxa" w:w="540"/>
+            <w:tcBorders>
+              <w:top w:val="none" w:color="FFFFFF" w:sz="0"/>
+              <w:left w:val="none" w:color="FFFFFF" w:sz="0"/>
+              <w:bottom w:val="none" w:color="FFFFFF" w:sz="0"/>
+              <w:right w:val="none" w:color="FFFFFF" w:sz="0"/>
+            </w:tcBorders>
+            <w:shd w:fill="FFFFFF" w:color="auto" w:val="clear"/>
+            <w:tcMar>
+              <w:top w:type="dxa" w:w="40"/>
+              <w:left w:type="dxa" w:w="80"/>
+              <w:bottom w:type="dxa" w:w="40"/>
+              <w:right w:type="dxa" w:w="80"/>
+            </w:tcMar>
+            <w:vAlign w:val="center"/>
+          </w:tcPr>
+          <w:p>
+            <w:pPr>
+              <w:jc w:val="center"/>
+            </w:pPr>
+            <w:r>
+              <w:rPr>
+                <w:rFonts w:ascii="Arial" w:cs="Arial" w:eastAsia="Arial" w:hAnsi="Arial"/>
+                <w:color w:val="6B6B6B"/>
+                <w:sz w:val="15"/>
+                <w:szCs w:val="15"/>
+              </w:rPr>
+              <w:t xml:space="preserve">2-1-2</w:t>
+            </w:r>
+          </w:p>
+        </w:tc>
+        <w:tc>
+          <w:tcPr>
+            <w:tcW w:type="dxa" w:w="440"/>
+            <w:tcBorders>
+              <w:top w:val="none" w:color="FFFFFF" w:sz="0"/>
+              <w:left w:val="none" w:color="FFFFFF" w:sz="0"/>
+              <w:bottom w:val="none" w:color="FFFFFF" w:sz="0"/>
+              <w:right w:val="none" w:color="FFFFFF" w:sz="0"/>
+            </w:tcBorders>
+            <w:shd w:fill="FFFFFF" w:color="auto" w:val="clear"/>
+            <w:tcMar>
+              <w:top w:type="dxa" w:w="40"/>
+              <w:left w:type="dxa" w:w="80"/>
+              <w:bottom w:type="dxa" w:w="40"/>
+              <w:right w:type="dxa" w:w="80"/>
+            </w:tcMar>
+            <w:vAlign w:val="center"/>
+          </w:tcPr>
+          <w:p>
+            <w:pPr>
+              <w:jc w:val="center"/>
+            </w:pPr>
+            <w:r>
+              <w:rPr>
+                <w:rFonts w:ascii="Arial" w:cs="Arial" w:eastAsia="Arial" w:hAnsi="Arial"/>
+                <w:color w:val="6B6B6B"/>
+                <w:sz w:val="15"/>
+                <w:szCs w:val="15"/>
+              </w:rPr>
+              <w:t xml:space="preserve">30s</w:t>
+            </w:r>
+          </w:p>
+        </w:tc>
+        <w:tc>
+          <w:tcPr>
+            <w:tcW w:type="dxa" w:w="5580"/>
+            <w:tcBorders>
+              <w:top w:val="none" w:color="FFFFFF" w:sz="0"/>
+              <w:left w:val="none" w:color="FFFFFF" w:sz="0"/>
+              <w:bottom w:val="none" w:color="FFFFFF" w:sz="0"/>
+              <w:right w:val="none" w:color="FFFFFF" w:sz="0"/>
+            </w:tcBorders>
+            <w:shd w:fill="FFFFFF" w:color="auto" w:val="clear"/>
+            <w:tcMar>
+              <w:top w:type="dxa" w:w="40"/>
+              <w:left w:type="dxa" w:w="80"/>
+              <w:bottom w:type="dxa" w:w="40"/>
+              <w:right w:type="dxa" w:w="80"/>
+            </w:tcMar>
+            <w:vAlign w:val="center"/>
+          </w:tcPr>
+          <w:p>
+            <w:r>
+              <w:rPr>
+                <w:rFonts w:ascii="Arial" w:cs="Arial" w:eastAsia="Arial" w:hAnsi="Arial"/>
+                <w:color w:val="6B6B6B"/>
+                <w:sz w:val="17"/>
+                <w:szCs w:val="17"/>
+              </w:rPr>
+              <w:t xml:space="preserve">Pull to face, elbows at ear height, external rotation at end range.</w:t>
+            </w:r>
+          </w:p>
+        </w:tc>
+      </w:tr>
+    </w:tbl>
+    <w:p>
+      <w:pPr>
+        <w:spacing w:after="100"/>
+      </w:pPr>
+    </w:p>
+    <w:p>
+      <w:pPr>
+        <w:spacing w:after="60" w:before="120"/>
+      </w:pPr>
+      <w:r>
+        <w:rPr>
+          <w:rFonts w:ascii="Arial" w:cs="Arial" w:eastAsia="Arial" w:hAnsi="Arial"/>
+          <w:b/>
+          <w:bCs/>
+          <w:color w:val="C9A227"/>
+          <w:sz w:val="17"/>
+          <w:szCs w:val="17"/>
+        </w:rPr>
+        <w:t xml:space="preserve">D — SECONDARY COMPOUND — PULL STRENGTH</w:t>
+      </w:r>
+    </w:p>
+    <w:p>
+      <w:pPr>
+        <w:spacing w:after="80"/>
+      </w:pPr>
+      <w:r>
+        <w:rPr>
+          <w:rFonts w:ascii="Arial" w:cs="Arial" w:eastAsia="Arial" w:hAnsi="Arial"/>
+          <w:b/>
+          <w:bCs/>
+          <w:color w:val="C9A227"/>
+          <w:sz w:val="17"/>
+          <w:szCs w:val="17"/>
+        </w:rPr>
+        <w:t xml:space="preserve">Load Target:  </w:t>
+      </w:r>
+      <w:r>
+        <w:rPr>
+          <w:rFonts w:ascii="Arial" w:cs="Arial" w:eastAsia="Arial" w:hAnsi="Arial"/>
+          <w:color w:val="2C2C2C"/>
+          <w:sz w:val="17"/>
+          <w:szCs w:val="17"/>
+        </w:rPr>
+        <w:t xml:space="preserve">The day's second compound pattern — pulling, rotating off the squat and lunge work above. Row was not part of the tested 10-pattern battery — today's working loads become the new 8-week baseline for both rows, tracked the same as every tested lift. No side-lead is applied to Single-Arm Row — the arm-to-arm difference here is minor. If the row needs a variation: a chest-supported DB row (torso fully supported) or a single-arm Kieser row covers the same pattern; today's rows stay the lifts we track.</w:t>
+      </w:r>
+    </w:p>
+    <w:tbl>
+      <w:tblPr>
+        <w:tblW w:type="dxa" w:w="10440"/>
+        <w:tblBorders>
+          <w:top w:val="none" w:color="FFFFFF" w:sz="0"/>
+          <w:left w:val="none" w:color="FFFFFF" w:sz="0"/>
+          <w:bottom w:val="none" w:color="FFFFFF" w:sz="0"/>
+          <w:right w:val="none" w:color="FFFFFF" w:sz="0"/>
+          <w:insideH w:val="single" w:color="auto" w:sz="4"/>
+          <w:insideV w:val="single" w:color="auto" w:sz="4"/>
+        </w:tblBorders>
+      </w:tblPr>
+      <w:tblGrid>
+        <w:gridCol w:w="2400"/>
+        <w:gridCol w:w="380"/>
+        <w:gridCol w:w="420"/>
+        <w:gridCol w:w="680"/>
+        <w:gridCol w:w="540"/>
+        <w:gridCol w:w="440"/>
+        <w:gridCol w:w="5580"/>
+      </w:tblGrid>
+      <w:tr>
+        <w:tc>
+          <w:tcPr>
+            <w:tcW w:type="dxa" w:w="2400"/>
+            <w:tcBorders>
+              <w:top w:val="none" w:color="FFFFFF" w:sz="0"/>
+              <w:left w:val="none" w:color="FFFFFF" w:sz="0"/>
+              <w:bottom w:val="none" w:color="FFFFFF" w:sz="0"/>
+              <w:right w:val="none" w:color="FFFFFF" w:sz="0"/>
+            </w:tcBorders>
+            <w:shd w:fill="F5E8C0" w:color="auto" w:val="clear"/>
+            <w:tcMar>
+              <w:top w:type="dxa" w:w="40"/>
+              <w:left w:type="dxa" w:w="80"/>
+              <w:bottom w:type="dxa" w:w="40"/>
+              <w:right w:type="dxa" w:w="80"/>
+            </w:tcMar>
+            <w:vAlign w:val="center"/>
+          </w:tcPr>
+          <w:p>
+            <w:pPr>
+              <w:jc w:val="left"/>
+            </w:pPr>
+            <w:r>
+              <w:rPr>
+                <w:rFonts w:ascii="Arial" w:cs="Arial" w:eastAsia="Arial" w:hAnsi="Arial"/>
+                <w:b/>
+                <w:bCs/>
+                <w:color w:val="C9A227"/>
+                <w:sz w:val="15"/>
+                <w:szCs w:val="15"/>
+              </w:rPr>
+              <w:t xml:space="preserve">EXERCISE</w:t>
+            </w:r>
+          </w:p>
+        </w:tc>
+        <w:tc>
+          <w:tcPr>
+            <w:tcW w:type="dxa" w:w="380"/>
+            <w:tcBorders>
+              <w:top w:val="none" w:color="FFFFFF" w:sz="0"/>
+              <w:left w:val="none" w:color="FFFFFF" w:sz="0"/>
+              <w:bottom w:val="none" w:color="FFFFFF" w:sz="0"/>
+              <w:right w:val="none" w:color="FFFFFF" w:sz="0"/>
+            </w:tcBorders>
+            <w:shd w:fill="F5E8C0" w:color="auto" w:val="clear"/>
+            <w:tcMar>
+              <w:top w:type="dxa" w:w="40"/>
+              <w:left w:type="dxa" w:w="80"/>
+              <w:bottom w:type="dxa" w:w="40"/>
+              <w:right w:type="dxa" w:w="80"/>
+            </w:tcMar>
+            <w:vAlign w:val="center"/>
+          </w:tcPr>
+          <w:p>
+            <w:pPr>
+              <w:jc w:val="center"/>
+            </w:pPr>
+            <w:r>
+              <w:rPr>
+                <w:rFonts w:ascii="Arial" w:cs="Arial" w:eastAsia="Arial" w:hAnsi="Arial"/>
+                <w:b/>
+                <w:bCs/>
+                <w:color w:val="C9A227"/>
+                <w:sz w:val="13"/>
+                <w:szCs w:val="13"/>
+              </w:rPr>
+              <w:t xml:space="preserve">SETS</w:t>
+            </w:r>
+          </w:p>
+        </w:tc>
+        <w:tc>
+          <w:tcPr>
+            <w:tcW w:type="dxa" w:w="420"/>
+            <w:tcBorders>
+              <w:top w:val="none" w:color="FFFFFF" w:sz="0"/>
+              <w:left w:val="none" w:color="FFFFFF" w:sz="0"/>
+              <w:bottom w:val="none" w:color="FFFFFF" w:sz="0"/>
+              <w:right w:val="none" w:color="FFFFFF" w:sz="0"/>
+            </w:tcBorders>
+            <w:shd w:fill="F5E8C0" w:color="auto" w:val="clear"/>
+            <w:tcMar>
+              <w:top w:type="dxa" w:w="40"/>
+              <w:left w:type="dxa" w:w="80"/>
+              <w:bottom w:type="dxa" w:w="40"/>
+              <w:right w:type="dxa" w:w="80"/>
+            </w:tcMar>
+            <w:vAlign w:val="center"/>
+          </w:tcPr>
+          <w:p>
+            <w:pPr>
+              <w:jc w:val="center"/>
+            </w:pPr>
+            <w:r>
+              <w:rPr>
+                <w:rFonts w:ascii="Arial" w:cs="Arial" w:eastAsia="Arial" w:hAnsi="Arial"/>
+                <w:b/>
+                <w:bCs/>
+                <w:color w:val="C9A227"/>
+                <w:sz w:val="13"/>
+                <w:szCs w:val="13"/>
+              </w:rPr>
+              <w:t xml:space="preserve">REPS</w:t>
+            </w:r>
+          </w:p>
+        </w:tc>
+        <w:tc>
+          <w:tcPr>
+            <w:tcW w:type="dxa" w:w="680"/>
+            <w:tcBorders>
+              <w:top w:val="none" w:color="FFFFFF" w:sz="0"/>
+              <w:left w:val="none" w:color="FFFFFF" w:sz="0"/>
+              <w:bottom w:val="none" w:color="FFFFFF" w:sz="0"/>
+              <w:right w:val="none" w:color="FFFFFF" w:sz="0"/>
+            </w:tcBorders>
+            <w:shd w:fill="F5E8C0" w:color="auto" w:val="clear"/>
+            <w:tcMar>
+              <w:top w:type="dxa" w:w="40"/>
+              <w:left w:type="dxa" w:w="80"/>
+              <w:bottom w:type="dxa" w:w="40"/>
+              <w:right w:type="dxa" w:w="80"/>
+            </w:tcMar>
+            <w:vAlign w:val="center"/>
+          </w:tcPr>
+          <w:p>
+            <w:pPr>
+              <w:jc w:val="center"/>
+            </w:pPr>
+            <w:r>
+              <w:rPr>
+                <w:rFonts w:ascii="Arial" w:cs="Arial" w:eastAsia="Arial" w:hAnsi="Arial"/>
+                <w:b/>
+                <w:bCs/>
+                <w:color w:val="C9A227"/>
+                <w:sz w:val="13"/>
+                <w:szCs w:val="13"/>
+              </w:rPr>
+              <w:t xml:space="preserve">LOAD</w:t>
+            </w:r>
+          </w:p>
+        </w:tc>
+        <w:tc>
+          <w:tcPr>
+            <w:tcW w:type="dxa" w:w="540"/>
+            <w:tcBorders>
+              <w:top w:val="none" w:color="FFFFFF" w:sz="0"/>
+              <w:left w:val="none" w:color="FFFFFF" w:sz="0"/>
+              <w:bottom w:val="none" w:color="FFFFFF" w:sz="0"/>
+              <w:right w:val="none" w:color="FFFFFF" w:sz="0"/>
+            </w:tcBorders>
+            <w:shd w:fill="F5E8C0" w:color="auto" w:val="clear"/>
+            <w:tcMar>
+              <w:top w:type="dxa" w:w="40"/>
+              <w:left w:type="dxa" w:w="80"/>
+              <w:bottom w:type="dxa" w:w="40"/>
+              <w:right w:type="dxa" w:w="80"/>
+            </w:tcMar>
+            <w:vAlign w:val="center"/>
+          </w:tcPr>
+          <w:p>
+            <w:pPr>
+              <w:jc w:val="center"/>
+            </w:pPr>
+            <w:r>
+              <w:rPr>
+                <w:rFonts w:ascii="Arial" w:cs="Arial" w:eastAsia="Arial" w:hAnsi="Arial"/>
+                <w:b/>
+                <w:bCs/>
+                <w:color w:val="C9A227"/>
+                <w:sz w:val="13"/>
+                <w:szCs w:val="13"/>
+              </w:rPr>
+              <w:t xml:space="preserve">TEMPO</w:t>
+            </w:r>
+          </w:p>
+        </w:tc>
+        <w:tc>
+          <w:tcPr>
+            <w:tcW w:type="dxa" w:w="440"/>
+            <w:tcBorders>
+              <w:top w:val="none" w:color="FFFFFF" w:sz="0"/>
+              <w:left w:val="none" w:color="FFFFFF" w:sz="0"/>
+              <w:bottom w:val="none" w:color="FFFFFF" w:sz="0"/>
+              <w:right w:val="none" w:color="FFFFFF" w:sz="0"/>
+            </w:tcBorders>
+            <w:shd w:fill="F5E8C0" w:color="auto" w:val="clear"/>
+            <w:tcMar>
+              <w:top w:type="dxa" w:w="40"/>
+              <w:left w:type="dxa" w:w="80"/>
+              <w:bottom w:type="dxa" w:w="40"/>
+              <w:right w:type="dxa" w:w="80"/>
+            </w:tcMar>
+            <w:vAlign w:val="center"/>
+          </w:tcPr>
+          <w:p>
+            <w:pPr>
+              <w:jc w:val="center"/>
+            </w:pPr>
+            <w:r>
+              <w:rPr>
+                <w:rFonts w:ascii="Arial" w:cs="Arial" w:eastAsia="Arial" w:hAnsi="Arial"/>
+                <w:b/>
+                <w:bCs/>
+                <w:color w:val="C9A227"/>
+                <w:sz w:val="13"/>
+                <w:szCs w:val="13"/>
+              </w:rPr>
+              <w:t xml:space="preserve">REST</w:t>
+            </w:r>
+          </w:p>
+        </w:tc>
+        <w:tc>
+          <w:tcPr>
+            <w:tcW w:type="dxa" w:w="5580"/>
+            <w:tcBorders>
+              <w:top w:val="none" w:color="FFFFFF" w:sz="0"/>
+              <w:left w:val="none" w:color="FFFFFF" w:sz="0"/>
+              <w:bottom w:val="none" w:color="FFFFFF" w:sz="0"/>
+              <w:right w:val="none" w:color="FFFFFF" w:sz="0"/>
+            </w:tcBorders>
+            <w:shd w:fill="F5E8C0" w:color="auto" w:val="clear"/>
+            <w:tcMar>
+              <w:top w:type="dxa" w:w="40"/>
+              <w:left w:type="dxa" w:w="80"/>
+              <w:bottom w:type="dxa" w:w="40"/>
+              <w:right w:type="dxa" w:w="80"/>
+            </w:tcMar>
+            <w:vAlign w:val="center"/>
+          </w:tcPr>
+          <w:p>
+            <w:pPr>
+              <w:jc w:val="left"/>
+            </w:pPr>
+            <w:r>
+              <w:rPr>
+                <w:rFonts w:ascii="Arial" w:cs="Arial" w:eastAsia="Arial" w:hAnsi="Arial"/>
+                <w:b/>
+                <w:bCs/>
+                <w:color w:val="C9A227"/>
+                <w:sz w:val="15"/>
+                <w:szCs w:val="15"/>
+              </w:rPr>
+              <w:t xml:space="preserve">COACHING CUE</w:t>
+            </w:r>
+          </w:p>
+        </w:tc>
+      </w:tr>
+      <w:tr>
+        <w:tc>
+          <w:tcPr>
+            <w:tcW w:type="dxa" w:w="2400"/>
+            <w:tcBorders>
+              <w:top w:val="none" w:color="FFFFFF" w:sz="0"/>
+              <w:left w:val="none" w:color="FFFFFF" w:sz="0"/>
+              <w:bottom w:val="none" w:color="FFFFFF" w:sz="0"/>
+              <w:right w:val="none" w:color="FFFFFF" w:sz="0"/>
+            </w:tcBorders>
+            <w:shd w:fill="FAF3E0" w:color="auto" w:val="clear"/>
+            <w:tcMar>
+              <w:top w:type="dxa" w:w="40"/>
+              <w:left w:type="dxa" w:w="80"/>
+              <w:bottom w:type="dxa" w:w="40"/>
+              <w:right w:type="dxa" w:w="80"/>
+            </w:tcMar>
+            <w:vAlign w:val="center"/>
+          </w:tcPr>
+          <w:p>
+            <w:r>
+              <w:rPr>
+                <w:rFonts w:ascii="Arial" w:cs="Arial" w:eastAsia="Arial" w:hAnsi="Arial"/>
+                <w:b/>
+                <w:bCs/>
+                <w:color w:val="2C2C2C"/>
+                <w:sz w:val="18"/>
+                <w:szCs w:val="18"/>
+              </w:rPr>
               <w:t xml:space="preserve">Single-Arm DB Row</w:t>
             </w:r>
           </w:p>
@@ -10532,7 +11527,7 @@
           <w:sz w:val="17"/>
           <w:szCs w:val="17"/>
         </w:rPr>
-        <w:t xml:space="preserve">D — PUSH-UP PROGRESSION &amp; METABOLIC FINISHER</w:t>
+        <w:t xml:space="preserve">E — PUSH-UP PROGRESSION &amp; CORE</w:t>
       </w:r>
     </w:p>
     <w:p>
@@ -10557,7 +11552,7 @@
           <w:sz w:val="17"/>
           <w:szCs w:val="17"/>
         </w:rPr>
-        <w:t xml:space="preserve">10 reps on an incline is a solid bridge point toward full floor push-ups. Side plank varies the core stimulus from Day A's front plank; the finisher is a brief conditioning close, same role as Day A's bike/rower block.</w:t>
+        <w:t xml:space="preserve">10 reps on an incline is a solid bridge point toward full floor push-ups. Side plank varies the core stimulus from Day A's front plank.</w:t>
       </w:r>
     </w:p>
     <w:tbl>
@@ -11286,6 +12281,74 @@
           </w:p>
         </w:tc>
       </w:tr>
+    </w:tbl>
+    <w:p>
+      <w:pPr>
+        <w:spacing w:after="100"/>
+      </w:pPr>
+    </w:p>
+    <w:p>
+      <w:pPr>
+        <w:spacing w:after="60" w:before="120"/>
+      </w:pPr>
+      <w:r>
+        <w:rPr>
+          <w:rFonts w:ascii="Arial" w:cs="Arial" w:eastAsia="Arial" w:hAnsi="Arial"/>
+          <w:b/>
+          <w:bCs/>
+          <w:color w:val="C9A227"/>
+          <w:sz w:val="17"/>
+          <w:szCs w:val="17"/>
+        </w:rPr>
+        <w:t xml:space="preserve">F — FULL-BODY INTEGRATION — FARMER CARRY (LIGHT)</w:t>
+      </w:r>
+    </w:p>
+    <w:p>
+      <w:pPr>
+        <w:spacing w:after="80"/>
+      </w:pPr>
+      <w:r>
+        <w:rPr>
+          <w:rFonts w:ascii="Arial" w:cs="Arial" w:eastAsia="Arial" w:hAnsi="Arial"/>
+          <w:b/>
+          <w:bCs/>
+          <w:color w:val="C9A227"/>
+          <w:sz w:val="17"/>
+          <w:szCs w:val="17"/>
+        </w:rPr>
+        <w:t xml:space="preserve">Why:  </w:t>
+      </w:r>
+      <w:r>
+        <w:rPr>
+          <w:rFonts w:ascii="Arial" w:cs="Arial" w:eastAsia="Arial" w:hAnsi="Arial"/>
+          <w:color w:val="2C2C2C"/>
+          <w:sz w:val="17"/>
+          <w:szCs w:val="17"/>
+        </w:rPr>
+        <w:t xml:space="preserve">The session's closing compound — a light loaded carry that pulls the day's squat posture, pulling strength, and core bracing together under gait. Loads stay deliberately below Day A's carry work — this closes the day with quality movement, not extra load. Distance and movement quality govern this work, not an effort target; carry evenly with both hands (no side-lead — the arm-to-arm difference is minor). A goblet carry is the alternate if it suits the day better.</w:t>
+      </w:r>
+    </w:p>
+    <w:tbl>
+      <w:tblPr>
+        <w:tblW w:type="dxa" w:w="10440"/>
+        <w:tblBorders>
+          <w:top w:val="none" w:color="FFFFFF" w:sz="0"/>
+          <w:left w:val="none" w:color="FFFFFF" w:sz="0"/>
+          <w:bottom w:val="none" w:color="FFFFFF" w:sz="0"/>
+          <w:right w:val="none" w:color="FFFFFF" w:sz="0"/>
+          <w:insideH w:val="single" w:color="auto" w:sz="4"/>
+          <w:insideV w:val="single" w:color="auto" w:sz="4"/>
+        </w:tblBorders>
+      </w:tblPr>
+      <w:tblGrid>
+        <w:gridCol w:w="2400"/>
+        <w:gridCol w:w="380"/>
+        <w:gridCol w:w="420"/>
+        <w:gridCol w:w="680"/>
+        <w:gridCol w:w="540"/>
+        <w:gridCol w:w="440"/>
+        <w:gridCol w:w="5580"/>
+      </w:tblGrid>
       <w:tr>
         <w:tc>
           <w:tcPr>
@@ -11296,7 +12359,254 @@
               <w:bottom w:val="none" w:color="FFFFFF" w:sz="0"/>
               <w:right w:val="none" w:color="FFFFFF" w:sz="0"/>
             </w:tcBorders>
-            <w:shd w:fill="F1F8F2" w:color="auto" w:val="clear"/>
+            <w:shd w:fill="F5E8C0" w:color="auto" w:val="clear"/>
+            <w:tcMar>
+              <w:top w:type="dxa" w:w="40"/>
+              <w:left w:type="dxa" w:w="80"/>
+              <w:bottom w:type="dxa" w:w="40"/>
+              <w:right w:type="dxa" w:w="80"/>
+            </w:tcMar>
+            <w:vAlign w:val="center"/>
+          </w:tcPr>
+          <w:p>
+            <w:pPr>
+              <w:jc w:val="left"/>
+            </w:pPr>
+            <w:r>
+              <w:rPr>
+                <w:rFonts w:ascii="Arial" w:cs="Arial" w:eastAsia="Arial" w:hAnsi="Arial"/>
+                <w:b/>
+                <w:bCs/>
+                <w:color w:val="C9A227"/>
+                <w:sz w:val="15"/>
+                <w:szCs w:val="15"/>
+              </w:rPr>
+              <w:t xml:space="preserve">EXERCISE</w:t>
+            </w:r>
+          </w:p>
+        </w:tc>
+        <w:tc>
+          <w:tcPr>
+            <w:tcW w:type="dxa" w:w="380"/>
+            <w:tcBorders>
+              <w:top w:val="none" w:color="FFFFFF" w:sz="0"/>
+              <w:left w:val="none" w:color="FFFFFF" w:sz="0"/>
+              <w:bottom w:val="none" w:color="FFFFFF" w:sz="0"/>
+              <w:right w:val="none" w:color="FFFFFF" w:sz="0"/>
+            </w:tcBorders>
+            <w:shd w:fill="F5E8C0" w:color="auto" w:val="clear"/>
+            <w:tcMar>
+              <w:top w:type="dxa" w:w="40"/>
+              <w:left w:type="dxa" w:w="80"/>
+              <w:bottom w:type="dxa" w:w="40"/>
+              <w:right w:type="dxa" w:w="80"/>
+            </w:tcMar>
+            <w:vAlign w:val="center"/>
+          </w:tcPr>
+          <w:p>
+            <w:pPr>
+              <w:jc w:val="center"/>
+            </w:pPr>
+            <w:r>
+              <w:rPr>
+                <w:rFonts w:ascii="Arial" w:cs="Arial" w:eastAsia="Arial" w:hAnsi="Arial"/>
+                <w:b/>
+                <w:bCs/>
+                <w:color w:val="C9A227"/>
+                <w:sz w:val="13"/>
+                <w:szCs w:val="13"/>
+              </w:rPr>
+              <w:t xml:space="preserve">SETS</w:t>
+            </w:r>
+          </w:p>
+        </w:tc>
+        <w:tc>
+          <w:tcPr>
+            <w:tcW w:type="dxa" w:w="420"/>
+            <w:tcBorders>
+              <w:top w:val="none" w:color="FFFFFF" w:sz="0"/>
+              <w:left w:val="none" w:color="FFFFFF" w:sz="0"/>
+              <w:bottom w:val="none" w:color="FFFFFF" w:sz="0"/>
+              <w:right w:val="none" w:color="FFFFFF" w:sz="0"/>
+            </w:tcBorders>
+            <w:shd w:fill="F5E8C0" w:color="auto" w:val="clear"/>
+            <w:tcMar>
+              <w:top w:type="dxa" w:w="40"/>
+              <w:left w:type="dxa" w:w="80"/>
+              <w:bottom w:type="dxa" w:w="40"/>
+              <w:right w:type="dxa" w:w="80"/>
+            </w:tcMar>
+            <w:vAlign w:val="center"/>
+          </w:tcPr>
+          <w:p>
+            <w:pPr>
+              <w:jc w:val="center"/>
+            </w:pPr>
+            <w:r>
+              <w:rPr>
+                <w:rFonts w:ascii="Arial" w:cs="Arial" w:eastAsia="Arial" w:hAnsi="Arial"/>
+                <w:b/>
+                <w:bCs/>
+                <w:color w:val="C9A227"/>
+                <w:sz w:val="13"/>
+                <w:szCs w:val="13"/>
+              </w:rPr>
+              <w:t xml:space="preserve">REPS</w:t>
+            </w:r>
+          </w:p>
+        </w:tc>
+        <w:tc>
+          <w:tcPr>
+            <w:tcW w:type="dxa" w:w="680"/>
+            <w:tcBorders>
+              <w:top w:val="none" w:color="FFFFFF" w:sz="0"/>
+              <w:left w:val="none" w:color="FFFFFF" w:sz="0"/>
+              <w:bottom w:val="none" w:color="FFFFFF" w:sz="0"/>
+              <w:right w:val="none" w:color="FFFFFF" w:sz="0"/>
+            </w:tcBorders>
+            <w:shd w:fill="F5E8C0" w:color="auto" w:val="clear"/>
+            <w:tcMar>
+              <w:top w:type="dxa" w:w="40"/>
+              <w:left w:type="dxa" w:w="80"/>
+              <w:bottom w:type="dxa" w:w="40"/>
+              <w:right w:type="dxa" w:w="80"/>
+            </w:tcMar>
+            <w:vAlign w:val="center"/>
+          </w:tcPr>
+          <w:p>
+            <w:pPr>
+              <w:jc w:val="center"/>
+            </w:pPr>
+            <w:r>
+              <w:rPr>
+                <w:rFonts w:ascii="Arial" w:cs="Arial" w:eastAsia="Arial" w:hAnsi="Arial"/>
+                <w:b/>
+                <w:bCs/>
+                <w:color w:val="C9A227"/>
+                <w:sz w:val="13"/>
+                <w:szCs w:val="13"/>
+              </w:rPr>
+              <w:t xml:space="preserve">LOAD</w:t>
+            </w:r>
+          </w:p>
+        </w:tc>
+        <w:tc>
+          <w:tcPr>
+            <w:tcW w:type="dxa" w:w="540"/>
+            <w:tcBorders>
+              <w:top w:val="none" w:color="FFFFFF" w:sz="0"/>
+              <w:left w:val="none" w:color="FFFFFF" w:sz="0"/>
+              <w:bottom w:val="none" w:color="FFFFFF" w:sz="0"/>
+              <w:right w:val="none" w:color="FFFFFF" w:sz="0"/>
+            </w:tcBorders>
+            <w:shd w:fill="F5E8C0" w:color="auto" w:val="clear"/>
+            <w:tcMar>
+              <w:top w:type="dxa" w:w="40"/>
+              <w:left w:type="dxa" w:w="80"/>
+              <w:bottom w:type="dxa" w:w="40"/>
+              <w:right w:type="dxa" w:w="80"/>
+            </w:tcMar>
+            <w:vAlign w:val="center"/>
+          </w:tcPr>
+          <w:p>
+            <w:pPr>
+              <w:jc w:val="center"/>
+            </w:pPr>
+            <w:r>
+              <w:rPr>
+                <w:rFonts w:ascii="Arial" w:cs="Arial" w:eastAsia="Arial" w:hAnsi="Arial"/>
+                <w:b/>
+                <w:bCs/>
+                <w:color w:val="C9A227"/>
+                <w:sz w:val="13"/>
+                <w:szCs w:val="13"/>
+              </w:rPr>
+              <w:t xml:space="preserve">TEMPO</w:t>
+            </w:r>
+          </w:p>
+        </w:tc>
+        <w:tc>
+          <w:tcPr>
+            <w:tcW w:type="dxa" w:w="440"/>
+            <w:tcBorders>
+              <w:top w:val="none" w:color="FFFFFF" w:sz="0"/>
+              <w:left w:val="none" w:color="FFFFFF" w:sz="0"/>
+              <w:bottom w:val="none" w:color="FFFFFF" w:sz="0"/>
+              <w:right w:val="none" w:color="FFFFFF" w:sz="0"/>
+            </w:tcBorders>
+            <w:shd w:fill="F5E8C0" w:color="auto" w:val="clear"/>
+            <w:tcMar>
+              <w:top w:type="dxa" w:w="40"/>
+              <w:left w:type="dxa" w:w="80"/>
+              <w:bottom w:type="dxa" w:w="40"/>
+              <w:right w:type="dxa" w:w="80"/>
+            </w:tcMar>
+            <w:vAlign w:val="center"/>
+          </w:tcPr>
+          <w:p>
+            <w:pPr>
+              <w:jc w:val="center"/>
+            </w:pPr>
+            <w:r>
+              <w:rPr>
+                <w:rFonts w:ascii="Arial" w:cs="Arial" w:eastAsia="Arial" w:hAnsi="Arial"/>
+                <w:b/>
+                <w:bCs/>
+                <w:color w:val="C9A227"/>
+                <w:sz w:val="13"/>
+                <w:szCs w:val="13"/>
+              </w:rPr>
+              <w:t xml:space="preserve">REST</w:t>
+            </w:r>
+          </w:p>
+        </w:tc>
+        <w:tc>
+          <w:tcPr>
+            <w:tcW w:type="dxa" w:w="5580"/>
+            <w:tcBorders>
+              <w:top w:val="none" w:color="FFFFFF" w:sz="0"/>
+              <w:left w:val="none" w:color="FFFFFF" w:sz="0"/>
+              <w:bottom w:val="none" w:color="FFFFFF" w:sz="0"/>
+              <w:right w:val="none" w:color="FFFFFF" w:sz="0"/>
+            </w:tcBorders>
+            <w:shd w:fill="F5E8C0" w:color="auto" w:val="clear"/>
+            <w:tcMar>
+              <w:top w:type="dxa" w:w="40"/>
+              <w:left w:type="dxa" w:w="80"/>
+              <w:bottom w:type="dxa" w:w="40"/>
+              <w:right w:type="dxa" w:w="80"/>
+            </w:tcMar>
+            <w:vAlign w:val="center"/>
+          </w:tcPr>
+          <w:p>
+            <w:pPr>
+              <w:jc w:val="left"/>
+            </w:pPr>
+            <w:r>
+              <w:rPr>
+                <w:rFonts w:ascii="Arial" w:cs="Arial" w:eastAsia="Arial" w:hAnsi="Arial"/>
+                <w:b/>
+                <w:bCs/>
+                <w:color w:val="C9A227"/>
+                <w:sz w:val="15"/>
+                <w:szCs w:val="15"/>
+              </w:rPr>
+              <w:t xml:space="preserve">COACHING CUE</w:t>
+            </w:r>
+          </w:p>
+        </w:tc>
+      </w:tr>
+      <w:tr>
+        <w:tc>
+          <w:tcPr>
+            <w:tcW w:type="dxa" w:w="2400"/>
+            <w:tcBorders>
+              <w:top w:val="none" w:color="FFFFFF" w:sz="0"/>
+              <w:left w:val="none" w:color="FFFFFF" w:sz="0"/>
+              <w:bottom w:val="none" w:color="FFFFFF" w:sz="0"/>
+              <w:right w:val="none" w:color="FFFFFF" w:sz="0"/>
+            </w:tcBorders>
+            <w:shd w:fill="FAF3E0" w:color="auto" w:val="clear"/>
             <w:tcMar>
               <w:top w:type="dxa" w:w="40"/>
               <w:left w:type="dxa" w:w="80"/>
@@ -11315,6 +12625,550 @@
                 <w:sz w:val="18"/>
                 <w:szCs w:val="18"/>
               </w:rPr>
+              <w:t xml:space="preserve">Farmer Carry (DB, Both Hands — Light)</w:t>
+            </w:r>
+          </w:p>
+        </w:tc>
+        <w:tc>
+          <w:tcPr>
+            <w:tcW w:type="dxa" w:w="380"/>
+            <w:tcBorders>
+              <w:top w:val="none" w:color="FFFFFF" w:sz="0"/>
+              <w:left w:val="none" w:color="FFFFFF" w:sz="0"/>
+              <w:bottom w:val="none" w:color="FFFFFF" w:sz="0"/>
+              <w:right w:val="none" w:color="FFFFFF" w:sz="0"/>
+            </w:tcBorders>
+            <w:shd w:fill="FAF3E0" w:color="auto" w:val="clear"/>
+            <w:tcMar>
+              <w:top w:type="dxa" w:w="40"/>
+              <w:left w:type="dxa" w:w="80"/>
+              <w:bottom w:type="dxa" w:w="40"/>
+              <w:right w:type="dxa" w:w="80"/>
+            </w:tcMar>
+            <w:vAlign w:val="center"/>
+          </w:tcPr>
+          <w:p>
+            <w:pPr>
+              <w:jc w:val="center"/>
+            </w:pPr>
+            <w:r>
+              <w:rPr>
+                <w:rFonts w:ascii="Arial" w:cs="Arial" w:eastAsia="Arial" w:hAnsi="Arial"/>
+                <w:color w:val="6B6B6B"/>
+                <w:sz w:val="15"/>
+                <w:szCs w:val="15"/>
+              </w:rPr>
+              <w:t xml:space="preserve">2</w:t>
+            </w:r>
+          </w:p>
+        </w:tc>
+        <w:tc>
+          <w:tcPr>
+            <w:tcW w:type="dxa" w:w="420"/>
+            <w:tcBorders>
+              <w:top w:val="none" w:color="FFFFFF" w:sz="0"/>
+              <w:left w:val="none" w:color="FFFFFF" w:sz="0"/>
+              <w:bottom w:val="none" w:color="FFFFFF" w:sz="0"/>
+              <w:right w:val="none" w:color="FFFFFF" w:sz="0"/>
+            </w:tcBorders>
+            <w:shd w:fill="FAF3E0" w:color="auto" w:val="clear"/>
+            <w:tcMar>
+              <w:top w:type="dxa" w:w="40"/>
+              <w:left w:type="dxa" w:w="80"/>
+              <w:bottom w:type="dxa" w:w="40"/>
+              <w:right w:type="dxa" w:w="80"/>
+            </w:tcMar>
+            <w:vAlign w:val="center"/>
+          </w:tcPr>
+          <w:p>
+            <w:pPr>
+              <w:jc w:val="center"/>
+            </w:pPr>
+            <w:r>
+              <w:rPr>
+                <w:rFonts w:ascii="Arial" w:cs="Arial" w:eastAsia="Arial" w:hAnsi="Arial"/>
+                <w:color w:val="6B6B6B"/>
+                <w:sz w:val="15"/>
+                <w:szCs w:val="15"/>
+              </w:rPr>
+              <w:t xml:space="preserve">25–30 yds</w:t>
+            </w:r>
+          </w:p>
+        </w:tc>
+        <w:tc>
+          <w:tcPr>
+            <w:tcW w:type="dxa" w:w="680"/>
+            <w:tcBorders>
+              <w:top w:val="none" w:color="FFFFFF" w:sz="0"/>
+              <w:left w:val="none" w:color="FFFFFF" w:sz="0"/>
+              <w:bottom w:val="none" w:color="FFFFFF" w:sz="0"/>
+              <w:right w:val="none" w:color="FFFFFF" w:sz="0"/>
+            </w:tcBorders>
+            <w:shd w:fill="FAF3E0" w:color="auto" w:val="clear"/>
+            <w:tcMar>
+              <w:top w:type="dxa" w:w="40"/>
+              <w:left w:type="dxa" w:w="80"/>
+              <w:bottom w:type="dxa" w:w="40"/>
+              <w:right w:type="dxa" w:w="80"/>
+            </w:tcMar>
+            <w:vAlign w:val="center"/>
+          </w:tcPr>
+          <w:p>
+            <w:pPr>
+              <w:jc w:val="center"/>
+            </w:pPr>
+            <w:r>
+              <w:rPr>
+                <w:rFonts w:ascii="Arial" w:cs="Arial" w:eastAsia="Arial" w:hAnsi="Arial"/>
+                <w:color w:val="6B6B6B"/>
+                <w:sz w:val="15"/>
+                <w:szCs w:val="15"/>
+              </w:rPr>
+              <w:t xml:space="preserve">15–20 lbs/hand</w:t>
+            </w:r>
+          </w:p>
+        </w:tc>
+        <w:tc>
+          <w:tcPr>
+            <w:tcW w:type="dxa" w:w="540"/>
+            <w:tcBorders>
+              <w:top w:val="none" w:color="FFFFFF" w:sz="0"/>
+              <w:left w:val="none" w:color="FFFFFF" w:sz="0"/>
+              <w:bottom w:val="none" w:color="FFFFFF" w:sz="0"/>
+              <w:right w:val="none" w:color="FFFFFF" w:sz="0"/>
+            </w:tcBorders>
+            <w:shd w:fill="FAF3E0" w:color="auto" w:val="clear"/>
+            <w:tcMar>
+              <w:top w:type="dxa" w:w="40"/>
+              <w:left w:type="dxa" w:w="80"/>
+              <w:bottom w:type="dxa" w:w="40"/>
+              <w:right w:type="dxa" w:w="80"/>
+            </w:tcMar>
+            <w:vAlign w:val="center"/>
+          </w:tcPr>
+          <w:p>
+            <w:pPr>
+              <w:jc w:val="center"/>
+            </w:pPr>
+            <w:r>
+              <w:rPr>
+                <w:rFonts w:ascii="Arial" w:cs="Arial" w:eastAsia="Arial" w:hAnsi="Arial"/>
+                <w:color w:val="6B6B6B"/>
+                <w:sz w:val="15"/>
+                <w:szCs w:val="15"/>
+              </w:rPr>
+              <w:t xml:space="preserve">Controlled</w:t>
+            </w:r>
+          </w:p>
+        </w:tc>
+        <w:tc>
+          <w:tcPr>
+            <w:tcW w:type="dxa" w:w="440"/>
+            <w:tcBorders>
+              <w:top w:val="none" w:color="FFFFFF" w:sz="0"/>
+              <w:left w:val="none" w:color="FFFFFF" w:sz="0"/>
+              <w:bottom w:val="none" w:color="FFFFFF" w:sz="0"/>
+              <w:right w:val="none" w:color="FFFFFF" w:sz="0"/>
+            </w:tcBorders>
+            <w:shd w:fill="FAF3E0" w:color="auto" w:val="clear"/>
+            <w:tcMar>
+              <w:top w:type="dxa" w:w="40"/>
+              <w:left w:type="dxa" w:w="80"/>
+              <w:bottom w:type="dxa" w:w="40"/>
+              <w:right w:type="dxa" w:w="80"/>
+            </w:tcMar>
+            <w:vAlign w:val="center"/>
+          </w:tcPr>
+          <w:p>
+            <w:pPr>
+              <w:jc w:val="center"/>
+            </w:pPr>
+            <w:r>
+              <w:rPr>
+                <w:rFonts w:ascii="Arial" w:cs="Arial" w:eastAsia="Arial" w:hAnsi="Arial"/>
+                <w:color w:val="6B6B6B"/>
+                <w:sz w:val="15"/>
+                <w:szCs w:val="15"/>
+              </w:rPr>
+              <w:t xml:space="preserve">60s</w:t>
+            </w:r>
+          </w:p>
+        </w:tc>
+        <w:tc>
+          <w:tcPr>
+            <w:tcW w:type="dxa" w:w="5580"/>
+            <w:tcBorders>
+              <w:top w:val="none" w:color="FFFFFF" w:sz="0"/>
+              <w:left w:val="none" w:color="FFFFFF" w:sz="0"/>
+              <w:bottom w:val="none" w:color="FFFFFF" w:sz="0"/>
+              <w:right w:val="none" w:color="FFFFFF" w:sz="0"/>
+            </w:tcBorders>
+            <w:shd w:fill="FAF3E0" w:color="auto" w:val="clear"/>
+            <w:tcMar>
+              <w:top w:type="dxa" w:w="40"/>
+              <w:left w:type="dxa" w:w="80"/>
+              <w:bottom w:type="dxa" w:w="40"/>
+              <w:right w:type="dxa" w:w="80"/>
+            </w:tcMar>
+            <w:vAlign w:val="center"/>
+          </w:tcPr>
+          <w:p>
+            <w:r>
+              <w:rPr>
+                <w:rFonts w:ascii="Arial" w:cs="Arial" w:eastAsia="Arial" w:hAnsi="Arial"/>
+                <w:color w:val="6B6B6B"/>
+                <w:sz w:val="17"/>
+                <w:szCs w:val="17"/>
+              </w:rPr>
+              <w:t xml:space="preserve">Hinge to pick up clean. Shoulders packed, chest tall, carry evenly.</w:t>
+            </w:r>
+          </w:p>
+        </w:tc>
+      </w:tr>
+    </w:tbl>
+    <w:p>
+      <w:pPr>
+        <w:spacing w:after="100"/>
+      </w:pPr>
+    </w:p>
+    <w:p>
+      <w:pPr>
+        <w:spacing w:after="60" w:before="120"/>
+      </w:pPr>
+      <w:r>
+        <w:rPr>
+          <w:rFonts w:ascii="Arial" w:cs="Arial" w:eastAsia="Arial" w:hAnsi="Arial"/>
+          <w:b/>
+          <w:bCs/>
+          <w:color w:val="C9A227"/>
+          <w:sz w:val="17"/>
+          <w:szCs w:val="17"/>
+        </w:rPr>
+        <w:t xml:space="preserve">G — CONDITIONING CLOSE</w:t>
+      </w:r>
+    </w:p>
+    <w:p>
+      <w:pPr>
+        <w:spacing w:after="80"/>
+      </w:pPr>
+      <w:r>
+        <w:rPr>
+          <w:rFonts w:ascii="Arial" w:cs="Arial" w:eastAsia="Arial" w:hAnsi="Arial"/>
+          <w:b/>
+          <w:bCs/>
+          <w:color w:val="C9A227"/>
+          <w:sz w:val="17"/>
+          <w:szCs w:val="17"/>
+        </w:rPr>
+        <w:t xml:space="preserve">Why:  </w:t>
+      </w:r>
+      <w:r>
+        <w:rPr>
+          <w:rFonts w:ascii="Arial" w:cs="Arial" w:eastAsia="Arial" w:hAnsi="Arial"/>
+          <w:color w:val="2C2C2C"/>
+          <w:sz w:val="17"/>
+          <w:szCs w:val="17"/>
+        </w:rPr>
+        <w:t xml:space="preserve">A brief steady-state close, same dose and role as Day A's bike/rower block.</w:t>
+      </w:r>
+    </w:p>
+    <w:tbl>
+      <w:tblPr>
+        <w:tblW w:type="dxa" w:w="10440"/>
+        <w:tblBorders>
+          <w:top w:val="none" w:color="FFFFFF" w:sz="0"/>
+          <w:left w:val="none" w:color="FFFFFF" w:sz="0"/>
+          <w:bottom w:val="none" w:color="FFFFFF" w:sz="0"/>
+          <w:right w:val="none" w:color="FFFFFF" w:sz="0"/>
+          <w:insideH w:val="single" w:color="auto" w:sz="4"/>
+          <w:insideV w:val="single" w:color="auto" w:sz="4"/>
+        </w:tblBorders>
+      </w:tblPr>
+      <w:tblGrid>
+        <w:gridCol w:w="2400"/>
+        <w:gridCol w:w="380"/>
+        <w:gridCol w:w="420"/>
+        <w:gridCol w:w="680"/>
+        <w:gridCol w:w="540"/>
+        <w:gridCol w:w="440"/>
+        <w:gridCol w:w="5580"/>
+      </w:tblGrid>
+      <w:tr>
+        <w:tc>
+          <w:tcPr>
+            <w:tcW w:type="dxa" w:w="2400"/>
+            <w:tcBorders>
+              <w:top w:val="none" w:color="FFFFFF" w:sz="0"/>
+              <w:left w:val="none" w:color="FFFFFF" w:sz="0"/>
+              <w:bottom w:val="none" w:color="FFFFFF" w:sz="0"/>
+              <w:right w:val="none" w:color="FFFFFF" w:sz="0"/>
+            </w:tcBorders>
+            <w:shd w:fill="F5E8C0" w:color="auto" w:val="clear"/>
+            <w:tcMar>
+              <w:top w:type="dxa" w:w="40"/>
+              <w:left w:type="dxa" w:w="80"/>
+              <w:bottom w:type="dxa" w:w="40"/>
+              <w:right w:type="dxa" w:w="80"/>
+            </w:tcMar>
+            <w:vAlign w:val="center"/>
+          </w:tcPr>
+          <w:p>
+            <w:pPr>
+              <w:jc w:val="left"/>
+            </w:pPr>
+            <w:r>
+              <w:rPr>
+                <w:rFonts w:ascii="Arial" w:cs="Arial" w:eastAsia="Arial" w:hAnsi="Arial"/>
+                <w:b/>
+                <w:bCs/>
+                <w:color w:val="C9A227"/>
+                <w:sz w:val="15"/>
+                <w:szCs w:val="15"/>
+              </w:rPr>
+              <w:t xml:space="preserve">EXERCISE</w:t>
+            </w:r>
+          </w:p>
+        </w:tc>
+        <w:tc>
+          <w:tcPr>
+            <w:tcW w:type="dxa" w:w="380"/>
+            <w:tcBorders>
+              <w:top w:val="none" w:color="FFFFFF" w:sz="0"/>
+              <w:left w:val="none" w:color="FFFFFF" w:sz="0"/>
+              <w:bottom w:val="none" w:color="FFFFFF" w:sz="0"/>
+              <w:right w:val="none" w:color="FFFFFF" w:sz="0"/>
+            </w:tcBorders>
+            <w:shd w:fill="F5E8C0" w:color="auto" w:val="clear"/>
+            <w:tcMar>
+              <w:top w:type="dxa" w:w="40"/>
+              <w:left w:type="dxa" w:w="80"/>
+              <w:bottom w:type="dxa" w:w="40"/>
+              <w:right w:type="dxa" w:w="80"/>
+            </w:tcMar>
+            <w:vAlign w:val="center"/>
+          </w:tcPr>
+          <w:p>
+            <w:pPr>
+              <w:jc w:val="center"/>
+            </w:pPr>
+            <w:r>
+              <w:rPr>
+                <w:rFonts w:ascii="Arial" w:cs="Arial" w:eastAsia="Arial" w:hAnsi="Arial"/>
+                <w:b/>
+                <w:bCs/>
+                <w:color w:val="C9A227"/>
+                <w:sz w:val="13"/>
+                <w:szCs w:val="13"/>
+              </w:rPr>
+              <w:t xml:space="preserve">SETS</w:t>
+            </w:r>
+          </w:p>
+        </w:tc>
+        <w:tc>
+          <w:tcPr>
+            <w:tcW w:type="dxa" w:w="420"/>
+            <w:tcBorders>
+              <w:top w:val="none" w:color="FFFFFF" w:sz="0"/>
+              <w:left w:val="none" w:color="FFFFFF" w:sz="0"/>
+              <w:bottom w:val="none" w:color="FFFFFF" w:sz="0"/>
+              <w:right w:val="none" w:color="FFFFFF" w:sz="0"/>
+            </w:tcBorders>
+            <w:shd w:fill="F5E8C0" w:color="auto" w:val="clear"/>
+            <w:tcMar>
+              <w:top w:type="dxa" w:w="40"/>
+              <w:left w:type="dxa" w:w="80"/>
+              <w:bottom w:type="dxa" w:w="40"/>
+              <w:right w:type="dxa" w:w="80"/>
+            </w:tcMar>
+            <w:vAlign w:val="center"/>
+          </w:tcPr>
+          <w:p>
+            <w:pPr>
+              <w:jc w:val="center"/>
+            </w:pPr>
+            <w:r>
+              <w:rPr>
+                <w:rFonts w:ascii="Arial" w:cs="Arial" w:eastAsia="Arial" w:hAnsi="Arial"/>
+                <w:b/>
+                <w:bCs/>
+                <w:color w:val="C9A227"/>
+                <w:sz w:val="13"/>
+                <w:szCs w:val="13"/>
+              </w:rPr>
+              <w:t xml:space="preserve">REPS</w:t>
+            </w:r>
+          </w:p>
+        </w:tc>
+        <w:tc>
+          <w:tcPr>
+            <w:tcW w:type="dxa" w:w="680"/>
+            <w:tcBorders>
+              <w:top w:val="none" w:color="FFFFFF" w:sz="0"/>
+              <w:left w:val="none" w:color="FFFFFF" w:sz="0"/>
+              <w:bottom w:val="none" w:color="FFFFFF" w:sz="0"/>
+              <w:right w:val="none" w:color="FFFFFF" w:sz="0"/>
+            </w:tcBorders>
+            <w:shd w:fill="F5E8C0" w:color="auto" w:val="clear"/>
+            <w:tcMar>
+              <w:top w:type="dxa" w:w="40"/>
+              <w:left w:type="dxa" w:w="80"/>
+              <w:bottom w:type="dxa" w:w="40"/>
+              <w:right w:type="dxa" w:w="80"/>
+            </w:tcMar>
+            <w:vAlign w:val="center"/>
+          </w:tcPr>
+          <w:p>
+            <w:pPr>
+              <w:jc w:val="center"/>
+            </w:pPr>
+            <w:r>
+              <w:rPr>
+                <w:rFonts w:ascii="Arial" w:cs="Arial" w:eastAsia="Arial" w:hAnsi="Arial"/>
+                <w:b/>
+                <w:bCs/>
+                <w:color w:val="C9A227"/>
+                <w:sz w:val="13"/>
+                <w:szCs w:val="13"/>
+              </w:rPr>
+              <w:t xml:space="preserve">LOAD</w:t>
+            </w:r>
+          </w:p>
+        </w:tc>
+        <w:tc>
+          <w:tcPr>
+            <w:tcW w:type="dxa" w:w="540"/>
+            <w:tcBorders>
+              <w:top w:val="none" w:color="FFFFFF" w:sz="0"/>
+              <w:left w:val="none" w:color="FFFFFF" w:sz="0"/>
+              <w:bottom w:val="none" w:color="FFFFFF" w:sz="0"/>
+              <w:right w:val="none" w:color="FFFFFF" w:sz="0"/>
+            </w:tcBorders>
+            <w:shd w:fill="F5E8C0" w:color="auto" w:val="clear"/>
+            <w:tcMar>
+              <w:top w:type="dxa" w:w="40"/>
+              <w:left w:type="dxa" w:w="80"/>
+              <w:bottom w:type="dxa" w:w="40"/>
+              <w:right w:type="dxa" w:w="80"/>
+            </w:tcMar>
+            <w:vAlign w:val="center"/>
+          </w:tcPr>
+          <w:p>
+            <w:pPr>
+              <w:jc w:val="center"/>
+            </w:pPr>
+            <w:r>
+              <w:rPr>
+                <w:rFonts w:ascii="Arial" w:cs="Arial" w:eastAsia="Arial" w:hAnsi="Arial"/>
+                <w:b/>
+                <w:bCs/>
+                <w:color w:val="C9A227"/>
+                <w:sz w:val="13"/>
+                <w:szCs w:val="13"/>
+              </w:rPr>
+              <w:t xml:space="preserve">TEMPO</w:t>
+            </w:r>
+          </w:p>
+        </w:tc>
+        <w:tc>
+          <w:tcPr>
+            <w:tcW w:type="dxa" w:w="440"/>
+            <w:tcBorders>
+              <w:top w:val="none" w:color="FFFFFF" w:sz="0"/>
+              <w:left w:val="none" w:color="FFFFFF" w:sz="0"/>
+              <w:bottom w:val="none" w:color="FFFFFF" w:sz="0"/>
+              <w:right w:val="none" w:color="FFFFFF" w:sz="0"/>
+            </w:tcBorders>
+            <w:shd w:fill="F5E8C0" w:color="auto" w:val="clear"/>
+            <w:tcMar>
+              <w:top w:type="dxa" w:w="40"/>
+              <w:left w:type="dxa" w:w="80"/>
+              <w:bottom w:type="dxa" w:w="40"/>
+              <w:right w:type="dxa" w:w="80"/>
+            </w:tcMar>
+            <w:vAlign w:val="center"/>
+          </w:tcPr>
+          <w:p>
+            <w:pPr>
+              <w:jc w:val="center"/>
+            </w:pPr>
+            <w:r>
+              <w:rPr>
+                <w:rFonts w:ascii="Arial" w:cs="Arial" w:eastAsia="Arial" w:hAnsi="Arial"/>
+                <w:b/>
+                <w:bCs/>
+                <w:color w:val="C9A227"/>
+                <w:sz w:val="13"/>
+                <w:szCs w:val="13"/>
+              </w:rPr>
+              <w:t xml:space="preserve">REST</w:t>
+            </w:r>
+          </w:p>
+        </w:tc>
+        <w:tc>
+          <w:tcPr>
+            <w:tcW w:type="dxa" w:w="5580"/>
+            <w:tcBorders>
+              <w:top w:val="none" w:color="FFFFFF" w:sz="0"/>
+              <w:left w:val="none" w:color="FFFFFF" w:sz="0"/>
+              <w:bottom w:val="none" w:color="FFFFFF" w:sz="0"/>
+              <w:right w:val="none" w:color="FFFFFF" w:sz="0"/>
+            </w:tcBorders>
+            <w:shd w:fill="F5E8C0" w:color="auto" w:val="clear"/>
+            <w:tcMar>
+              <w:top w:type="dxa" w:w="40"/>
+              <w:left w:type="dxa" w:w="80"/>
+              <w:bottom w:type="dxa" w:w="40"/>
+              <w:right w:type="dxa" w:w="80"/>
+            </w:tcMar>
+            <w:vAlign w:val="center"/>
+          </w:tcPr>
+          <w:p>
+            <w:pPr>
+              <w:jc w:val="left"/>
+            </w:pPr>
+            <w:r>
+              <w:rPr>
+                <w:rFonts w:ascii="Arial" w:cs="Arial" w:eastAsia="Arial" w:hAnsi="Arial"/>
+                <w:b/>
+                <w:bCs/>
+                <w:color w:val="C9A227"/>
+                <w:sz w:val="15"/>
+                <w:szCs w:val="15"/>
+              </w:rPr>
+              <w:t xml:space="preserve">COACHING CUE</w:t>
+            </w:r>
+          </w:p>
+        </w:tc>
+      </w:tr>
+      <w:tr>
+        <w:tc>
+          <w:tcPr>
+            <w:tcW w:type="dxa" w:w="2400"/>
+            <w:tcBorders>
+              <w:top w:val="none" w:color="FFFFFF" w:sz="0"/>
+              <w:left w:val="none" w:color="FFFFFF" w:sz="0"/>
+              <w:bottom w:val="none" w:color="FFFFFF" w:sz="0"/>
+              <w:right w:val="none" w:color="FFFFFF" w:sz="0"/>
+            </w:tcBorders>
+            <w:shd w:fill="FAF3E0" w:color="auto" w:val="clear"/>
+            <w:tcMar>
+              <w:top w:type="dxa" w:w="40"/>
+              <w:left w:type="dxa" w:w="80"/>
+              <w:bottom w:type="dxa" w:w="40"/>
+              <w:right w:type="dxa" w:w="80"/>
+            </w:tcMar>
+            <w:vAlign w:val="center"/>
+          </w:tcPr>
+          <w:p>
+            <w:r>
+              <w:rPr>
+                <w:rFonts w:ascii="Arial" w:cs="Arial" w:eastAsia="Arial" w:hAnsi="Arial"/>
+                <w:b/>
+                <w:bCs/>
+                <w:color w:val="2C2C2C"/>
+                <w:sz w:val="18"/>
+                <w:szCs w:val="18"/>
+              </w:rPr>
               <w:t xml:space="preserve">Rowing Machine or Bike — Zone 2</w:t>
             </w:r>
           </w:p>
@@ -11328,7 +13182,7 @@
               <w:bottom w:val="none" w:color="FFFFFF" w:sz="0"/>
               <w:right w:val="none" w:color="FFFFFF" w:sz="0"/>
             </w:tcBorders>
-            <w:shd w:fill="F1F8F2" w:color="auto" w:val="clear"/>
+            <w:shd w:fill="FAF3E0" w:color="auto" w:val="clear"/>
             <w:tcMar>
               <w:top w:type="dxa" w:w="40"/>
               <w:left w:type="dxa" w:w="80"/>
@@ -11361,7 +13215,7 @@
               <w:bottom w:val="none" w:color="FFFFFF" w:sz="0"/>
               <w:right w:val="none" w:color="FFFFFF" w:sz="0"/>
             </w:tcBorders>
-            <w:shd w:fill="F1F8F2" w:color="auto" w:val="clear"/>
+            <w:shd w:fill="FAF3E0" w:color="auto" w:val="clear"/>
             <w:tcMar>
               <w:top w:type="dxa" w:w="40"/>
               <w:left w:type="dxa" w:w="80"/>
@@ -11394,7 +13248,7 @@
               <w:bottom w:val="none" w:color="FFFFFF" w:sz="0"/>
               <w:right w:val="none" w:color="FFFFFF" w:sz="0"/>
             </w:tcBorders>
-            <w:shd w:fill="F1F8F2" w:color="auto" w:val="clear"/>
+            <w:shd w:fill="FAF3E0" w:color="auto" w:val="clear"/>
             <w:tcMar>
               <w:top w:type="dxa" w:w="40"/>
               <w:left w:type="dxa" w:w="80"/>
@@ -11427,7 +13281,7 @@
               <w:bottom w:val="none" w:color="FFFFFF" w:sz="0"/>
               <w:right w:val="none" w:color="FFFFFF" w:sz="0"/>
             </w:tcBorders>
-            <w:shd w:fill="F1F8F2" w:color="auto" w:val="clear"/>
+            <w:shd w:fill="FAF3E0" w:color="auto" w:val="clear"/>
             <w:tcMar>
               <w:top w:type="dxa" w:w="40"/>
               <w:left w:type="dxa" w:w="80"/>
@@ -11460,7 +13314,7 @@
               <w:bottom w:val="none" w:color="FFFFFF" w:sz="0"/>
               <w:right w:val="none" w:color="FFFFFF" w:sz="0"/>
             </w:tcBorders>
-            <w:shd w:fill="F1F8F2" w:color="auto" w:val="clear"/>
+            <w:shd w:fill="FAF3E0" w:color="auto" w:val="clear"/>
             <w:tcMar>
               <w:top w:type="dxa" w:w="40"/>
               <w:left w:type="dxa" w:w="80"/>
@@ -11493,7 +13347,7 @@
               <w:bottom w:val="none" w:color="FFFFFF" w:sz="0"/>
               <w:right w:val="none" w:color="FFFFFF" w:sz="0"/>
             </w:tcBorders>
-            <w:shd w:fill="F1F8F2" w:color="auto" w:val="clear"/>
+            <w:shd w:fill="FAF3E0" w:color="auto" w:val="clear"/>
             <w:tcMar>
               <w:top w:type="dxa" w:w="40"/>
               <w:left w:type="dxa" w:w="80"/>
@@ -12618,7 +14472,7 @@
           <w:sz w:val="17"/>
           <w:szCs w:val="17"/>
         </w:rPr>
-        <w:t xml:space="preserve">All tested lifts progressed on schedule: Hex DL 60 lbs, Back Squat 60 lbs, Hip Thrust 80 lbs, OHP 12.5 lbs/hand, Incline Press 17.5 lbs/hand, Single-Leg RDL 17.5 lbs/hand. Push-up: 6-8 full floor reps. Plank: 1:30-1:45.</w:t>
+        <w:t xml:space="preserve">All tested lifts progressed on schedule: Hex DL 60 lbs, Back Squat 60 lbs, Hip Thrust 80 lbs, OHP 12.5 lbs/hand, Incline Press 17.5 lbs/hand, Single-Leg RDL 17.5 lbs/hand. Push-up: 6-8 full floor reps. Plank: 1:30-1:45. Week 4 closes with the strength check (the standing 4-week reassessment) — the natural window for the planned recovery week that follows it (see the recovery-week note above).</w:t>
       </w:r>
     </w:p>
     <w:p>
@@ -12643,7 +14497,7 @@
           <w:sz w:val="17"/>
           <w:szCs w:val="17"/>
         </w:rPr>
-        <w:t xml:space="preserve">Re-test the full 10-pattern battery and establish new 1RM/working-baseline numbers via epley1RM()/workingLoad(). Introduce assisted pull-up testing (bonus 11th pattern) if pulling strength supports it. Reassess whether DB Split Squat or a true barbell/loaded lunge better fills the lunge-pattern slot going forward.</w:t>
+        <w:t xml:space="preserve">Re-test the full 10-pattern battery and set new working baselines from the updated numbers. Introduce assisted pull-up testing (bonus 11th pattern) if pulling strength supports it. Reassess whether DB Split Squat or a true barbell/loaded lunge better fills the lunge-pattern role going forward.</w:t>
       </w:r>
     </w:p>
     <w:p>
@@ -12668,7 +14522,7 @@
           <w:sz w:val="17"/>
           <w:szCs w:val="17"/>
         </w:rPr>
-        <w:t xml:space="preserve">Styku rescan recommended at 8 weeks — ALST Index (currently 5.52, close to the At-Risk boundary) is the top metric to watch; also track BMI (currently 18.6, only 0.1 above the Underweight cutoff — watch it doesn't drop further as training volume increases), Shape Score (currently 85, Excellent — maintain), and the leg segmental LST gap (currently 0.5 lbs, roughly 3-4% of the total reading — track the percentage change at rescan, not just the raw lb figure, and reassess whether left-led unilateral programming is still the right call once updated numbers are in).</w:t>
+        <w:t xml:space="preserve">Strength runs on the standing 4-week reassessment cadence (Week 4 check, Week 8 full re-test); the Styku body-composition rescan books separately at 8 weeks — ALST Index (currently 5.52, close to the At-Risk boundary) is the top metric to watch; also track BMI (currently 18.6, only 0.1 above the Underweight cutoff — watch it doesn't drop further as training volume increases), Shape Score (currently 85, Excellent — maintain), and the leg segmental LST gap (currently 0.5 lbs, roughly 3-4% of the total reading — track the percentage change at rescan, not just the raw lb figure, and reassess whether left-led unilateral programming is still the right call once updated numbers are in).</w:t>
       </w:r>
     </w:p>
     <w:p>

--- a/clients/nicolette_scott/Nicolette_Scott_2Day_Training_Plan.docx
+++ b/clients/nicolette_scott/Nicolette_Scott_2Day_Training_Plan.docx
@@ -10550,7 +10550,7 @@
           <w:sz w:val="17"/>
           <w:szCs w:val="17"/>
         </w:rPr>
-        <w:t xml:space="preserve">The day's second compound pattern — pulling, rotating off the squat and lunge work above. Row was not part of the tested 10-pattern battery — today's working loads become the new 8-week baseline for both rows, tracked the same as every tested lift. No side-lead is applied to Single-Arm Row — the arm-to-arm difference here is minor. If the row needs a variation: a chest-supported DB row (torso fully supported) or a single-arm Kieser row covers the same pattern; today's rows stay the lifts we track.</w:t>
+        <w:t xml:space="preserve">The day's second compound pattern — pulling, rotating off the squat and lunge work above, with the push press breaking up the two rows so the pulling muscles get a breather mid-block. Row was not part of the tested 10-pattern battery — today's working loads become the new 8-week baseline for both rows, tracked the same as every tested lift. No side-lead is applied to Single-Arm Row — the arm-to-arm difference here is minor. If the row needs a variation: a chest-supported DB row (torso fully supported) or a single-arm Kieser row covers the same pattern; today's rows stay the lifts we track.</w:t>
       </w:r>
     </w:p>
     <w:tbl>
@@ -11079,7 +11079,7 @@
                 <w:sz w:val="18"/>
                 <w:szCs w:val="18"/>
               </w:rPr>
-              <w:t xml:space="preserve">Bent-Over DB Row (Both Arms)</w:t>
+              <w:t xml:space="preserve">Standing DB Push Press</w:t>
             </w:r>
           </w:p>
         </w:tc>
@@ -11145,7 +11145,7 @@
                 <w:sz w:val="15"/>
                 <w:szCs w:val="15"/>
               </w:rPr>
-              <w:t xml:space="preserve">10</w:t>
+              <w:t xml:space="preserve">8</w:t>
             </w:r>
           </w:p>
         </w:tc>
@@ -11178,7 +11178,7 @@
                 <w:sz w:val="15"/>
                 <w:szCs w:val="15"/>
               </w:rPr>
-              <w:t xml:space="preserve">Wk1: 12.5 lbs/hand → Wk4: 17.5 lbs/hand</w:t>
+              <w:t xml:space="preserve">Wk1: 10 lbs/hand → Wk4: 12.5 lbs/hand</w:t>
             </w:r>
           </w:p>
         </w:tc>
@@ -11211,7 +11211,7 @@
                 <w:sz w:val="15"/>
                 <w:szCs w:val="15"/>
               </w:rPr>
-              <w:t xml:space="preserve">2-1-2</w:t>
+              <w:t xml:space="preserve">2-1-1</w:t>
             </w:r>
           </w:p>
         </w:tc>
@@ -11274,7 +11274,7 @@
                 <w:sz w:val="17"/>
                 <w:szCs w:val="17"/>
               </w:rPr>
-              <w:t xml:space="preserve">Hip hinge, flat back, pull both DBs to lower ribs.</w:t>
+              <w:t xml:space="preserve">Slight knee dip, drive up and press overhead in one motion.</w:t>
             </w:r>
           </w:p>
         </w:tc>
@@ -11308,7 +11308,7 @@
                 <w:sz w:val="18"/>
                 <w:szCs w:val="18"/>
               </w:rPr>
-              <w:t xml:space="preserve">Standing DB Push Press</w:t>
+              <w:t xml:space="preserve">Bent-Over DB Row (Both Arms)</w:t>
             </w:r>
           </w:p>
         </w:tc>
@@ -11374,7 +11374,7 @@
                 <w:sz w:val="15"/>
                 <w:szCs w:val="15"/>
               </w:rPr>
-              <w:t xml:space="preserve">8</w:t>
+              <w:t xml:space="preserve">10</w:t>
             </w:r>
           </w:p>
         </w:tc>
@@ -11407,7 +11407,7 @@
                 <w:sz w:val="15"/>
                 <w:szCs w:val="15"/>
               </w:rPr>
-              <w:t xml:space="preserve">Wk1: 10 lbs/hand → Wk4: 12.5 lbs/hand</w:t>
+              <w:t xml:space="preserve">Wk1: 12.5 lbs/hand → Wk4: 17.5 lbs/hand</w:t>
             </w:r>
           </w:p>
         </w:tc>
@@ -11440,7 +11440,7 @@
                 <w:sz w:val="15"/>
                 <w:szCs w:val="15"/>
               </w:rPr>
-              <w:t xml:space="preserve">2-1-1</w:t>
+              <w:t xml:space="preserve">2-1-2</w:t>
             </w:r>
           </w:p>
         </w:tc>
@@ -11503,7 +11503,7 @@
                 <w:sz w:val="17"/>
                 <w:szCs w:val="17"/>
               </w:rPr>
-              <w:t xml:space="preserve">Slight knee dip, drive up and press overhead in one motion.</w:t>
+              <w:t xml:space="preserve">Hip hinge, flat back, pull both DBs to lower ribs.</w:t>
             </w:r>
           </w:p>
         </w:tc>

--- a/clients/nicolette_scott/Nicolette_Scott_2Day_Training_Plan.docx
+++ b/clients/nicolette_scott/Nicolette_Scott_2Day_Training_Plan.docx
@@ -2757,7 +2757,7 @@
           <w:sz w:val="17"/>
           <w:szCs w:val="17"/>
         </w:rPr>
-        <w:t xml:space="preserve">~21g per meal minimum (leucine threshold), distributed across 4+ meals/day.</w:t>
+        <w:t xml:space="preserve">~16g per meal (≈0.3 g/kg), across 4 meals spaced 3–4 hours apart.</w:t>
       </w:r>
     </w:p>
     <w:p>

--- a/clients/nicolette_scott/Nicolette_Scott_2Day_Training_Plan.docx
+++ b/clients/nicolette_scott/Nicolette_Scott_2Day_Training_Plan.docx
@@ -2757,7 +2757,7 @@
           <w:sz w:val="17"/>
           <w:szCs w:val="17"/>
         </w:rPr>
-        <w:t xml:space="preserve">~16g per meal (≈0.3 g/kg), across 4 meals spaced 3–4 hours apart.</w:t>
+        <w:t xml:space="preserve">~21g per meal (0.40 g/kg), across 4 meals spaced 3–4 hours apart.</w:t>
       </w:r>
     </w:p>
     <w:p>
